--- a/PersianExplenation.docx
+++ b/PersianExplenation.docx
@@ -631,8 +631,6 @@
               </w:rPr>
               <w:t>:</w:t>
             </w:r>
-            <w:bookmarkStart w:id="0" w:name="_GoBack"/>
-            <w:bookmarkEnd w:id="0"/>
           </w:p>
           <w:p>
             <w:pPr>
@@ -934,1078 +932,6 @@
                 <w:rFonts w:asciiTheme="minorHAnsi" w:hAnsiTheme="minorHAnsi" w:cstheme="minorHAnsi"/>
                 <w:sz w:val="10"/>
                 <w:szCs w:val="10"/>
-                <w:lang w:val="en-US"/>
-              </w:rPr>
-            </w:pPr>
-            <w:r>
-              <w:rPr>
-                <w:rFonts w:asciiTheme="minorHAnsi" w:hAnsiTheme="minorHAnsi" w:cstheme="minorHAnsi"/>
-                <w:sz w:val="10"/>
-                <w:szCs w:val="10"/>
-                <w:lang w:val="en-US"/>
-              </w:rPr>
-              <w:t>[</w:t>
-            </w:r>
-          </w:p>
-          <w:p>
-            <w:pPr>
-              <w:pStyle w:val="NormalWeb"/>
-              <w:spacing w:before="0" w:beforeAutospacing="0" w:after="0" w:afterAutospacing="0"/>
-              <w:rPr>
-                <w:rFonts w:asciiTheme="minorHAnsi" w:hAnsiTheme="minorHAnsi" w:cstheme="minorHAnsi"/>
-                <w:sz w:val="10"/>
-                <w:szCs w:val="10"/>
-                <w:lang w:val="en-US"/>
-              </w:rPr>
-            </w:pPr>
-            <w:r>
-              <w:rPr>
-                <w:rFonts w:asciiTheme="minorHAnsi" w:hAnsiTheme="minorHAnsi" w:cstheme="minorHAnsi"/>
-                <w:sz w:val="10"/>
-                <w:szCs w:val="10"/>
-                <w:lang w:val="en-US"/>
-              </w:rPr>
-              <w:t xml:space="preserve">  {"id":1,"name":"Mia","age":28,"city":"St. John's"},</w:t>
-            </w:r>
-          </w:p>
-          <w:p>
-            <w:pPr>
-              <w:pStyle w:val="NormalWeb"/>
-              <w:spacing w:before="0" w:beforeAutospacing="0" w:after="0" w:afterAutospacing="0"/>
-              <w:rPr>
-                <w:rFonts w:asciiTheme="minorHAnsi" w:hAnsiTheme="minorHAnsi" w:cstheme="minorHAnsi"/>
-                <w:sz w:val="10"/>
-                <w:szCs w:val="10"/>
-                <w:lang w:val="en-US"/>
-              </w:rPr>
-            </w:pPr>
-            <w:r>
-              <w:rPr>
-                <w:rFonts w:asciiTheme="minorHAnsi" w:hAnsiTheme="minorHAnsi" w:cstheme="minorHAnsi"/>
-                <w:sz w:val="10"/>
-                <w:szCs w:val="10"/>
-                <w:lang w:val="en-US"/>
-              </w:rPr>
-              <w:t xml:space="preserve">  {"id":2,"name":"Aaron","age":35,"city":"Toronto"},</w:t>
-            </w:r>
-          </w:p>
-          <w:p>
-            <w:pPr>
-              <w:pStyle w:val="NormalWeb"/>
-              <w:spacing w:before="0" w:beforeAutospacing="0" w:after="0" w:afterAutospacing="0"/>
-              <w:rPr>
-                <w:rFonts w:asciiTheme="minorHAnsi" w:hAnsiTheme="minorHAnsi" w:cstheme="minorHAnsi"/>
-                <w:sz w:val="10"/>
-                <w:szCs w:val="10"/>
-                <w:lang w:val="en-US"/>
-              </w:rPr>
-            </w:pPr>
-            <w:r>
-              <w:rPr>
-                <w:rFonts w:asciiTheme="minorHAnsi" w:hAnsiTheme="minorHAnsi" w:cstheme="minorHAnsi"/>
-                <w:sz w:val="10"/>
-                <w:szCs w:val="10"/>
-                <w:lang w:val="en-US"/>
-              </w:rPr>
-              <w:t xml:space="preserve">  {"id":3,"name":"Zane","age":29,"city":"St. John's"},</w:t>
-            </w:r>
-          </w:p>
-          <w:p>
-            <w:pPr>
-              <w:pStyle w:val="NormalWeb"/>
-              <w:spacing w:before="0" w:beforeAutospacing="0" w:after="0" w:afterAutospacing="0"/>
-              <w:rPr>
-                <w:rFonts w:asciiTheme="minorHAnsi" w:hAnsiTheme="minorHAnsi" w:cstheme="minorHAnsi"/>
-                <w:sz w:val="10"/>
-                <w:szCs w:val="10"/>
-                <w:lang w:val="en-US"/>
-              </w:rPr>
-            </w:pPr>
-            <w:r>
-              <w:rPr>
-                <w:rFonts w:asciiTheme="minorHAnsi" w:hAnsiTheme="minorHAnsi" w:cstheme="minorHAnsi"/>
-                <w:sz w:val="10"/>
-                <w:szCs w:val="10"/>
-                <w:lang w:val="en-US"/>
-              </w:rPr>
-              <w:t xml:space="preserve">  {"id":4,"name":"Fiona","age":30,"city":"Edmonton"},</w:t>
-            </w:r>
-          </w:p>
-          <w:p>
-            <w:pPr>
-              <w:pStyle w:val="NormalWeb"/>
-              <w:spacing w:before="0" w:beforeAutospacing="0" w:after="0" w:afterAutospacing="0"/>
-              <w:rPr>
-                <w:rFonts w:asciiTheme="minorHAnsi" w:hAnsiTheme="minorHAnsi" w:cstheme="minorHAnsi"/>
-                <w:sz w:val="10"/>
-                <w:szCs w:val="10"/>
-                <w:lang w:val="en-US"/>
-              </w:rPr>
-            </w:pPr>
-            <w:r>
-              <w:rPr>
-                <w:rFonts w:asciiTheme="minorHAnsi" w:hAnsiTheme="minorHAnsi" w:cstheme="minorHAnsi"/>
-                <w:sz w:val="10"/>
-                <w:szCs w:val="10"/>
-                <w:lang w:val="en-US"/>
-              </w:rPr>
-              <w:t xml:space="preserve">  {"id":5,"name":"Kyle","age":25,"city":"Saskatoon"},</w:t>
-            </w:r>
-          </w:p>
-          <w:p>
-            <w:pPr>
-              <w:pStyle w:val="NormalWeb"/>
-              <w:spacing w:before="0" w:beforeAutospacing="0" w:after="0" w:afterAutospacing="0"/>
-              <w:rPr>
-                <w:rFonts w:asciiTheme="minorHAnsi" w:hAnsiTheme="minorHAnsi" w:cstheme="minorHAnsi"/>
-                <w:sz w:val="10"/>
-                <w:szCs w:val="10"/>
-                <w:lang w:val="en-US"/>
-              </w:rPr>
-            </w:pPr>
-            <w:r>
-              <w:rPr>
-                <w:rFonts w:asciiTheme="minorHAnsi" w:hAnsiTheme="minorHAnsi" w:cstheme="minorHAnsi"/>
-                <w:sz w:val="10"/>
-                <w:szCs w:val="10"/>
-                <w:lang w:val="en-US"/>
-              </w:rPr>
-              <w:t xml:space="preserve">  {"id":6,"name":"Bella","age":22,"city":"Montreal"},</w:t>
-            </w:r>
-          </w:p>
-          <w:p>
-            <w:pPr>
-              <w:pStyle w:val="NormalWeb"/>
-              <w:spacing w:before="0" w:beforeAutospacing="0" w:after="0" w:afterAutospacing="0"/>
-              <w:rPr>
-                <w:rFonts w:asciiTheme="minorHAnsi" w:hAnsiTheme="minorHAnsi" w:cstheme="minorHAnsi"/>
-                <w:sz w:val="10"/>
-                <w:szCs w:val="10"/>
-                <w:lang w:val="en-US"/>
-              </w:rPr>
-            </w:pPr>
-            <w:r>
-              <w:rPr>
-                <w:rFonts w:asciiTheme="minorHAnsi" w:hAnsiTheme="minorHAnsi" w:cstheme="minorHAnsi"/>
-                <w:sz w:val="10"/>
-                <w:szCs w:val="10"/>
-                <w:lang w:val="en-US"/>
-              </w:rPr>
-              <w:t xml:space="preserve">  {"id":7,"name":"Diana","age":32,"city":"Calgary"},</w:t>
-            </w:r>
-          </w:p>
-          <w:p>
-            <w:pPr>
-              <w:pStyle w:val="NormalWeb"/>
-              <w:spacing w:before="0" w:beforeAutospacing="0" w:after="0" w:afterAutospacing="0"/>
-              <w:rPr>
-                <w:rFonts w:asciiTheme="minorHAnsi" w:hAnsiTheme="minorHAnsi" w:cstheme="minorHAnsi"/>
-                <w:sz w:val="10"/>
-                <w:szCs w:val="10"/>
-                <w:lang w:val="en-US"/>
-              </w:rPr>
-            </w:pPr>
-            <w:r>
-              <w:rPr>
-                <w:rFonts w:asciiTheme="minorHAnsi" w:hAnsiTheme="minorHAnsi" w:cstheme="minorHAnsi"/>
-                <w:sz w:val="10"/>
-                <w:szCs w:val="10"/>
-                <w:lang w:val="en-US"/>
-              </w:rPr>
-              <w:t xml:space="preserve">  {"id":8,"name":"Leo","age":23,"city":"Regina"},</w:t>
-            </w:r>
-          </w:p>
-          <w:p>
-            <w:pPr>
-              <w:pStyle w:val="NormalWeb"/>
-              <w:spacing w:before="0" w:beforeAutospacing="0" w:after="0" w:afterAutospacing="0"/>
-              <w:rPr>
-                <w:rFonts w:asciiTheme="minorHAnsi" w:hAnsiTheme="minorHAnsi" w:cstheme="minorHAnsi"/>
-                <w:sz w:val="10"/>
-                <w:szCs w:val="10"/>
-                <w:lang w:val="en-US"/>
-              </w:rPr>
-            </w:pPr>
-            <w:r>
-              <w:rPr>
-                <w:rFonts w:asciiTheme="minorHAnsi" w:hAnsiTheme="minorHAnsi" w:cstheme="minorHAnsi"/>
-                <w:sz w:val="10"/>
-                <w:szCs w:val="10"/>
-                <w:lang w:val="en-US"/>
-              </w:rPr>
-              <w:t xml:space="preserve">  {"id":9,"name":"Xander","age":31,"city":"Saskatoon"},</w:t>
-            </w:r>
-          </w:p>
-          <w:p>
-            <w:pPr>
-              <w:pStyle w:val="NormalWeb"/>
-              <w:spacing w:before="0" w:beforeAutospacing="0" w:after="0" w:afterAutospacing="0"/>
-              <w:rPr>
-                <w:rFonts w:asciiTheme="minorHAnsi" w:hAnsiTheme="minorHAnsi" w:cstheme="minorHAnsi"/>
-                <w:sz w:val="10"/>
-                <w:szCs w:val="10"/>
-                <w:lang w:val="en-US"/>
-              </w:rPr>
-            </w:pPr>
-            <w:r>
-              <w:rPr>
-                <w:rFonts w:asciiTheme="minorHAnsi" w:hAnsiTheme="minorHAnsi" w:cstheme="minorHAnsi"/>
-                <w:sz w:val="10"/>
-                <w:szCs w:val="10"/>
-                <w:lang w:val="en-US"/>
-              </w:rPr>
-              <w:t xml:space="preserve">  {"id":10,"name":"Paula","age":26,"city":"Vancouver"},</w:t>
-            </w:r>
-          </w:p>
-          <w:p>
-            <w:pPr>
-              <w:pStyle w:val="NormalWeb"/>
-              <w:spacing w:before="0" w:beforeAutospacing="0" w:after="0" w:afterAutospacing="0"/>
-              <w:rPr>
-                <w:rFonts w:asciiTheme="minorHAnsi" w:hAnsiTheme="minorHAnsi" w:cstheme="minorHAnsi"/>
-                <w:sz w:val="10"/>
-                <w:szCs w:val="10"/>
-                <w:lang w:val="en-US"/>
-              </w:rPr>
-            </w:pPr>
-            <w:r>
-              <w:rPr>
-                <w:rFonts w:asciiTheme="minorHAnsi" w:hAnsiTheme="minorHAnsi" w:cstheme="minorHAnsi"/>
-                <w:sz w:val="10"/>
-                <w:szCs w:val="10"/>
-                <w:lang w:val="en-US"/>
-              </w:rPr>
-              <w:t xml:space="preserve">  {"id":11,"name":"Ethan","age":26,"city":"Ottawa"},</w:t>
-            </w:r>
-          </w:p>
-          <w:p>
-            <w:pPr>
-              <w:pStyle w:val="NormalWeb"/>
-              <w:spacing w:before="0" w:beforeAutospacing="0" w:after="0" w:afterAutospacing="0"/>
-              <w:rPr>
-                <w:rFonts w:asciiTheme="minorHAnsi" w:hAnsiTheme="minorHAnsi" w:cstheme="minorHAnsi"/>
-                <w:sz w:val="10"/>
-                <w:szCs w:val="10"/>
-                <w:lang w:val="en-US"/>
-              </w:rPr>
-            </w:pPr>
-            <w:r>
-              <w:rPr>
-                <w:rFonts w:asciiTheme="minorHAnsi" w:hAnsiTheme="minorHAnsi" w:cstheme="minorHAnsi"/>
-                <w:sz w:val="10"/>
-                <w:szCs w:val="10"/>
-                <w:lang w:val="en-US"/>
-              </w:rPr>
-              <w:t xml:space="preserve">  {"id":12,"name":"Hailey","age":23,"city":"Quebec City"},</w:t>
-            </w:r>
-          </w:p>
-          <w:p>
-            <w:pPr>
-              <w:pStyle w:val="NormalWeb"/>
-              <w:spacing w:before="0" w:beforeAutospacing="0" w:after="0" w:afterAutospacing="0"/>
-              <w:rPr>
-                <w:rFonts w:asciiTheme="minorHAnsi" w:hAnsiTheme="minorHAnsi" w:cstheme="minorHAnsi"/>
-                <w:sz w:val="10"/>
-                <w:szCs w:val="10"/>
-                <w:lang w:val="en-US"/>
-              </w:rPr>
-            </w:pPr>
-            <w:r>
-              <w:rPr>
-                <w:rFonts w:asciiTheme="minorHAnsi" w:hAnsiTheme="minorHAnsi" w:cstheme="minorHAnsi"/>
-                <w:sz w:val="10"/>
-                <w:szCs w:val="10"/>
-                <w:lang w:val="en-US"/>
-              </w:rPr>
-              <w:t xml:space="preserve">  {"id":13,"name":"Grace","age":24,"city":"Winnipeg"},</w:t>
-            </w:r>
-          </w:p>
-          <w:p>
-            <w:pPr>
-              <w:pStyle w:val="NormalWeb"/>
-              <w:spacing w:before="0" w:beforeAutospacing="0" w:after="0" w:afterAutospacing="0"/>
-              <w:rPr>
-                <w:rFonts w:asciiTheme="minorHAnsi" w:hAnsiTheme="minorHAnsi" w:cstheme="minorHAnsi"/>
-                <w:sz w:val="10"/>
-                <w:szCs w:val="10"/>
-                <w:lang w:val="en-US"/>
-              </w:rPr>
-            </w:pPr>
-            <w:r>
-              <w:rPr>
-                <w:rFonts w:asciiTheme="minorHAnsi" w:hAnsiTheme="minorHAnsi" w:cstheme="minorHAnsi"/>
-                <w:sz w:val="10"/>
-                <w:szCs w:val="10"/>
-                <w:lang w:val="en-US"/>
-              </w:rPr>
-              <w:t xml:space="preserve">  {"id":14,"name":"Oliver","age":21,"city":"Montreal"},</w:t>
-            </w:r>
-          </w:p>
-          <w:p>
-            <w:pPr>
-              <w:pStyle w:val="NormalWeb"/>
-              <w:spacing w:before="0" w:beforeAutospacing="0" w:after="0" w:afterAutospacing="0"/>
-              <w:rPr>
-                <w:rFonts w:asciiTheme="minorHAnsi" w:hAnsiTheme="minorHAnsi" w:cstheme="minorHAnsi"/>
-                <w:sz w:val="10"/>
-                <w:szCs w:val="10"/>
-                <w:lang w:val="en-US"/>
-              </w:rPr>
-            </w:pPr>
-            <w:r>
-              <w:rPr>
-                <w:rFonts w:asciiTheme="minorHAnsi" w:hAnsiTheme="minorHAnsi" w:cstheme="minorHAnsi"/>
-                <w:sz w:val="10"/>
-                <w:szCs w:val="10"/>
-                <w:lang w:val="en-US"/>
-              </w:rPr>
-              <w:t xml:space="preserve">  {"id":15,"name":"Victor","age":33,"city":"Halifax"},</w:t>
-            </w:r>
-          </w:p>
-          <w:p>
-            <w:pPr>
-              <w:pStyle w:val="NormalWeb"/>
-              <w:spacing w:before="0" w:beforeAutospacing="0" w:after="0" w:afterAutospacing="0"/>
-              <w:rPr>
-                <w:rFonts w:asciiTheme="minorHAnsi" w:hAnsiTheme="minorHAnsi" w:cstheme="minorHAnsi"/>
-                <w:sz w:val="10"/>
-                <w:szCs w:val="10"/>
-                <w:lang w:val="en-US"/>
-              </w:rPr>
-            </w:pPr>
-            <w:r>
-              <w:rPr>
-                <w:rFonts w:asciiTheme="minorHAnsi" w:hAnsiTheme="minorHAnsi" w:cstheme="minorHAnsi"/>
-                <w:sz w:val="10"/>
-                <w:szCs w:val="10"/>
-                <w:lang w:val="en-US"/>
-              </w:rPr>
-              <w:t xml:space="preserve">  {"id":16,"name":"Jack","age":26,"city":"Victoria"},</w:t>
-            </w:r>
-          </w:p>
-          <w:p>
-            <w:pPr>
-              <w:pStyle w:val="NormalWeb"/>
-              <w:spacing w:before="0" w:beforeAutospacing="0" w:after="0" w:afterAutospacing="0"/>
-              <w:rPr>
-                <w:rFonts w:asciiTheme="minorHAnsi" w:hAnsiTheme="minorHAnsi" w:cstheme="minorHAnsi"/>
-                <w:sz w:val="10"/>
-                <w:szCs w:val="10"/>
-                <w:lang w:val="en-US"/>
-              </w:rPr>
-            </w:pPr>
-            <w:r>
-              <w:rPr>
-                <w:rFonts w:asciiTheme="minorHAnsi" w:hAnsiTheme="minorHAnsi" w:cstheme="minorHAnsi"/>
-                <w:sz w:val="10"/>
-                <w:szCs w:val="10"/>
-                <w:lang w:val="en-US"/>
-              </w:rPr>
-              <w:t xml:space="preserve">  {"id":17,"name":"Rachel","age":27,"city":"Ottawa"},</w:t>
-            </w:r>
-          </w:p>
-          <w:p>
-            <w:pPr>
-              <w:pStyle w:val="NormalWeb"/>
-              <w:spacing w:before="0" w:beforeAutospacing="0" w:after="0" w:afterAutospacing="0"/>
-              <w:rPr>
-                <w:rFonts w:asciiTheme="minorHAnsi" w:hAnsiTheme="minorHAnsi" w:cstheme="minorHAnsi"/>
-                <w:sz w:val="10"/>
-                <w:szCs w:val="10"/>
-                <w:lang w:val="en-US"/>
-              </w:rPr>
-            </w:pPr>
-            <w:r>
-              <w:rPr>
-                <w:rFonts w:asciiTheme="minorHAnsi" w:hAnsiTheme="minorHAnsi" w:cstheme="minorHAnsi"/>
-                <w:sz w:val="10"/>
-                <w:szCs w:val="10"/>
-                <w:lang w:val="en-US"/>
-              </w:rPr>
-              <w:t xml:space="preserve">  {"id":18,"name":"Cameron","age":27,"city":"Vancouver"},</w:t>
-            </w:r>
-          </w:p>
-          <w:p>
-            <w:pPr>
-              <w:pStyle w:val="NormalWeb"/>
-              <w:spacing w:before="0" w:beforeAutospacing="0" w:after="0" w:afterAutospacing="0"/>
-              <w:rPr>
-                <w:rFonts w:asciiTheme="minorHAnsi" w:hAnsiTheme="minorHAnsi" w:cstheme="minorHAnsi"/>
-                <w:sz w:val="10"/>
-                <w:szCs w:val="10"/>
-                <w:lang w:val="en-US"/>
-              </w:rPr>
-            </w:pPr>
-            <w:r>
-              <w:rPr>
-                <w:rFonts w:asciiTheme="minorHAnsi" w:hAnsiTheme="minorHAnsi" w:cstheme="minorHAnsi"/>
-                <w:sz w:val="10"/>
-                <w:szCs w:val="10"/>
-                <w:lang w:val="en-US"/>
-              </w:rPr>
-              <w:t xml:space="preserve">  {"id":19,"name":"Steve","age":26,"city":"Edmonton"},</w:t>
-            </w:r>
-          </w:p>
-          <w:p>
-            <w:pPr>
-              <w:pStyle w:val="NormalWeb"/>
-              <w:spacing w:before="0" w:beforeAutospacing="0" w:after="0" w:afterAutospacing="0"/>
-              <w:rPr>
-                <w:rFonts w:asciiTheme="minorHAnsi" w:hAnsiTheme="minorHAnsi" w:cstheme="minorHAnsi"/>
-                <w:sz w:val="10"/>
-                <w:szCs w:val="10"/>
-                <w:lang w:val="en-US"/>
-              </w:rPr>
-            </w:pPr>
-            <w:r>
-              <w:rPr>
-                <w:rFonts w:asciiTheme="minorHAnsi" w:hAnsiTheme="minorHAnsi" w:cstheme="minorHAnsi"/>
-                <w:sz w:val="10"/>
-                <w:szCs w:val="10"/>
-                <w:lang w:val="en-US"/>
-              </w:rPr>
-              <w:t xml:space="preserve">  {"id":20,"name":"Alice","age":25,"city":"Montreal"},</w:t>
-            </w:r>
-          </w:p>
-          <w:p>
-            <w:pPr>
-              <w:pStyle w:val="NormalWeb"/>
-              <w:spacing w:before="0" w:beforeAutospacing="0" w:after="0" w:afterAutospacing="0"/>
-              <w:rPr>
-                <w:rFonts w:asciiTheme="minorHAnsi" w:hAnsiTheme="minorHAnsi" w:cstheme="minorHAnsi"/>
-                <w:sz w:val="10"/>
-                <w:szCs w:val="10"/>
-                <w:lang w:val="en-US"/>
-              </w:rPr>
-            </w:pPr>
-            <w:r>
-              <w:rPr>
-                <w:rFonts w:asciiTheme="minorHAnsi" w:hAnsiTheme="minorHAnsi" w:cstheme="minorHAnsi"/>
-                <w:sz w:val="10"/>
-                <w:szCs w:val="10"/>
-                <w:lang w:val="en-US"/>
-              </w:rPr>
-              <w:t xml:space="preserve">  {"id":21,"name":"Wendy","age":28,"city":"Victoria"},</w:t>
-            </w:r>
-          </w:p>
-          <w:p>
-            <w:pPr>
-              <w:pStyle w:val="NormalWeb"/>
-              <w:spacing w:before="0" w:beforeAutospacing="0" w:after="0" w:afterAutospacing="0"/>
-              <w:rPr>
-                <w:rFonts w:asciiTheme="minorHAnsi" w:hAnsiTheme="minorHAnsi" w:cstheme="minorHAnsi"/>
-                <w:sz w:val="10"/>
-                <w:szCs w:val="10"/>
-                <w:lang w:val="en-US"/>
-              </w:rPr>
-            </w:pPr>
-            <w:r>
-              <w:rPr>
-                <w:rFonts w:asciiTheme="minorHAnsi" w:hAnsiTheme="minorHAnsi" w:cstheme="minorHAnsi"/>
-                <w:sz w:val="10"/>
-                <w:szCs w:val="10"/>
-                <w:lang w:val="en-US"/>
-              </w:rPr>
-              <w:t xml:space="preserve">  {"id":22,"name":"Tina","age":30,"city":"Winnipeg"},</w:t>
-            </w:r>
-          </w:p>
-          <w:p>
-            <w:pPr>
-              <w:pStyle w:val="NormalWeb"/>
-              <w:spacing w:before="0" w:beforeAutospacing="0" w:after="0" w:afterAutospacing="0"/>
-              <w:rPr>
-                <w:rFonts w:asciiTheme="minorHAnsi" w:hAnsiTheme="minorHAnsi" w:cstheme="minorHAnsi"/>
-                <w:sz w:val="10"/>
-                <w:szCs w:val="10"/>
-                <w:lang w:val="en-US"/>
-              </w:rPr>
-            </w:pPr>
-            <w:r>
-              <w:rPr>
-                <w:rFonts w:asciiTheme="minorHAnsi" w:hAnsiTheme="minorHAnsi" w:cstheme="minorHAnsi"/>
-                <w:sz w:val="10"/>
-                <w:szCs w:val="10"/>
-                <w:lang w:val="en-US"/>
-              </w:rPr>
-              <w:t xml:space="preserve">  {"id":23,"name":"Bob","age":30,"city":"Toronto"},</w:t>
-            </w:r>
-          </w:p>
-          <w:p>
-            <w:pPr>
-              <w:pStyle w:val="NormalWeb"/>
-              <w:spacing w:before="0" w:beforeAutospacing="0" w:after="0" w:afterAutospacing="0"/>
-              <w:rPr>
-                <w:rFonts w:asciiTheme="minorHAnsi" w:hAnsiTheme="minorHAnsi" w:cstheme="minorHAnsi"/>
-                <w:sz w:val="10"/>
-                <w:szCs w:val="10"/>
-                <w:lang w:val="en-US"/>
-              </w:rPr>
-            </w:pPr>
-            <w:r>
-              <w:rPr>
-                <w:rFonts w:asciiTheme="minorHAnsi" w:hAnsiTheme="minorHAnsi" w:cstheme="minorHAnsi"/>
-                <w:sz w:val="10"/>
-                <w:szCs w:val="10"/>
-                <w:lang w:val="en-US"/>
-              </w:rPr>
-              <w:t xml:space="preserve">  {"id":24,"name":"Isaac","age":31,"city":"Halifax"},</w:t>
-            </w:r>
-          </w:p>
-          <w:p>
-            <w:pPr>
-              <w:pStyle w:val="NormalWeb"/>
-              <w:spacing w:before="0" w:beforeAutospacing="0" w:after="0" w:afterAutospacing="0"/>
-              <w:rPr>
-                <w:rFonts w:asciiTheme="minorHAnsi" w:hAnsiTheme="minorHAnsi" w:cstheme="minorHAnsi"/>
-                <w:sz w:val="10"/>
-                <w:szCs w:val="10"/>
-                <w:lang w:val="en-US"/>
-              </w:rPr>
-            </w:pPr>
-            <w:r>
-              <w:rPr>
-                <w:rFonts w:asciiTheme="minorHAnsi" w:hAnsiTheme="minorHAnsi" w:cstheme="minorHAnsi"/>
-                <w:sz w:val="10"/>
-                <w:szCs w:val="10"/>
-                <w:lang w:val="en-US"/>
-              </w:rPr>
-              <w:t xml:space="preserve">  {"id":25,"name":"David","age":28,"city":"Calgary"},</w:t>
-            </w:r>
-          </w:p>
-          <w:p>
-            <w:pPr>
-              <w:pStyle w:val="NormalWeb"/>
-              <w:spacing w:before="0" w:beforeAutospacing="0" w:after="0" w:afterAutospacing="0"/>
-              <w:rPr>
-                <w:rFonts w:asciiTheme="minorHAnsi" w:hAnsiTheme="minorHAnsi" w:cstheme="minorHAnsi"/>
-                <w:sz w:val="10"/>
-                <w:szCs w:val="10"/>
-                <w:lang w:val="en-US"/>
-              </w:rPr>
-            </w:pPr>
-            <w:r>
-              <w:rPr>
-                <w:rFonts w:asciiTheme="minorHAnsi" w:hAnsiTheme="minorHAnsi" w:cstheme="minorHAnsi"/>
-                <w:sz w:val="10"/>
-                <w:szCs w:val="10"/>
-                <w:lang w:val="en-US"/>
-              </w:rPr>
-              <w:t xml:space="preserve">  {"id":26,"name":"Xena","age":25,"city":"Saskatoon"},</w:t>
-            </w:r>
-          </w:p>
-          <w:p>
-            <w:pPr>
-              <w:pStyle w:val="NormalWeb"/>
-              <w:spacing w:before="0" w:beforeAutospacing="0" w:after="0" w:afterAutospacing="0"/>
-              <w:rPr>
-                <w:rFonts w:asciiTheme="minorHAnsi" w:hAnsiTheme="minorHAnsi" w:cstheme="minorHAnsi"/>
-                <w:sz w:val="10"/>
-                <w:szCs w:val="10"/>
-                <w:lang w:val="en-US"/>
-              </w:rPr>
-            </w:pPr>
-            <w:r>
-              <w:rPr>
-                <w:rFonts w:asciiTheme="minorHAnsi" w:hAnsiTheme="minorHAnsi" w:cstheme="minorHAnsi"/>
-                <w:sz w:val="10"/>
-                <w:szCs w:val="10"/>
-                <w:lang w:val="en-US"/>
-              </w:rPr>
-              <w:t xml:space="preserve">  {"id":27,"name":"Nina","age":28,"city":"Toronto"},</w:t>
-            </w:r>
-          </w:p>
-          <w:p>
-            <w:pPr>
-              <w:pStyle w:val="NormalWeb"/>
-              <w:spacing w:before="0" w:beforeAutospacing="0" w:after="0" w:afterAutospacing="0"/>
-              <w:rPr>
-                <w:rFonts w:asciiTheme="minorHAnsi" w:hAnsiTheme="minorHAnsi" w:cstheme="minorHAnsi"/>
-                <w:sz w:val="10"/>
-                <w:szCs w:val="10"/>
-                <w:lang w:val="en-US"/>
-              </w:rPr>
-            </w:pPr>
-            <w:r>
-              <w:rPr>
-                <w:rFonts w:asciiTheme="minorHAnsi" w:hAnsiTheme="minorHAnsi" w:cstheme="minorHAnsi"/>
-                <w:sz w:val="10"/>
-                <w:szCs w:val="10"/>
-                <w:lang w:val="en-US"/>
-              </w:rPr>
-              <w:t xml:space="preserve">  {"id":28,"name":"Oscar","age":32,"city":"Montreal"},</w:t>
-            </w:r>
-          </w:p>
-          <w:p>
-            <w:pPr>
-              <w:pStyle w:val="NormalWeb"/>
-              <w:spacing w:before="0" w:beforeAutospacing="0" w:after="0" w:afterAutospacing="0"/>
-              <w:rPr>
-                <w:rFonts w:asciiTheme="minorHAnsi" w:hAnsiTheme="minorHAnsi" w:cstheme="minorHAnsi"/>
-                <w:sz w:val="10"/>
-                <w:szCs w:val="10"/>
-                <w:lang w:val="en-US"/>
-              </w:rPr>
-            </w:pPr>
-            <w:r>
-              <w:rPr>
-                <w:rFonts w:asciiTheme="minorHAnsi" w:hAnsiTheme="minorHAnsi" w:cstheme="minorHAnsi"/>
-                <w:sz w:val="10"/>
-                <w:szCs w:val="10"/>
-                <w:lang w:val="en-US"/>
-              </w:rPr>
-              <w:t xml:space="preserve">  {"id":29,"name":"Quinn","age":29,"city":"Calgary"},</w:t>
-            </w:r>
-          </w:p>
-          <w:p>
-            <w:pPr>
-              <w:pStyle w:val="NormalWeb"/>
-              <w:spacing w:before="0" w:beforeAutospacing="0" w:after="0" w:afterAutospacing="0"/>
-              <w:rPr>
-                <w:rFonts w:asciiTheme="minorHAnsi" w:hAnsiTheme="minorHAnsi" w:cstheme="minorHAnsi"/>
-                <w:sz w:val="10"/>
-                <w:szCs w:val="10"/>
-                <w:lang w:val="en-US"/>
-              </w:rPr>
-            </w:pPr>
-            <w:r>
-              <w:rPr>
-                <w:rFonts w:asciiTheme="minorHAnsi" w:hAnsiTheme="minorHAnsi" w:cstheme="minorHAnsi"/>
-                <w:sz w:val="10"/>
-                <w:szCs w:val="10"/>
-                <w:lang w:val="en-US"/>
-              </w:rPr>
-              <w:t xml:space="preserve">  {"id":30,"name":"Lara","age":34,"city":"Regina"},</w:t>
-            </w:r>
-          </w:p>
-          <w:p>
-            <w:pPr>
-              <w:pStyle w:val="NormalWeb"/>
-              <w:spacing w:before="0" w:beforeAutospacing="0" w:after="0" w:afterAutospacing="0"/>
-              <w:rPr>
-                <w:rFonts w:asciiTheme="minorHAnsi" w:hAnsiTheme="minorHAnsi" w:cstheme="minorHAnsi"/>
-                <w:sz w:val="10"/>
-                <w:szCs w:val="10"/>
-                <w:lang w:val="en-US"/>
-              </w:rPr>
-            </w:pPr>
-            <w:r>
-              <w:rPr>
-                <w:rFonts w:asciiTheme="minorHAnsi" w:hAnsiTheme="minorHAnsi" w:cstheme="minorHAnsi"/>
-                <w:sz w:val="10"/>
-                <w:szCs w:val="10"/>
-                <w:lang w:val="en-US"/>
-              </w:rPr>
-              <w:t xml:space="preserve">  {"id":31,"name":"Tracy","age":27,"city":"Winnipeg"},</w:t>
-            </w:r>
-          </w:p>
-          <w:p>
-            <w:pPr>
-              <w:pStyle w:val="NormalWeb"/>
-              <w:spacing w:before="0" w:beforeAutospacing="0" w:after="0" w:afterAutospacing="0"/>
-              <w:rPr>
-                <w:rFonts w:asciiTheme="minorHAnsi" w:hAnsiTheme="minorHAnsi" w:cstheme="minorHAnsi"/>
-                <w:sz w:val="10"/>
-                <w:szCs w:val="10"/>
-                <w:lang w:val="en-US"/>
-              </w:rPr>
-            </w:pPr>
-            <w:r>
-              <w:rPr>
-                <w:rFonts w:asciiTheme="minorHAnsi" w:hAnsiTheme="minorHAnsi" w:cstheme="minorHAnsi"/>
-                <w:sz w:val="10"/>
-                <w:szCs w:val="10"/>
-                <w:lang w:val="en-US"/>
-              </w:rPr>
-              <w:t xml:space="preserve">  {"id":32,"name":"Peter","age":32,"city":"Vancouver"},</w:t>
-            </w:r>
-          </w:p>
-          <w:p>
-            <w:pPr>
-              <w:pStyle w:val="NormalWeb"/>
-              <w:spacing w:before="0" w:beforeAutospacing="0" w:after="0" w:afterAutospacing="0"/>
-              <w:rPr>
-                <w:rFonts w:asciiTheme="minorHAnsi" w:hAnsiTheme="minorHAnsi" w:cstheme="minorHAnsi"/>
-                <w:sz w:val="10"/>
-                <w:szCs w:val="10"/>
-                <w:lang w:val="en-US"/>
-              </w:rPr>
-            </w:pPr>
-            <w:r>
-              <w:rPr>
-                <w:rFonts w:asciiTheme="minorHAnsi" w:hAnsiTheme="minorHAnsi" w:cstheme="minorHAnsi"/>
-                <w:sz w:val="10"/>
-                <w:szCs w:val="10"/>
-                <w:lang w:val="en-US"/>
-              </w:rPr>
-              <w:t xml:space="preserve">  {"id":33,"name":"Eve","age":35,"city":"Ottawa"},</w:t>
-            </w:r>
-          </w:p>
-          <w:p>
-            <w:pPr>
-              <w:pStyle w:val="NormalWeb"/>
-              <w:spacing w:before="0" w:beforeAutospacing="0" w:after="0" w:afterAutospacing="0"/>
-              <w:rPr>
-                <w:rFonts w:asciiTheme="minorHAnsi" w:hAnsiTheme="minorHAnsi" w:cstheme="minorHAnsi"/>
-                <w:sz w:val="10"/>
-                <w:szCs w:val="10"/>
-                <w:lang w:val="en-US"/>
-              </w:rPr>
-            </w:pPr>
-            <w:r>
-              <w:rPr>
-                <w:rFonts w:asciiTheme="minorHAnsi" w:hAnsiTheme="minorHAnsi" w:cstheme="minorHAnsi"/>
-                <w:sz w:val="10"/>
-                <w:szCs w:val="10"/>
-                <w:lang w:val="en-US"/>
-              </w:rPr>
-              <w:t xml:space="preserve">  {"id":34,"name":"Ian","age":31,"city":"Halifax"},</w:t>
-            </w:r>
-          </w:p>
-          <w:p>
-            <w:pPr>
-              <w:pStyle w:val="NormalWeb"/>
-              <w:spacing w:before="0" w:beforeAutospacing="0" w:after="0" w:afterAutospacing="0"/>
-              <w:rPr>
-                <w:rFonts w:asciiTheme="minorHAnsi" w:hAnsiTheme="minorHAnsi" w:cstheme="minorHAnsi"/>
-                <w:sz w:val="10"/>
-                <w:szCs w:val="10"/>
-                <w:lang w:val="en-US"/>
-              </w:rPr>
-            </w:pPr>
-            <w:r>
-              <w:rPr>
-                <w:rFonts w:asciiTheme="minorHAnsi" w:hAnsiTheme="minorHAnsi" w:cstheme="minorHAnsi"/>
-                <w:sz w:val="10"/>
-                <w:szCs w:val="10"/>
-                <w:lang w:val="en-US"/>
-              </w:rPr>
-              <w:t xml:space="preserve">  {"id":35,"name":"Frank","age":27,"city":"Edmonton"},</w:t>
-            </w:r>
-          </w:p>
-          <w:p>
-            <w:pPr>
-              <w:pStyle w:val="NormalWeb"/>
-              <w:spacing w:before="0" w:beforeAutospacing="0" w:after="0" w:afterAutospacing="0"/>
-              <w:rPr>
-                <w:rFonts w:asciiTheme="minorHAnsi" w:hAnsiTheme="minorHAnsi" w:cstheme="minorHAnsi"/>
-                <w:sz w:val="10"/>
-                <w:szCs w:val="10"/>
-                <w:lang w:val="en-US"/>
-              </w:rPr>
-            </w:pPr>
-            <w:r>
-              <w:rPr>
-                <w:rFonts w:asciiTheme="minorHAnsi" w:hAnsiTheme="minorHAnsi" w:cstheme="minorHAnsi"/>
-                <w:sz w:val="10"/>
-                <w:szCs w:val="10"/>
-                <w:lang w:val="en-US"/>
-              </w:rPr>
-              <w:t xml:space="preserve">  {"id":36,"name":"Julia","age":29,"city":"Victoria"},</w:t>
-            </w:r>
-          </w:p>
-          <w:p>
-            <w:pPr>
-              <w:pStyle w:val="NormalWeb"/>
-              <w:spacing w:before="0" w:beforeAutospacing="0" w:after="0" w:afterAutospacing="0"/>
-              <w:rPr>
-                <w:rFonts w:asciiTheme="minorHAnsi" w:hAnsiTheme="minorHAnsi" w:cstheme="minorHAnsi"/>
-                <w:sz w:val="10"/>
-                <w:szCs w:val="10"/>
-                <w:lang w:val="en-US"/>
-              </w:rPr>
-            </w:pPr>
-            <w:r>
-              <w:rPr>
-                <w:rFonts w:asciiTheme="minorHAnsi" w:hAnsiTheme="minorHAnsi" w:cstheme="minorHAnsi"/>
-                <w:sz w:val="10"/>
-                <w:szCs w:val="10"/>
-                <w:lang w:val="en-US"/>
-              </w:rPr>
-              <w:t xml:space="preserve">  {"id":37,"name":"Kathy","age":33,"city":"Saskatoon"},</w:t>
-            </w:r>
-          </w:p>
-          <w:p>
-            <w:pPr>
-              <w:pStyle w:val="NormalWeb"/>
-              <w:spacing w:before="0" w:beforeAutospacing="0" w:after="0" w:afterAutospacing="0"/>
-              <w:rPr>
-                <w:rFonts w:asciiTheme="minorHAnsi" w:hAnsiTheme="minorHAnsi" w:cstheme="minorHAnsi"/>
-                <w:sz w:val="10"/>
-                <w:szCs w:val="10"/>
-                <w:lang w:val="en-US"/>
-              </w:rPr>
-            </w:pPr>
-            <w:r>
-              <w:rPr>
-                <w:rFonts w:asciiTheme="minorHAnsi" w:hAnsiTheme="minorHAnsi" w:cstheme="minorHAnsi"/>
-                <w:sz w:val="10"/>
-                <w:szCs w:val="10"/>
-                <w:lang w:val="en-US"/>
-              </w:rPr>
-              <w:t xml:space="preserve">  {"id":38,"name":"Mason","age":27,"city":"St. John's"},</w:t>
-            </w:r>
-          </w:p>
-          <w:p>
-            <w:pPr>
-              <w:pStyle w:val="NormalWeb"/>
-              <w:spacing w:before="0" w:beforeAutospacing="0" w:after="0" w:afterAutospacing="0"/>
-              <w:rPr>
-                <w:rFonts w:asciiTheme="minorHAnsi" w:hAnsiTheme="minorHAnsi" w:cstheme="minorHAnsi"/>
-                <w:sz w:val="10"/>
-                <w:szCs w:val="10"/>
-                <w:lang w:val="en-US"/>
-              </w:rPr>
-            </w:pPr>
-            <w:r>
-              <w:rPr>
-                <w:rFonts w:asciiTheme="minorHAnsi" w:hAnsiTheme="minorHAnsi" w:cstheme="minorHAnsi"/>
-                <w:sz w:val="10"/>
-                <w:szCs w:val="10"/>
-                <w:lang w:val="en-US"/>
-              </w:rPr>
-              <w:t xml:space="preserve">  {"id":39,"name":"Uma","age":25,"city":"Quebec City"},</w:t>
-            </w:r>
-          </w:p>
-          <w:p>
-            <w:pPr>
-              <w:pStyle w:val="NormalWeb"/>
-              <w:spacing w:before="0" w:beforeAutospacing="0" w:after="0" w:afterAutospacing="0"/>
-              <w:rPr>
-                <w:rFonts w:asciiTheme="minorHAnsi" w:hAnsiTheme="minorHAnsi" w:cstheme="minorHAnsi"/>
-                <w:sz w:val="10"/>
-                <w:szCs w:val="10"/>
-                <w:lang w:val="en-US"/>
-              </w:rPr>
-            </w:pPr>
-            <w:r>
-              <w:rPr>
-                <w:rFonts w:asciiTheme="minorHAnsi" w:hAnsiTheme="minorHAnsi" w:cstheme="minorHAnsi"/>
-                <w:sz w:val="10"/>
-                <w:szCs w:val="10"/>
-                <w:lang w:val="en-US"/>
-              </w:rPr>
-              <w:t xml:space="preserve">  {"id":40,"name":"Bobbie","age":22,"city":"Toronto"},</w:t>
-            </w:r>
-          </w:p>
-          <w:p>
-            <w:pPr>
-              <w:pStyle w:val="NormalWeb"/>
-              <w:spacing w:before="0" w:beforeAutospacing="0" w:after="0" w:afterAutospacing="0"/>
-              <w:rPr>
-                <w:rFonts w:asciiTheme="minorHAnsi" w:hAnsiTheme="minorHAnsi" w:cstheme="minorHAnsi"/>
-                <w:sz w:val="10"/>
-                <w:szCs w:val="10"/>
-                <w:lang w:val="en-US"/>
-              </w:rPr>
-            </w:pPr>
-            <w:r>
-              <w:rPr>
-                <w:rFonts w:asciiTheme="minorHAnsi" w:hAnsiTheme="minorHAnsi" w:cstheme="minorHAnsi"/>
-                <w:sz w:val="10"/>
-                <w:szCs w:val="10"/>
-                <w:lang w:val="en-US"/>
-              </w:rPr>
-              <w:t xml:space="preserve">  {"id":41,"name":"David","age":28,"city":"Calgary"},</w:t>
-            </w:r>
-          </w:p>
-          <w:p>
-            <w:pPr>
-              <w:pStyle w:val="NormalWeb"/>
-              <w:spacing w:before="0" w:beforeAutospacing="0" w:after="0" w:afterAutospacing="0"/>
-              <w:rPr>
-                <w:rFonts w:asciiTheme="minorHAnsi" w:hAnsiTheme="minorHAnsi" w:cstheme="minorHAnsi"/>
-                <w:sz w:val="10"/>
-                <w:szCs w:val="10"/>
-                <w:lang w:val="en-US"/>
-              </w:rPr>
-            </w:pPr>
-            <w:r>
-              <w:rPr>
-                <w:rFonts w:asciiTheme="minorHAnsi" w:hAnsiTheme="minorHAnsi" w:cstheme="minorHAnsi"/>
-                <w:sz w:val="10"/>
-                <w:szCs w:val="10"/>
-                <w:lang w:val="en-US"/>
-              </w:rPr>
-              <w:t xml:space="preserve">  {"id":42,"name":"Rachel","age":27,"city":"Ottawa"},</w:t>
-            </w:r>
-          </w:p>
-          <w:p>
-            <w:pPr>
-              <w:pStyle w:val="NormalWeb"/>
-              <w:spacing w:before="0" w:beforeAutospacing="0" w:after="0" w:afterAutospacing="0"/>
-              <w:rPr>
-                <w:rFonts w:asciiTheme="minorHAnsi" w:hAnsiTheme="minorHAnsi" w:cstheme="minorHAnsi"/>
-                <w:sz w:val="10"/>
-                <w:szCs w:val="10"/>
-                <w:lang w:val="en-US"/>
-              </w:rPr>
-            </w:pPr>
-            <w:r>
-              <w:rPr>
-                <w:rFonts w:asciiTheme="minorHAnsi" w:hAnsiTheme="minorHAnsi" w:cstheme="minorHAnsi"/>
-                <w:sz w:val="10"/>
-                <w:szCs w:val="10"/>
-                <w:lang w:val="en-US"/>
-              </w:rPr>
-              <w:t xml:space="preserve">  {"id":43,"name":"Steve","age":26,"city":"Edmonton"},</w:t>
-            </w:r>
-          </w:p>
-          <w:p>
-            <w:pPr>
-              <w:pStyle w:val="NormalWeb"/>
-              <w:spacing w:before="0" w:beforeAutospacing="0" w:after="0" w:afterAutospacing="0"/>
-              <w:rPr>
-                <w:rFonts w:asciiTheme="minorHAnsi" w:hAnsiTheme="minorHAnsi" w:cstheme="minorHAnsi"/>
-                <w:sz w:val="10"/>
-                <w:szCs w:val="10"/>
-                <w:lang w:val="en-US"/>
-              </w:rPr>
-            </w:pPr>
-            <w:r>
-              <w:rPr>
-                <w:rFonts w:asciiTheme="minorHAnsi" w:hAnsiTheme="minorHAnsi" w:cstheme="minorHAnsi"/>
-                <w:sz w:val="10"/>
-                <w:szCs w:val="10"/>
-                <w:lang w:val="en-US"/>
-              </w:rPr>
-              <w:t xml:space="preserve">  {"id":44,"name":"Alice","age":25,"city":"Montreal"},</w:t>
-            </w:r>
-          </w:p>
-          <w:p>
-            <w:pPr>
-              <w:pStyle w:val="NormalWeb"/>
-              <w:spacing w:before="0" w:beforeAutospacing="0" w:after="0" w:afterAutospacing="0"/>
-              <w:rPr>
-                <w:rFonts w:asciiTheme="minorHAnsi" w:hAnsiTheme="minorHAnsi" w:cstheme="minorHAnsi"/>
-                <w:sz w:val="10"/>
-                <w:szCs w:val="10"/>
-                <w:lang w:val="en-US"/>
-              </w:rPr>
-            </w:pPr>
-            <w:r>
-              <w:rPr>
-                <w:rFonts w:asciiTheme="minorHAnsi" w:hAnsiTheme="minorHAnsi" w:cstheme="minorHAnsi"/>
-                <w:sz w:val="10"/>
-                <w:szCs w:val="10"/>
-                <w:lang w:val="en-US"/>
-              </w:rPr>
-              <w:t xml:space="preserve">  {"id":45,"name":"Nina","age":28,"city":"Toronto"},</w:t>
-            </w:r>
-          </w:p>
-          <w:p>
-            <w:pPr>
-              <w:pStyle w:val="NormalWeb"/>
-              <w:spacing w:before="0" w:beforeAutospacing="0" w:after="0" w:afterAutospacing="0"/>
-              <w:rPr>
-                <w:rFonts w:asciiTheme="minorHAnsi" w:hAnsiTheme="minorHAnsi" w:cstheme="minorHAnsi"/>
-                <w:sz w:val="10"/>
-                <w:szCs w:val="10"/>
-                <w:lang w:val="en-US"/>
-              </w:rPr>
-            </w:pPr>
-            <w:r>
-              <w:rPr>
-                <w:rFonts w:asciiTheme="minorHAnsi" w:hAnsiTheme="minorHAnsi" w:cstheme="minorHAnsi"/>
-                <w:sz w:val="10"/>
-                <w:szCs w:val="10"/>
-                <w:lang w:val="en-US"/>
-              </w:rPr>
-              <w:lastRenderedPageBreak/>
-              <w:t xml:space="preserve">  {"id":46,"name":"Paula","age":26,"city":"Vancouver"},</w:t>
-            </w:r>
-          </w:p>
-          <w:p>
-            <w:pPr>
-              <w:pStyle w:val="NormalWeb"/>
-              <w:spacing w:before="0" w:beforeAutospacing="0" w:after="0" w:afterAutospacing="0"/>
-              <w:rPr>
-                <w:rFonts w:asciiTheme="minorHAnsi" w:hAnsiTheme="minorHAnsi" w:cstheme="minorHAnsi"/>
-                <w:sz w:val="10"/>
-                <w:szCs w:val="10"/>
-                <w:lang w:val="en-US"/>
-              </w:rPr>
-            </w:pPr>
-            <w:r>
-              <w:rPr>
-                <w:rFonts w:asciiTheme="minorHAnsi" w:hAnsiTheme="minorHAnsi" w:cstheme="minorHAnsi"/>
-                <w:sz w:val="10"/>
-                <w:szCs w:val="10"/>
-                <w:lang w:val="en-US"/>
-              </w:rPr>
-              <w:t xml:space="preserve">  {"id":47,"name":"Lara","age":34,"city":"Regina"},</w:t>
-            </w:r>
-          </w:p>
-          <w:p>
-            <w:pPr>
-              <w:pStyle w:val="NormalWeb"/>
-              <w:spacing w:before="0" w:beforeAutospacing="0" w:after="0" w:afterAutospacing="0"/>
-              <w:rPr>
-                <w:rFonts w:asciiTheme="minorHAnsi" w:hAnsiTheme="minorHAnsi" w:cstheme="minorHAnsi"/>
-                <w:sz w:val="10"/>
-                <w:szCs w:val="10"/>
-                <w:lang w:val="en-US"/>
-              </w:rPr>
-            </w:pPr>
-            <w:r>
-              <w:rPr>
-                <w:rFonts w:asciiTheme="minorHAnsi" w:hAnsiTheme="minorHAnsi" w:cstheme="minorHAnsi"/>
-                <w:sz w:val="10"/>
-                <w:szCs w:val="10"/>
-                <w:lang w:val="en-US"/>
-              </w:rPr>
-              <w:t xml:space="preserve">  {"id":48,"name":"Mason","age":27,"city":"St. John's"},</w:t>
-            </w:r>
-          </w:p>
-          <w:p>
-            <w:pPr>
-              <w:pStyle w:val="NormalWeb"/>
-              <w:spacing w:before="0" w:beforeAutospacing="0" w:after="0" w:afterAutospacing="0"/>
-              <w:rPr>
-                <w:rFonts w:asciiTheme="minorHAnsi" w:hAnsiTheme="minorHAnsi" w:cstheme="minorHAnsi"/>
-                <w:sz w:val="10"/>
-                <w:szCs w:val="10"/>
-                <w:lang w:val="en-US"/>
-              </w:rPr>
-            </w:pPr>
-            <w:r>
-              <w:rPr>
-                <w:rFonts w:asciiTheme="minorHAnsi" w:hAnsiTheme="minorHAnsi" w:cstheme="minorHAnsi"/>
-                <w:sz w:val="10"/>
-                <w:szCs w:val="10"/>
-                <w:lang w:val="en-US"/>
-              </w:rPr>
-              <w:t xml:space="preserve">  {"id":49,"name":"Xander","age":31,"city":"Saskatoon"},</w:t>
-            </w:r>
-          </w:p>
-          <w:p>
-            <w:pPr>
-              <w:pStyle w:val="NormalWeb"/>
-              <w:spacing w:before="0" w:beforeAutospacing="0" w:after="0" w:afterAutospacing="0"/>
-              <w:rPr>
-                <w:rFonts w:asciiTheme="minorHAnsi" w:hAnsiTheme="minorHAnsi" w:cstheme="minorHAnsi"/>
-                <w:sz w:val="10"/>
-                <w:szCs w:val="10"/>
-                <w:lang w:val="en-US"/>
-              </w:rPr>
-            </w:pPr>
-            <w:r>
-              <w:rPr>
-                <w:rFonts w:asciiTheme="minorHAnsi" w:hAnsiTheme="minorHAnsi" w:cstheme="minorHAnsi"/>
-                <w:sz w:val="10"/>
-                <w:szCs w:val="10"/>
-                <w:lang w:val="en-US"/>
-              </w:rPr>
-              <w:t xml:space="preserve">  {"id":50,"name":"Victor","age":33,"city":"Halifax"}</w:t>
-            </w:r>
-          </w:p>
-          <w:p>
-            <w:pPr>
-              <w:pStyle w:val="NormalWeb"/>
-              <w:spacing w:before="0" w:beforeAutospacing="0" w:after="0" w:afterAutospacing="0"/>
-              <w:rPr>
-                <w:rFonts w:asciiTheme="minorHAnsi" w:hAnsiTheme="minorHAnsi" w:cstheme="minorHAnsi"/>
-                <w:sz w:val="10"/>
-                <w:szCs w:val="10"/>
                 <w:rtl/>
                 <w:lang w:val="en-US" w:bidi="fa-IR"/>
               </w:rPr>
@@ -2017,6 +943,3372 @@
                 <w:szCs w:val="10"/>
                 <w:lang w:val="en-US"/>
               </w:rPr>
+              <w:t>[</w:t>
+            </w:r>
+            <w:r>
+              <w:rPr>
+                <w:rFonts w:asciiTheme="minorHAnsi" w:hAnsiTheme="minorHAnsi" w:cstheme="minorHAnsi"/>
+                <w:sz w:val="10"/>
+                <w:szCs w:val="10"/>
+                <w:lang w:val="en-US"/>
+              </w:rPr>
+              <w:br/>
+              <w:t>{"id":</w:t>
+            </w:r>
+            <w:r>
+              <w:rPr>
+                <w:rStyle w:val="b"/>
+                <w:rFonts w:asciiTheme="minorHAnsi" w:hAnsiTheme="minorHAnsi" w:cstheme="minorHAnsi"/>
+                <w:sz w:val="10"/>
+                <w:szCs w:val="10"/>
+                <w:lang w:val="en-US"/>
+              </w:rPr>
+              <w:t>1</w:t>
+            </w:r>
+            <w:r>
+              <w:rPr>
+                <w:rFonts w:asciiTheme="minorHAnsi" w:hAnsiTheme="minorHAnsi" w:cstheme="minorHAnsi"/>
+                <w:sz w:val="10"/>
+                <w:szCs w:val="10"/>
+                <w:lang w:val="en-US"/>
+              </w:rPr>
+              <w:t>,"name":</w:t>
+            </w:r>
+            <w:r>
+              <w:rPr>
+                <w:rStyle w:val="c"/>
+                <w:rFonts w:asciiTheme="minorHAnsi" w:hAnsiTheme="minorHAnsi" w:cstheme="minorHAnsi"/>
+                <w:sz w:val="10"/>
+                <w:szCs w:val="10"/>
+                <w:lang w:val="en-US"/>
+              </w:rPr>
+              <w:t>"Mia"</w:t>
+            </w:r>
+            <w:r>
+              <w:rPr>
+                <w:rFonts w:asciiTheme="minorHAnsi" w:hAnsiTheme="minorHAnsi" w:cstheme="minorHAnsi"/>
+                <w:sz w:val="10"/>
+                <w:szCs w:val="10"/>
+                <w:lang w:val="en-US"/>
+              </w:rPr>
+              <w:t>,"age":</w:t>
+            </w:r>
+            <w:r>
+              <w:rPr>
+                <w:rStyle w:val="b"/>
+                <w:rFonts w:asciiTheme="minorHAnsi" w:hAnsiTheme="minorHAnsi" w:cstheme="minorHAnsi"/>
+                <w:sz w:val="10"/>
+                <w:szCs w:val="10"/>
+                <w:lang w:val="en-US"/>
+              </w:rPr>
+              <w:t>28</w:t>
+            </w:r>
+            <w:r>
+              <w:rPr>
+                <w:rFonts w:asciiTheme="minorHAnsi" w:hAnsiTheme="minorHAnsi" w:cstheme="minorHAnsi"/>
+                <w:sz w:val="10"/>
+                <w:szCs w:val="10"/>
+                <w:lang w:val="en-US"/>
+              </w:rPr>
+              <w:t>,"city":</w:t>
+            </w:r>
+            <w:r>
+              <w:rPr>
+                <w:rStyle w:val="c"/>
+                <w:rFonts w:asciiTheme="minorHAnsi" w:hAnsiTheme="minorHAnsi" w:cstheme="minorHAnsi"/>
+                <w:sz w:val="10"/>
+                <w:szCs w:val="10"/>
+                <w:lang w:val="en-US"/>
+              </w:rPr>
+              <w:t>"St. John's"</w:t>
+            </w:r>
+            <w:r>
+              <w:rPr>
+                <w:rFonts w:asciiTheme="minorHAnsi" w:hAnsiTheme="minorHAnsi" w:cstheme="minorHAnsi"/>
+                <w:sz w:val="10"/>
+                <w:szCs w:val="10"/>
+                <w:lang w:val="en-US"/>
+              </w:rPr>
+              <w:t>},</w:t>
+            </w:r>
+            <w:r>
+              <w:rPr>
+                <w:rFonts w:asciiTheme="minorHAnsi" w:hAnsiTheme="minorHAnsi" w:cstheme="minorHAnsi"/>
+                <w:sz w:val="10"/>
+                <w:szCs w:val="10"/>
+                <w:lang w:val="en-US"/>
+              </w:rPr>
+              <w:br/>
+              <w:t>{"id":</w:t>
+            </w:r>
+            <w:r>
+              <w:rPr>
+                <w:rStyle w:val="b"/>
+                <w:rFonts w:asciiTheme="minorHAnsi" w:hAnsiTheme="minorHAnsi" w:cstheme="minorHAnsi"/>
+                <w:sz w:val="10"/>
+                <w:szCs w:val="10"/>
+                <w:lang w:val="en-US"/>
+              </w:rPr>
+              <w:t>2</w:t>
+            </w:r>
+            <w:r>
+              <w:rPr>
+                <w:rFonts w:asciiTheme="minorHAnsi" w:hAnsiTheme="minorHAnsi" w:cstheme="minorHAnsi"/>
+                <w:sz w:val="10"/>
+                <w:szCs w:val="10"/>
+                <w:lang w:val="en-US"/>
+              </w:rPr>
+              <w:t>,"name":</w:t>
+            </w:r>
+            <w:r>
+              <w:rPr>
+                <w:rStyle w:val="c"/>
+                <w:rFonts w:asciiTheme="minorHAnsi" w:hAnsiTheme="minorHAnsi" w:cstheme="minorHAnsi"/>
+                <w:sz w:val="10"/>
+                <w:szCs w:val="10"/>
+                <w:lang w:val="en-US"/>
+              </w:rPr>
+              <w:t>"Aaron"</w:t>
+            </w:r>
+            <w:r>
+              <w:rPr>
+                <w:rFonts w:asciiTheme="minorHAnsi" w:hAnsiTheme="minorHAnsi" w:cstheme="minorHAnsi"/>
+                <w:sz w:val="10"/>
+                <w:szCs w:val="10"/>
+                <w:lang w:val="en-US"/>
+              </w:rPr>
+              <w:t>,"age":</w:t>
+            </w:r>
+            <w:r>
+              <w:rPr>
+                <w:rStyle w:val="b"/>
+                <w:rFonts w:asciiTheme="minorHAnsi" w:hAnsiTheme="minorHAnsi" w:cstheme="minorHAnsi"/>
+                <w:sz w:val="10"/>
+                <w:szCs w:val="10"/>
+                <w:lang w:val="en-US"/>
+              </w:rPr>
+              <w:t>35</w:t>
+            </w:r>
+            <w:r>
+              <w:rPr>
+                <w:rFonts w:asciiTheme="minorHAnsi" w:hAnsiTheme="minorHAnsi" w:cstheme="minorHAnsi"/>
+                <w:sz w:val="10"/>
+                <w:szCs w:val="10"/>
+                <w:lang w:val="en-US"/>
+              </w:rPr>
+              <w:t>,"city":</w:t>
+            </w:r>
+            <w:r>
+              <w:rPr>
+                <w:rStyle w:val="c"/>
+                <w:rFonts w:asciiTheme="minorHAnsi" w:hAnsiTheme="minorHAnsi" w:cstheme="minorHAnsi"/>
+                <w:sz w:val="10"/>
+                <w:szCs w:val="10"/>
+                <w:lang w:val="en-US"/>
+              </w:rPr>
+              <w:t>"Toronto"</w:t>
+            </w:r>
+            <w:r>
+              <w:rPr>
+                <w:rFonts w:asciiTheme="minorHAnsi" w:hAnsiTheme="minorHAnsi" w:cstheme="minorHAnsi"/>
+                <w:sz w:val="10"/>
+                <w:szCs w:val="10"/>
+                <w:lang w:val="en-US"/>
+              </w:rPr>
+              <w:t>},</w:t>
+            </w:r>
+            <w:r>
+              <w:rPr>
+                <w:rFonts w:asciiTheme="minorHAnsi" w:hAnsiTheme="minorHAnsi" w:cstheme="minorHAnsi"/>
+                <w:sz w:val="10"/>
+                <w:szCs w:val="10"/>
+                <w:lang w:val="en-US"/>
+              </w:rPr>
+              <w:br/>
+              <w:t>{"id":</w:t>
+            </w:r>
+            <w:r>
+              <w:rPr>
+                <w:rStyle w:val="b"/>
+                <w:rFonts w:asciiTheme="minorHAnsi" w:hAnsiTheme="minorHAnsi" w:cstheme="minorHAnsi"/>
+                <w:sz w:val="10"/>
+                <w:szCs w:val="10"/>
+                <w:lang w:val="en-US"/>
+              </w:rPr>
+              <w:t>3</w:t>
+            </w:r>
+            <w:r>
+              <w:rPr>
+                <w:rFonts w:asciiTheme="minorHAnsi" w:hAnsiTheme="minorHAnsi" w:cstheme="minorHAnsi"/>
+                <w:sz w:val="10"/>
+                <w:szCs w:val="10"/>
+                <w:lang w:val="en-US"/>
+              </w:rPr>
+              <w:t>,"name":</w:t>
+            </w:r>
+            <w:r>
+              <w:rPr>
+                <w:rStyle w:val="c"/>
+                <w:rFonts w:asciiTheme="minorHAnsi" w:hAnsiTheme="minorHAnsi" w:cstheme="minorHAnsi"/>
+                <w:sz w:val="10"/>
+                <w:szCs w:val="10"/>
+                <w:lang w:val="en-US"/>
+              </w:rPr>
+              <w:t>"Zane"</w:t>
+            </w:r>
+            <w:r>
+              <w:rPr>
+                <w:rFonts w:asciiTheme="minorHAnsi" w:hAnsiTheme="minorHAnsi" w:cstheme="minorHAnsi"/>
+                <w:sz w:val="10"/>
+                <w:szCs w:val="10"/>
+                <w:lang w:val="en-US"/>
+              </w:rPr>
+              <w:t>,"age":</w:t>
+            </w:r>
+            <w:r>
+              <w:rPr>
+                <w:rStyle w:val="b"/>
+                <w:rFonts w:asciiTheme="minorHAnsi" w:hAnsiTheme="minorHAnsi" w:cstheme="minorHAnsi"/>
+                <w:sz w:val="10"/>
+                <w:szCs w:val="10"/>
+                <w:lang w:val="en-US"/>
+              </w:rPr>
+              <w:t>29</w:t>
+            </w:r>
+            <w:r>
+              <w:rPr>
+                <w:rFonts w:asciiTheme="minorHAnsi" w:hAnsiTheme="minorHAnsi" w:cstheme="minorHAnsi"/>
+                <w:sz w:val="10"/>
+                <w:szCs w:val="10"/>
+                <w:lang w:val="en-US"/>
+              </w:rPr>
+              <w:t>,"city":</w:t>
+            </w:r>
+            <w:r>
+              <w:rPr>
+                <w:rStyle w:val="c"/>
+                <w:rFonts w:asciiTheme="minorHAnsi" w:hAnsiTheme="minorHAnsi" w:cstheme="minorHAnsi"/>
+                <w:sz w:val="10"/>
+                <w:szCs w:val="10"/>
+                <w:lang w:val="en-US"/>
+              </w:rPr>
+              <w:t>"St. John's"</w:t>
+            </w:r>
+            <w:r>
+              <w:rPr>
+                <w:rFonts w:asciiTheme="minorHAnsi" w:hAnsiTheme="minorHAnsi" w:cstheme="minorHAnsi"/>
+                <w:sz w:val="10"/>
+                <w:szCs w:val="10"/>
+                <w:lang w:val="en-US"/>
+              </w:rPr>
+              <w:t>},</w:t>
+            </w:r>
+            <w:r>
+              <w:rPr>
+                <w:rFonts w:asciiTheme="minorHAnsi" w:hAnsiTheme="minorHAnsi" w:cstheme="minorHAnsi"/>
+                <w:sz w:val="10"/>
+                <w:szCs w:val="10"/>
+                <w:lang w:val="en-US"/>
+              </w:rPr>
+              <w:br/>
+              <w:t>{"id":</w:t>
+            </w:r>
+            <w:r>
+              <w:rPr>
+                <w:rStyle w:val="b"/>
+                <w:rFonts w:asciiTheme="minorHAnsi" w:hAnsiTheme="minorHAnsi" w:cstheme="minorHAnsi"/>
+                <w:sz w:val="10"/>
+                <w:szCs w:val="10"/>
+                <w:lang w:val="en-US"/>
+              </w:rPr>
+              <w:t>4</w:t>
+            </w:r>
+            <w:r>
+              <w:rPr>
+                <w:rFonts w:asciiTheme="minorHAnsi" w:hAnsiTheme="minorHAnsi" w:cstheme="minorHAnsi"/>
+                <w:sz w:val="10"/>
+                <w:szCs w:val="10"/>
+                <w:lang w:val="en-US"/>
+              </w:rPr>
+              <w:t>,"name":</w:t>
+            </w:r>
+            <w:r>
+              <w:rPr>
+                <w:rStyle w:val="c"/>
+                <w:rFonts w:asciiTheme="minorHAnsi" w:hAnsiTheme="minorHAnsi" w:cstheme="minorHAnsi"/>
+                <w:sz w:val="10"/>
+                <w:szCs w:val="10"/>
+                <w:lang w:val="en-US"/>
+              </w:rPr>
+              <w:t>"Fiona"</w:t>
+            </w:r>
+            <w:r>
+              <w:rPr>
+                <w:rFonts w:asciiTheme="minorHAnsi" w:hAnsiTheme="minorHAnsi" w:cstheme="minorHAnsi"/>
+                <w:sz w:val="10"/>
+                <w:szCs w:val="10"/>
+                <w:lang w:val="en-US"/>
+              </w:rPr>
+              <w:t>,"age":</w:t>
+            </w:r>
+            <w:r>
+              <w:rPr>
+                <w:rStyle w:val="b"/>
+                <w:rFonts w:asciiTheme="minorHAnsi" w:hAnsiTheme="minorHAnsi" w:cstheme="minorHAnsi"/>
+                <w:sz w:val="10"/>
+                <w:szCs w:val="10"/>
+                <w:lang w:val="en-US"/>
+              </w:rPr>
+              <w:t>30</w:t>
+            </w:r>
+            <w:r>
+              <w:rPr>
+                <w:rFonts w:asciiTheme="minorHAnsi" w:hAnsiTheme="minorHAnsi" w:cstheme="minorHAnsi"/>
+                <w:sz w:val="10"/>
+                <w:szCs w:val="10"/>
+                <w:lang w:val="en-US"/>
+              </w:rPr>
+              <w:t>,"city":</w:t>
+            </w:r>
+            <w:r>
+              <w:rPr>
+                <w:rStyle w:val="c"/>
+                <w:rFonts w:asciiTheme="minorHAnsi" w:hAnsiTheme="minorHAnsi" w:cstheme="minorHAnsi"/>
+                <w:sz w:val="10"/>
+                <w:szCs w:val="10"/>
+                <w:lang w:val="en-US"/>
+              </w:rPr>
+              <w:t>"Edmonton"</w:t>
+            </w:r>
+            <w:r>
+              <w:rPr>
+                <w:rFonts w:asciiTheme="minorHAnsi" w:hAnsiTheme="minorHAnsi" w:cstheme="minorHAnsi"/>
+                <w:sz w:val="10"/>
+                <w:szCs w:val="10"/>
+                <w:lang w:val="en-US"/>
+              </w:rPr>
+              <w:t>},</w:t>
+            </w:r>
+            <w:r>
+              <w:rPr>
+                <w:rFonts w:asciiTheme="minorHAnsi" w:hAnsiTheme="minorHAnsi" w:cstheme="minorHAnsi"/>
+                <w:sz w:val="10"/>
+                <w:szCs w:val="10"/>
+                <w:lang w:val="en-US"/>
+              </w:rPr>
+              <w:br/>
+              <w:t>{"id":</w:t>
+            </w:r>
+            <w:r>
+              <w:rPr>
+                <w:rStyle w:val="b"/>
+                <w:rFonts w:asciiTheme="minorHAnsi" w:hAnsiTheme="minorHAnsi" w:cstheme="minorHAnsi"/>
+                <w:sz w:val="10"/>
+                <w:szCs w:val="10"/>
+                <w:lang w:val="en-US"/>
+              </w:rPr>
+              <w:t>5</w:t>
+            </w:r>
+            <w:r>
+              <w:rPr>
+                <w:rFonts w:asciiTheme="minorHAnsi" w:hAnsiTheme="minorHAnsi" w:cstheme="minorHAnsi"/>
+                <w:sz w:val="10"/>
+                <w:szCs w:val="10"/>
+                <w:lang w:val="en-US"/>
+              </w:rPr>
+              <w:t>,"name":</w:t>
+            </w:r>
+            <w:r>
+              <w:rPr>
+                <w:rStyle w:val="c"/>
+                <w:rFonts w:asciiTheme="minorHAnsi" w:hAnsiTheme="minorHAnsi" w:cstheme="minorHAnsi"/>
+                <w:sz w:val="10"/>
+                <w:szCs w:val="10"/>
+                <w:lang w:val="en-US"/>
+              </w:rPr>
+              <w:t>"Kyle"</w:t>
+            </w:r>
+            <w:r>
+              <w:rPr>
+                <w:rFonts w:asciiTheme="minorHAnsi" w:hAnsiTheme="minorHAnsi" w:cstheme="minorHAnsi"/>
+                <w:sz w:val="10"/>
+                <w:szCs w:val="10"/>
+                <w:lang w:val="en-US"/>
+              </w:rPr>
+              <w:t>,"age":</w:t>
+            </w:r>
+            <w:r>
+              <w:rPr>
+                <w:rStyle w:val="b"/>
+                <w:rFonts w:asciiTheme="minorHAnsi" w:hAnsiTheme="minorHAnsi" w:cstheme="minorHAnsi"/>
+                <w:sz w:val="10"/>
+                <w:szCs w:val="10"/>
+                <w:lang w:val="en-US"/>
+              </w:rPr>
+              <w:t>25</w:t>
+            </w:r>
+            <w:r>
+              <w:rPr>
+                <w:rFonts w:asciiTheme="minorHAnsi" w:hAnsiTheme="minorHAnsi" w:cstheme="minorHAnsi"/>
+                <w:sz w:val="10"/>
+                <w:szCs w:val="10"/>
+                <w:lang w:val="en-US"/>
+              </w:rPr>
+              <w:t>,"city":</w:t>
+            </w:r>
+            <w:r>
+              <w:rPr>
+                <w:rStyle w:val="c"/>
+                <w:rFonts w:asciiTheme="minorHAnsi" w:hAnsiTheme="minorHAnsi" w:cstheme="minorHAnsi"/>
+                <w:sz w:val="10"/>
+                <w:szCs w:val="10"/>
+                <w:lang w:val="en-US"/>
+              </w:rPr>
+              <w:t>"Saskatoon"</w:t>
+            </w:r>
+            <w:r>
+              <w:rPr>
+                <w:rFonts w:asciiTheme="minorHAnsi" w:hAnsiTheme="minorHAnsi" w:cstheme="minorHAnsi"/>
+                <w:sz w:val="10"/>
+                <w:szCs w:val="10"/>
+                <w:lang w:val="en-US"/>
+              </w:rPr>
+              <w:t>},</w:t>
+            </w:r>
+            <w:r>
+              <w:rPr>
+                <w:rFonts w:asciiTheme="minorHAnsi" w:hAnsiTheme="minorHAnsi" w:cstheme="minorHAnsi"/>
+                <w:sz w:val="10"/>
+                <w:szCs w:val="10"/>
+                <w:lang w:val="en-US"/>
+              </w:rPr>
+              <w:br/>
+              <w:t>{"id":</w:t>
+            </w:r>
+            <w:r>
+              <w:rPr>
+                <w:rStyle w:val="b"/>
+                <w:rFonts w:asciiTheme="minorHAnsi" w:hAnsiTheme="minorHAnsi" w:cstheme="minorHAnsi"/>
+                <w:sz w:val="10"/>
+                <w:szCs w:val="10"/>
+                <w:lang w:val="en-US"/>
+              </w:rPr>
+              <w:t>6</w:t>
+            </w:r>
+            <w:r>
+              <w:rPr>
+                <w:rFonts w:asciiTheme="minorHAnsi" w:hAnsiTheme="minorHAnsi" w:cstheme="minorHAnsi"/>
+                <w:sz w:val="10"/>
+                <w:szCs w:val="10"/>
+                <w:lang w:val="en-US"/>
+              </w:rPr>
+              <w:t>,"name":</w:t>
+            </w:r>
+            <w:r>
+              <w:rPr>
+                <w:rStyle w:val="c"/>
+                <w:rFonts w:asciiTheme="minorHAnsi" w:hAnsiTheme="minorHAnsi" w:cstheme="minorHAnsi"/>
+                <w:sz w:val="10"/>
+                <w:szCs w:val="10"/>
+                <w:lang w:val="en-US"/>
+              </w:rPr>
+              <w:t>"Bella"</w:t>
+            </w:r>
+            <w:r>
+              <w:rPr>
+                <w:rFonts w:asciiTheme="minorHAnsi" w:hAnsiTheme="minorHAnsi" w:cstheme="minorHAnsi"/>
+                <w:sz w:val="10"/>
+                <w:szCs w:val="10"/>
+                <w:lang w:val="en-US"/>
+              </w:rPr>
+              <w:t>,"age":</w:t>
+            </w:r>
+            <w:r>
+              <w:rPr>
+                <w:rStyle w:val="b"/>
+                <w:rFonts w:asciiTheme="minorHAnsi" w:hAnsiTheme="minorHAnsi" w:cstheme="minorHAnsi"/>
+                <w:sz w:val="10"/>
+                <w:szCs w:val="10"/>
+                <w:lang w:val="en-US"/>
+              </w:rPr>
+              <w:t>22</w:t>
+            </w:r>
+            <w:r>
+              <w:rPr>
+                <w:rFonts w:asciiTheme="minorHAnsi" w:hAnsiTheme="minorHAnsi" w:cstheme="minorHAnsi"/>
+                <w:sz w:val="10"/>
+                <w:szCs w:val="10"/>
+                <w:lang w:val="en-US"/>
+              </w:rPr>
+              <w:t>,"city":</w:t>
+            </w:r>
+            <w:r>
+              <w:rPr>
+                <w:rStyle w:val="c"/>
+                <w:rFonts w:asciiTheme="minorHAnsi" w:hAnsiTheme="minorHAnsi" w:cstheme="minorHAnsi"/>
+                <w:sz w:val="10"/>
+                <w:szCs w:val="10"/>
+                <w:lang w:val="en-US"/>
+              </w:rPr>
+              <w:t>"Montreal"</w:t>
+            </w:r>
+            <w:r>
+              <w:rPr>
+                <w:rFonts w:asciiTheme="minorHAnsi" w:hAnsiTheme="minorHAnsi" w:cstheme="minorHAnsi"/>
+                <w:sz w:val="10"/>
+                <w:szCs w:val="10"/>
+                <w:lang w:val="en-US"/>
+              </w:rPr>
+              <w:t>},</w:t>
+            </w:r>
+            <w:r>
+              <w:rPr>
+                <w:rFonts w:asciiTheme="minorHAnsi" w:hAnsiTheme="minorHAnsi" w:cstheme="minorHAnsi"/>
+                <w:sz w:val="10"/>
+                <w:szCs w:val="10"/>
+                <w:lang w:val="en-US"/>
+              </w:rPr>
+              <w:br/>
+              <w:t>{"id":</w:t>
+            </w:r>
+            <w:r>
+              <w:rPr>
+                <w:rStyle w:val="b"/>
+                <w:rFonts w:asciiTheme="minorHAnsi" w:hAnsiTheme="minorHAnsi" w:cstheme="minorHAnsi"/>
+                <w:sz w:val="10"/>
+                <w:szCs w:val="10"/>
+                <w:lang w:val="en-US"/>
+              </w:rPr>
+              <w:t>7</w:t>
+            </w:r>
+            <w:r>
+              <w:rPr>
+                <w:rFonts w:asciiTheme="minorHAnsi" w:hAnsiTheme="minorHAnsi" w:cstheme="minorHAnsi"/>
+                <w:sz w:val="10"/>
+                <w:szCs w:val="10"/>
+                <w:lang w:val="en-US"/>
+              </w:rPr>
+              <w:t>,"name":</w:t>
+            </w:r>
+            <w:r>
+              <w:rPr>
+                <w:rStyle w:val="c"/>
+                <w:rFonts w:asciiTheme="minorHAnsi" w:hAnsiTheme="minorHAnsi" w:cstheme="minorHAnsi"/>
+                <w:sz w:val="10"/>
+                <w:szCs w:val="10"/>
+                <w:lang w:val="en-US"/>
+              </w:rPr>
+              <w:t>"Diana"</w:t>
+            </w:r>
+            <w:r>
+              <w:rPr>
+                <w:rFonts w:asciiTheme="minorHAnsi" w:hAnsiTheme="minorHAnsi" w:cstheme="minorHAnsi"/>
+                <w:sz w:val="10"/>
+                <w:szCs w:val="10"/>
+                <w:lang w:val="en-US"/>
+              </w:rPr>
+              <w:t>,"age":</w:t>
+            </w:r>
+            <w:r>
+              <w:rPr>
+                <w:rStyle w:val="b"/>
+                <w:rFonts w:asciiTheme="minorHAnsi" w:hAnsiTheme="minorHAnsi" w:cstheme="minorHAnsi"/>
+                <w:sz w:val="10"/>
+                <w:szCs w:val="10"/>
+                <w:lang w:val="en-US"/>
+              </w:rPr>
+              <w:t>32</w:t>
+            </w:r>
+            <w:r>
+              <w:rPr>
+                <w:rFonts w:asciiTheme="minorHAnsi" w:hAnsiTheme="minorHAnsi" w:cstheme="minorHAnsi"/>
+                <w:sz w:val="10"/>
+                <w:szCs w:val="10"/>
+                <w:lang w:val="en-US"/>
+              </w:rPr>
+              <w:t>,"city":</w:t>
+            </w:r>
+            <w:r>
+              <w:rPr>
+                <w:rStyle w:val="c"/>
+                <w:rFonts w:asciiTheme="minorHAnsi" w:hAnsiTheme="minorHAnsi" w:cstheme="minorHAnsi"/>
+                <w:sz w:val="10"/>
+                <w:szCs w:val="10"/>
+                <w:lang w:val="en-US"/>
+              </w:rPr>
+              <w:t>"Calgary"</w:t>
+            </w:r>
+            <w:r>
+              <w:rPr>
+                <w:rFonts w:asciiTheme="minorHAnsi" w:hAnsiTheme="minorHAnsi" w:cstheme="minorHAnsi"/>
+                <w:sz w:val="10"/>
+                <w:szCs w:val="10"/>
+                <w:lang w:val="en-US"/>
+              </w:rPr>
+              <w:t>},</w:t>
+            </w:r>
+            <w:r>
+              <w:rPr>
+                <w:rFonts w:asciiTheme="minorHAnsi" w:hAnsiTheme="minorHAnsi" w:cstheme="minorHAnsi"/>
+                <w:sz w:val="10"/>
+                <w:szCs w:val="10"/>
+                <w:lang w:val="en-US"/>
+              </w:rPr>
+              <w:br/>
+              <w:t>{"id":</w:t>
+            </w:r>
+            <w:r>
+              <w:rPr>
+                <w:rStyle w:val="b"/>
+                <w:rFonts w:asciiTheme="minorHAnsi" w:hAnsiTheme="minorHAnsi" w:cstheme="minorHAnsi"/>
+                <w:sz w:val="10"/>
+                <w:szCs w:val="10"/>
+                <w:lang w:val="en-US"/>
+              </w:rPr>
+              <w:t>8</w:t>
+            </w:r>
+            <w:r>
+              <w:rPr>
+                <w:rFonts w:asciiTheme="minorHAnsi" w:hAnsiTheme="minorHAnsi" w:cstheme="minorHAnsi"/>
+                <w:sz w:val="10"/>
+                <w:szCs w:val="10"/>
+                <w:lang w:val="en-US"/>
+              </w:rPr>
+              <w:t>,"name":</w:t>
+            </w:r>
+            <w:r>
+              <w:rPr>
+                <w:rStyle w:val="c"/>
+                <w:rFonts w:asciiTheme="minorHAnsi" w:hAnsiTheme="minorHAnsi" w:cstheme="minorHAnsi"/>
+                <w:sz w:val="10"/>
+                <w:szCs w:val="10"/>
+                <w:lang w:val="en-US"/>
+              </w:rPr>
+              <w:t>"Leo"</w:t>
+            </w:r>
+            <w:r>
+              <w:rPr>
+                <w:rFonts w:asciiTheme="minorHAnsi" w:hAnsiTheme="minorHAnsi" w:cstheme="minorHAnsi"/>
+                <w:sz w:val="10"/>
+                <w:szCs w:val="10"/>
+                <w:lang w:val="en-US"/>
+              </w:rPr>
+              <w:t>,"age":</w:t>
+            </w:r>
+            <w:r>
+              <w:rPr>
+                <w:rStyle w:val="b"/>
+                <w:rFonts w:asciiTheme="minorHAnsi" w:hAnsiTheme="minorHAnsi" w:cstheme="minorHAnsi"/>
+                <w:sz w:val="10"/>
+                <w:szCs w:val="10"/>
+                <w:lang w:val="en-US"/>
+              </w:rPr>
+              <w:t>23</w:t>
+            </w:r>
+            <w:r>
+              <w:rPr>
+                <w:rFonts w:asciiTheme="minorHAnsi" w:hAnsiTheme="minorHAnsi" w:cstheme="minorHAnsi"/>
+                <w:sz w:val="10"/>
+                <w:szCs w:val="10"/>
+                <w:lang w:val="en-US"/>
+              </w:rPr>
+              <w:t>,"city":</w:t>
+            </w:r>
+            <w:r>
+              <w:rPr>
+                <w:rStyle w:val="c"/>
+                <w:rFonts w:asciiTheme="minorHAnsi" w:hAnsiTheme="minorHAnsi" w:cstheme="minorHAnsi"/>
+                <w:sz w:val="10"/>
+                <w:szCs w:val="10"/>
+                <w:lang w:val="en-US"/>
+              </w:rPr>
+              <w:t>"Regina"</w:t>
+            </w:r>
+            <w:r>
+              <w:rPr>
+                <w:rFonts w:asciiTheme="minorHAnsi" w:hAnsiTheme="minorHAnsi" w:cstheme="minorHAnsi"/>
+                <w:sz w:val="10"/>
+                <w:szCs w:val="10"/>
+                <w:lang w:val="en-US"/>
+              </w:rPr>
+              <w:t>},</w:t>
+            </w:r>
+            <w:r>
+              <w:rPr>
+                <w:rFonts w:asciiTheme="minorHAnsi" w:hAnsiTheme="minorHAnsi" w:cstheme="minorHAnsi"/>
+                <w:sz w:val="10"/>
+                <w:szCs w:val="10"/>
+                <w:lang w:val="en-US"/>
+              </w:rPr>
+              <w:br/>
+              <w:t>{"id":</w:t>
+            </w:r>
+            <w:r>
+              <w:rPr>
+                <w:rStyle w:val="b"/>
+                <w:rFonts w:asciiTheme="minorHAnsi" w:hAnsiTheme="minorHAnsi" w:cstheme="minorHAnsi"/>
+                <w:sz w:val="10"/>
+                <w:szCs w:val="10"/>
+                <w:lang w:val="en-US"/>
+              </w:rPr>
+              <w:t>9</w:t>
+            </w:r>
+            <w:r>
+              <w:rPr>
+                <w:rFonts w:asciiTheme="minorHAnsi" w:hAnsiTheme="minorHAnsi" w:cstheme="minorHAnsi"/>
+                <w:sz w:val="10"/>
+                <w:szCs w:val="10"/>
+                <w:lang w:val="en-US"/>
+              </w:rPr>
+              <w:t>,"name":</w:t>
+            </w:r>
+            <w:r>
+              <w:rPr>
+                <w:rStyle w:val="c"/>
+                <w:rFonts w:asciiTheme="minorHAnsi" w:hAnsiTheme="minorHAnsi" w:cstheme="minorHAnsi"/>
+                <w:sz w:val="10"/>
+                <w:szCs w:val="10"/>
+                <w:lang w:val="en-US"/>
+              </w:rPr>
+              <w:t>"Xander"</w:t>
+            </w:r>
+            <w:r>
+              <w:rPr>
+                <w:rFonts w:asciiTheme="minorHAnsi" w:hAnsiTheme="minorHAnsi" w:cstheme="minorHAnsi"/>
+                <w:sz w:val="10"/>
+                <w:szCs w:val="10"/>
+                <w:lang w:val="en-US"/>
+              </w:rPr>
+              <w:t>,"age":</w:t>
+            </w:r>
+            <w:r>
+              <w:rPr>
+                <w:rStyle w:val="b"/>
+                <w:rFonts w:asciiTheme="minorHAnsi" w:hAnsiTheme="minorHAnsi" w:cstheme="minorHAnsi"/>
+                <w:sz w:val="10"/>
+                <w:szCs w:val="10"/>
+                <w:lang w:val="en-US"/>
+              </w:rPr>
+              <w:t>31</w:t>
+            </w:r>
+            <w:r>
+              <w:rPr>
+                <w:rFonts w:asciiTheme="minorHAnsi" w:hAnsiTheme="minorHAnsi" w:cstheme="minorHAnsi"/>
+                <w:sz w:val="10"/>
+                <w:szCs w:val="10"/>
+                <w:lang w:val="en-US"/>
+              </w:rPr>
+              <w:t>,"city":</w:t>
+            </w:r>
+            <w:r>
+              <w:rPr>
+                <w:rStyle w:val="c"/>
+                <w:rFonts w:asciiTheme="minorHAnsi" w:hAnsiTheme="minorHAnsi" w:cstheme="minorHAnsi"/>
+                <w:sz w:val="10"/>
+                <w:szCs w:val="10"/>
+                <w:lang w:val="en-US"/>
+              </w:rPr>
+              <w:t>"Saskatoon"</w:t>
+            </w:r>
+            <w:r>
+              <w:rPr>
+                <w:rFonts w:asciiTheme="minorHAnsi" w:hAnsiTheme="minorHAnsi" w:cstheme="minorHAnsi"/>
+                <w:sz w:val="10"/>
+                <w:szCs w:val="10"/>
+                <w:lang w:val="en-US"/>
+              </w:rPr>
+              <w:t>},</w:t>
+            </w:r>
+            <w:r>
+              <w:rPr>
+                <w:rFonts w:asciiTheme="minorHAnsi" w:hAnsiTheme="minorHAnsi" w:cstheme="minorHAnsi"/>
+                <w:sz w:val="10"/>
+                <w:szCs w:val="10"/>
+                <w:lang w:val="en-US"/>
+              </w:rPr>
+              <w:br/>
+              <w:t>{"id":</w:t>
+            </w:r>
+            <w:r>
+              <w:rPr>
+                <w:rStyle w:val="b"/>
+                <w:rFonts w:asciiTheme="minorHAnsi" w:hAnsiTheme="minorHAnsi" w:cstheme="minorHAnsi"/>
+                <w:sz w:val="10"/>
+                <w:szCs w:val="10"/>
+                <w:lang w:val="en-US"/>
+              </w:rPr>
+              <w:t>10</w:t>
+            </w:r>
+            <w:r>
+              <w:rPr>
+                <w:rFonts w:asciiTheme="minorHAnsi" w:hAnsiTheme="minorHAnsi" w:cstheme="minorHAnsi"/>
+                <w:sz w:val="10"/>
+                <w:szCs w:val="10"/>
+                <w:lang w:val="en-US"/>
+              </w:rPr>
+              <w:t>,"name":</w:t>
+            </w:r>
+            <w:r>
+              <w:rPr>
+                <w:rStyle w:val="c"/>
+                <w:rFonts w:asciiTheme="minorHAnsi" w:hAnsiTheme="minorHAnsi" w:cstheme="minorHAnsi"/>
+                <w:sz w:val="10"/>
+                <w:szCs w:val="10"/>
+                <w:lang w:val="en-US"/>
+              </w:rPr>
+              <w:t>"Paula"</w:t>
+            </w:r>
+            <w:r>
+              <w:rPr>
+                <w:rFonts w:asciiTheme="minorHAnsi" w:hAnsiTheme="minorHAnsi" w:cstheme="minorHAnsi"/>
+                <w:sz w:val="10"/>
+                <w:szCs w:val="10"/>
+                <w:lang w:val="en-US"/>
+              </w:rPr>
+              <w:t>,"age":</w:t>
+            </w:r>
+            <w:r>
+              <w:rPr>
+                <w:rStyle w:val="b"/>
+                <w:rFonts w:asciiTheme="minorHAnsi" w:hAnsiTheme="minorHAnsi" w:cstheme="minorHAnsi"/>
+                <w:sz w:val="10"/>
+                <w:szCs w:val="10"/>
+                <w:lang w:val="en-US"/>
+              </w:rPr>
+              <w:t>26</w:t>
+            </w:r>
+            <w:r>
+              <w:rPr>
+                <w:rFonts w:asciiTheme="minorHAnsi" w:hAnsiTheme="minorHAnsi" w:cstheme="minorHAnsi"/>
+                <w:sz w:val="10"/>
+                <w:szCs w:val="10"/>
+                <w:lang w:val="en-US"/>
+              </w:rPr>
+              <w:t>,"city":</w:t>
+            </w:r>
+            <w:r>
+              <w:rPr>
+                <w:rStyle w:val="c"/>
+                <w:rFonts w:asciiTheme="minorHAnsi" w:hAnsiTheme="minorHAnsi" w:cstheme="minorHAnsi"/>
+                <w:sz w:val="10"/>
+                <w:szCs w:val="10"/>
+                <w:lang w:val="en-US"/>
+              </w:rPr>
+              <w:t>"Vancouver"</w:t>
+            </w:r>
+            <w:r>
+              <w:rPr>
+                <w:rFonts w:asciiTheme="minorHAnsi" w:hAnsiTheme="minorHAnsi" w:cstheme="minorHAnsi"/>
+                <w:sz w:val="10"/>
+                <w:szCs w:val="10"/>
+                <w:lang w:val="en-US"/>
+              </w:rPr>
+              <w:t>},</w:t>
+            </w:r>
+            <w:r>
+              <w:rPr>
+                <w:rFonts w:asciiTheme="minorHAnsi" w:hAnsiTheme="minorHAnsi" w:cstheme="minorHAnsi"/>
+                <w:sz w:val="10"/>
+                <w:szCs w:val="10"/>
+                <w:lang w:val="en-US"/>
+              </w:rPr>
+              <w:br/>
+              <w:t>{"id":</w:t>
+            </w:r>
+            <w:r>
+              <w:rPr>
+                <w:rStyle w:val="b"/>
+                <w:rFonts w:asciiTheme="minorHAnsi" w:hAnsiTheme="minorHAnsi" w:cstheme="minorHAnsi"/>
+                <w:sz w:val="10"/>
+                <w:szCs w:val="10"/>
+                <w:lang w:val="en-US"/>
+              </w:rPr>
+              <w:t>11</w:t>
+            </w:r>
+            <w:r>
+              <w:rPr>
+                <w:rFonts w:asciiTheme="minorHAnsi" w:hAnsiTheme="minorHAnsi" w:cstheme="minorHAnsi"/>
+                <w:sz w:val="10"/>
+                <w:szCs w:val="10"/>
+                <w:lang w:val="en-US"/>
+              </w:rPr>
+              <w:t>,"name":</w:t>
+            </w:r>
+            <w:r>
+              <w:rPr>
+                <w:rStyle w:val="c"/>
+                <w:rFonts w:asciiTheme="minorHAnsi" w:hAnsiTheme="minorHAnsi" w:cstheme="minorHAnsi"/>
+                <w:sz w:val="10"/>
+                <w:szCs w:val="10"/>
+                <w:lang w:val="en-US"/>
+              </w:rPr>
+              <w:t>"Ethan"</w:t>
+            </w:r>
+            <w:r>
+              <w:rPr>
+                <w:rFonts w:asciiTheme="minorHAnsi" w:hAnsiTheme="minorHAnsi" w:cstheme="minorHAnsi"/>
+                <w:sz w:val="10"/>
+                <w:szCs w:val="10"/>
+                <w:lang w:val="en-US"/>
+              </w:rPr>
+              <w:t>,"age":</w:t>
+            </w:r>
+            <w:r>
+              <w:rPr>
+                <w:rStyle w:val="b"/>
+                <w:rFonts w:asciiTheme="minorHAnsi" w:hAnsiTheme="minorHAnsi" w:cstheme="minorHAnsi"/>
+                <w:sz w:val="10"/>
+                <w:szCs w:val="10"/>
+                <w:lang w:val="en-US"/>
+              </w:rPr>
+              <w:t>26</w:t>
+            </w:r>
+            <w:r>
+              <w:rPr>
+                <w:rFonts w:asciiTheme="minorHAnsi" w:hAnsiTheme="minorHAnsi" w:cstheme="minorHAnsi"/>
+                <w:sz w:val="10"/>
+                <w:szCs w:val="10"/>
+                <w:lang w:val="en-US"/>
+              </w:rPr>
+              <w:t>,"city":</w:t>
+            </w:r>
+            <w:r>
+              <w:rPr>
+                <w:rStyle w:val="c"/>
+                <w:rFonts w:asciiTheme="minorHAnsi" w:hAnsiTheme="minorHAnsi" w:cstheme="minorHAnsi"/>
+                <w:sz w:val="10"/>
+                <w:szCs w:val="10"/>
+                <w:lang w:val="en-US"/>
+              </w:rPr>
+              <w:t>"Ottawa"</w:t>
+            </w:r>
+            <w:r>
+              <w:rPr>
+                <w:rFonts w:asciiTheme="minorHAnsi" w:hAnsiTheme="minorHAnsi" w:cstheme="minorHAnsi"/>
+                <w:sz w:val="10"/>
+                <w:szCs w:val="10"/>
+                <w:lang w:val="en-US"/>
+              </w:rPr>
+              <w:t>},</w:t>
+            </w:r>
+            <w:r>
+              <w:rPr>
+                <w:rFonts w:asciiTheme="minorHAnsi" w:hAnsiTheme="minorHAnsi" w:cstheme="minorHAnsi"/>
+                <w:sz w:val="10"/>
+                <w:szCs w:val="10"/>
+                <w:lang w:val="en-US"/>
+              </w:rPr>
+              <w:br/>
+              <w:t>{"id":</w:t>
+            </w:r>
+            <w:r>
+              <w:rPr>
+                <w:rStyle w:val="b"/>
+                <w:rFonts w:asciiTheme="minorHAnsi" w:hAnsiTheme="minorHAnsi" w:cstheme="minorHAnsi"/>
+                <w:sz w:val="10"/>
+                <w:szCs w:val="10"/>
+                <w:lang w:val="en-US"/>
+              </w:rPr>
+              <w:t>12</w:t>
+            </w:r>
+            <w:r>
+              <w:rPr>
+                <w:rFonts w:asciiTheme="minorHAnsi" w:hAnsiTheme="minorHAnsi" w:cstheme="minorHAnsi"/>
+                <w:sz w:val="10"/>
+                <w:szCs w:val="10"/>
+                <w:lang w:val="en-US"/>
+              </w:rPr>
+              <w:t>,"name":</w:t>
+            </w:r>
+            <w:r>
+              <w:rPr>
+                <w:rStyle w:val="c"/>
+                <w:rFonts w:asciiTheme="minorHAnsi" w:hAnsiTheme="minorHAnsi" w:cstheme="minorHAnsi"/>
+                <w:sz w:val="10"/>
+                <w:szCs w:val="10"/>
+                <w:lang w:val="en-US"/>
+              </w:rPr>
+              <w:t>"Hailey"</w:t>
+            </w:r>
+            <w:r>
+              <w:rPr>
+                <w:rFonts w:asciiTheme="minorHAnsi" w:hAnsiTheme="minorHAnsi" w:cstheme="minorHAnsi"/>
+                <w:sz w:val="10"/>
+                <w:szCs w:val="10"/>
+                <w:lang w:val="en-US"/>
+              </w:rPr>
+              <w:t>,"age":</w:t>
+            </w:r>
+            <w:r>
+              <w:rPr>
+                <w:rStyle w:val="b"/>
+                <w:rFonts w:asciiTheme="minorHAnsi" w:hAnsiTheme="minorHAnsi" w:cstheme="minorHAnsi"/>
+                <w:sz w:val="10"/>
+                <w:szCs w:val="10"/>
+                <w:lang w:val="en-US"/>
+              </w:rPr>
+              <w:t>23</w:t>
+            </w:r>
+            <w:r>
+              <w:rPr>
+                <w:rFonts w:asciiTheme="minorHAnsi" w:hAnsiTheme="minorHAnsi" w:cstheme="minorHAnsi"/>
+                <w:sz w:val="10"/>
+                <w:szCs w:val="10"/>
+                <w:lang w:val="en-US"/>
+              </w:rPr>
+              <w:t>,"city":</w:t>
+            </w:r>
+            <w:r>
+              <w:rPr>
+                <w:rStyle w:val="c"/>
+                <w:rFonts w:asciiTheme="minorHAnsi" w:hAnsiTheme="minorHAnsi" w:cstheme="minorHAnsi"/>
+                <w:sz w:val="10"/>
+                <w:szCs w:val="10"/>
+                <w:lang w:val="en-US"/>
+              </w:rPr>
+              <w:t>"Quebec City"</w:t>
+            </w:r>
+            <w:r>
+              <w:rPr>
+                <w:rFonts w:asciiTheme="minorHAnsi" w:hAnsiTheme="minorHAnsi" w:cstheme="minorHAnsi"/>
+                <w:sz w:val="10"/>
+                <w:szCs w:val="10"/>
+                <w:lang w:val="en-US"/>
+              </w:rPr>
+              <w:t>},</w:t>
+            </w:r>
+            <w:r>
+              <w:rPr>
+                <w:rFonts w:asciiTheme="minorHAnsi" w:hAnsiTheme="minorHAnsi" w:cstheme="minorHAnsi"/>
+                <w:sz w:val="10"/>
+                <w:szCs w:val="10"/>
+                <w:lang w:val="en-US"/>
+              </w:rPr>
+              <w:br/>
+              <w:t>{"id":</w:t>
+            </w:r>
+            <w:r>
+              <w:rPr>
+                <w:rStyle w:val="b"/>
+                <w:rFonts w:asciiTheme="minorHAnsi" w:hAnsiTheme="minorHAnsi" w:cstheme="minorHAnsi"/>
+                <w:sz w:val="10"/>
+                <w:szCs w:val="10"/>
+                <w:lang w:val="en-US"/>
+              </w:rPr>
+              <w:t>13</w:t>
+            </w:r>
+            <w:r>
+              <w:rPr>
+                <w:rFonts w:asciiTheme="minorHAnsi" w:hAnsiTheme="minorHAnsi" w:cstheme="minorHAnsi"/>
+                <w:sz w:val="10"/>
+                <w:szCs w:val="10"/>
+                <w:lang w:val="en-US"/>
+              </w:rPr>
+              <w:t>,"name":</w:t>
+            </w:r>
+            <w:r>
+              <w:rPr>
+                <w:rStyle w:val="c"/>
+                <w:rFonts w:asciiTheme="minorHAnsi" w:hAnsiTheme="minorHAnsi" w:cstheme="minorHAnsi"/>
+                <w:sz w:val="10"/>
+                <w:szCs w:val="10"/>
+                <w:lang w:val="en-US"/>
+              </w:rPr>
+              <w:t>"Grace"</w:t>
+            </w:r>
+            <w:r>
+              <w:rPr>
+                <w:rFonts w:asciiTheme="minorHAnsi" w:hAnsiTheme="minorHAnsi" w:cstheme="minorHAnsi"/>
+                <w:sz w:val="10"/>
+                <w:szCs w:val="10"/>
+                <w:lang w:val="en-US"/>
+              </w:rPr>
+              <w:t>,"age":</w:t>
+            </w:r>
+            <w:r>
+              <w:rPr>
+                <w:rStyle w:val="b"/>
+                <w:rFonts w:asciiTheme="minorHAnsi" w:hAnsiTheme="minorHAnsi" w:cstheme="minorHAnsi"/>
+                <w:sz w:val="10"/>
+                <w:szCs w:val="10"/>
+                <w:lang w:val="en-US"/>
+              </w:rPr>
+              <w:t>24</w:t>
+            </w:r>
+            <w:r>
+              <w:rPr>
+                <w:rFonts w:asciiTheme="minorHAnsi" w:hAnsiTheme="minorHAnsi" w:cstheme="minorHAnsi"/>
+                <w:sz w:val="10"/>
+                <w:szCs w:val="10"/>
+                <w:lang w:val="en-US"/>
+              </w:rPr>
+              <w:t>,"city":</w:t>
+            </w:r>
+            <w:r>
+              <w:rPr>
+                <w:rStyle w:val="c"/>
+                <w:rFonts w:asciiTheme="minorHAnsi" w:hAnsiTheme="minorHAnsi" w:cstheme="minorHAnsi"/>
+                <w:sz w:val="10"/>
+                <w:szCs w:val="10"/>
+                <w:lang w:val="en-US"/>
+              </w:rPr>
+              <w:t>"Winnipeg"</w:t>
+            </w:r>
+            <w:r>
+              <w:rPr>
+                <w:rFonts w:asciiTheme="minorHAnsi" w:hAnsiTheme="minorHAnsi" w:cstheme="minorHAnsi"/>
+                <w:sz w:val="10"/>
+                <w:szCs w:val="10"/>
+                <w:lang w:val="en-US"/>
+              </w:rPr>
+              <w:t>},</w:t>
+            </w:r>
+            <w:r>
+              <w:rPr>
+                <w:rFonts w:asciiTheme="minorHAnsi" w:hAnsiTheme="minorHAnsi" w:cstheme="minorHAnsi"/>
+                <w:sz w:val="10"/>
+                <w:szCs w:val="10"/>
+                <w:lang w:val="en-US"/>
+              </w:rPr>
+              <w:br/>
+              <w:t>{"id":</w:t>
+            </w:r>
+            <w:r>
+              <w:rPr>
+                <w:rStyle w:val="b"/>
+                <w:rFonts w:asciiTheme="minorHAnsi" w:hAnsiTheme="minorHAnsi" w:cstheme="minorHAnsi"/>
+                <w:sz w:val="10"/>
+                <w:szCs w:val="10"/>
+                <w:lang w:val="en-US"/>
+              </w:rPr>
+              <w:t>14</w:t>
+            </w:r>
+            <w:r>
+              <w:rPr>
+                <w:rFonts w:asciiTheme="minorHAnsi" w:hAnsiTheme="minorHAnsi" w:cstheme="minorHAnsi"/>
+                <w:sz w:val="10"/>
+                <w:szCs w:val="10"/>
+                <w:lang w:val="en-US"/>
+              </w:rPr>
+              <w:t>,"name":</w:t>
+            </w:r>
+            <w:r>
+              <w:rPr>
+                <w:rStyle w:val="c"/>
+                <w:rFonts w:asciiTheme="minorHAnsi" w:hAnsiTheme="minorHAnsi" w:cstheme="minorHAnsi"/>
+                <w:sz w:val="10"/>
+                <w:szCs w:val="10"/>
+                <w:lang w:val="en-US"/>
+              </w:rPr>
+              <w:t>"Oliver"</w:t>
+            </w:r>
+            <w:r>
+              <w:rPr>
+                <w:rFonts w:asciiTheme="minorHAnsi" w:hAnsiTheme="minorHAnsi" w:cstheme="minorHAnsi"/>
+                <w:sz w:val="10"/>
+                <w:szCs w:val="10"/>
+                <w:lang w:val="en-US"/>
+              </w:rPr>
+              <w:t>,"age":</w:t>
+            </w:r>
+            <w:r>
+              <w:rPr>
+                <w:rStyle w:val="b"/>
+                <w:rFonts w:asciiTheme="minorHAnsi" w:hAnsiTheme="minorHAnsi" w:cstheme="minorHAnsi"/>
+                <w:sz w:val="10"/>
+                <w:szCs w:val="10"/>
+                <w:lang w:val="en-US"/>
+              </w:rPr>
+              <w:t>21</w:t>
+            </w:r>
+            <w:r>
+              <w:rPr>
+                <w:rFonts w:asciiTheme="minorHAnsi" w:hAnsiTheme="minorHAnsi" w:cstheme="minorHAnsi"/>
+                <w:sz w:val="10"/>
+                <w:szCs w:val="10"/>
+                <w:lang w:val="en-US"/>
+              </w:rPr>
+              <w:t>,"city":</w:t>
+            </w:r>
+            <w:r>
+              <w:rPr>
+                <w:rStyle w:val="c"/>
+                <w:rFonts w:asciiTheme="minorHAnsi" w:hAnsiTheme="minorHAnsi" w:cstheme="minorHAnsi"/>
+                <w:sz w:val="10"/>
+                <w:szCs w:val="10"/>
+                <w:lang w:val="en-US"/>
+              </w:rPr>
+              <w:t>"Montreal"</w:t>
+            </w:r>
+            <w:r>
+              <w:rPr>
+                <w:rFonts w:asciiTheme="minorHAnsi" w:hAnsiTheme="minorHAnsi" w:cstheme="minorHAnsi"/>
+                <w:sz w:val="10"/>
+                <w:szCs w:val="10"/>
+                <w:lang w:val="en-US"/>
+              </w:rPr>
+              <w:t>},</w:t>
+            </w:r>
+            <w:r>
+              <w:rPr>
+                <w:rFonts w:asciiTheme="minorHAnsi" w:hAnsiTheme="minorHAnsi" w:cstheme="minorHAnsi"/>
+                <w:sz w:val="10"/>
+                <w:szCs w:val="10"/>
+                <w:lang w:val="en-US"/>
+              </w:rPr>
+              <w:br/>
+              <w:t>{"id":</w:t>
+            </w:r>
+            <w:r>
+              <w:rPr>
+                <w:rStyle w:val="b"/>
+                <w:rFonts w:asciiTheme="minorHAnsi" w:hAnsiTheme="minorHAnsi" w:cstheme="minorHAnsi"/>
+                <w:sz w:val="10"/>
+                <w:szCs w:val="10"/>
+                <w:lang w:val="en-US"/>
+              </w:rPr>
+              <w:t>15</w:t>
+            </w:r>
+            <w:r>
+              <w:rPr>
+                <w:rFonts w:asciiTheme="minorHAnsi" w:hAnsiTheme="minorHAnsi" w:cstheme="minorHAnsi"/>
+                <w:sz w:val="10"/>
+                <w:szCs w:val="10"/>
+                <w:lang w:val="en-US"/>
+              </w:rPr>
+              <w:t>,"name":</w:t>
+            </w:r>
+            <w:r>
+              <w:rPr>
+                <w:rStyle w:val="c"/>
+                <w:rFonts w:asciiTheme="minorHAnsi" w:hAnsiTheme="minorHAnsi" w:cstheme="minorHAnsi"/>
+                <w:sz w:val="10"/>
+                <w:szCs w:val="10"/>
+                <w:lang w:val="en-US"/>
+              </w:rPr>
+              <w:t>"Victor"</w:t>
+            </w:r>
+            <w:r>
+              <w:rPr>
+                <w:rFonts w:asciiTheme="minorHAnsi" w:hAnsiTheme="minorHAnsi" w:cstheme="minorHAnsi"/>
+                <w:sz w:val="10"/>
+                <w:szCs w:val="10"/>
+                <w:lang w:val="en-US"/>
+              </w:rPr>
+              <w:t>,"age":</w:t>
+            </w:r>
+            <w:r>
+              <w:rPr>
+                <w:rStyle w:val="b"/>
+                <w:rFonts w:asciiTheme="minorHAnsi" w:hAnsiTheme="minorHAnsi" w:cstheme="minorHAnsi"/>
+                <w:sz w:val="10"/>
+                <w:szCs w:val="10"/>
+                <w:lang w:val="en-US"/>
+              </w:rPr>
+              <w:t>33</w:t>
+            </w:r>
+            <w:r>
+              <w:rPr>
+                <w:rFonts w:asciiTheme="minorHAnsi" w:hAnsiTheme="minorHAnsi" w:cstheme="minorHAnsi"/>
+                <w:sz w:val="10"/>
+                <w:szCs w:val="10"/>
+                <w:lang w:val="en-US"/>
+              </w:rPr>
+              <w:t>,"city":</w:t>
+            </w:r>
+            <w:r>
+              <w:rPr>
+                <w:rStyle w:val="c"/>
+                <w:rFonts w:asciiTheme="minorHAnsi" w:hAnsiTheme="minorHAnsi" w:cstheme="minorHAnsi"/>
+                <w:sz w:val="10"/>
+                <w:szCs w:val="10"/>
+                <w:lang w:val="en-US"/>
+              </w:rPr>
+              <w:t>"Halifax"</w:t>
+            </w:r>
+            <w:r>
+              <w:rPr>
+                <w:rFonts w:asciiTheme="minorHAnsi" w:hAnsiTheme="minorHAnsi" w:cstheme="minorHAnsi"/>
+                <w:sz w:val="10"/>
+                <w:szCs w:val="10"/>
+                <w:lang w:val="en-US"/>
+              </w:rPr>
+              <w:t>},</w:t>
+            </w:r>
+            <w:r>
+              <w:rPr>
+                <w:rFonts w:asciiTheme="minorHAnsi" w:hAnsiTheme="minorHAnsi" w:cstheme="minorHAnsi"/>
+                <w:sz w:val="10"/>
+                <w:szCs w:val="10"/>
+                <w:lang w:val="en-US"/>
+              </w:rPr>
+              <w:br/>
+              <w:t>{"id":</w:t>
+            </w:r>
+            <w:r>
+              <w:rPr>
+                <w:rStyle w:val="b"/>
+                <w:rFonts w:asciiTheme="minorHAnsi" w:hAnsiTheme="minorHAnsi" w:cstheme="minorHAnsi"/>
+                <w:sz w:val="10"/>
+                <w:szCs w:val="10"/>
+                <w:lang w:val="en-US"/>
+              </w:rPr>
+              <w:t>16</w:t>
+            </w:r>
+            <w:r>
+              <w:rPr>
+                <w:rFonts w:asciiTheme="minorHAnsi" w:hAnsiTheme="minorHAnsi" w:cstheme="minorHAnsi"/>
+                <w:sz w:val="10"/>
+                <w:szCs w:val="10"/>
+                <w:lang w:val="en-US"/>
+              </w:rPr>
+              <w:t>,"name":</w:t>
+            </w:r>
+            <w:r>
+              <w:rPr>
+                <w:rStyle w:val="c"/>
+                <w:rFonts w:asciiTheme="minorHAnsi" w:hAnsiTheme="minorHAnsi" w:cstheme="minorHAnsi"/>
+                <w:sz w:val="10"/>
+                <w:szCs w:val="10"/>
+                <w:lang w:val="en-US"/>
+              </w:rPr>
+              <w:t>"Jack"</w:t>
+            </w:r>
+            <w:r>
+              <w:rPr>
+                <w:rFonts w:asciiTheme="minorHAnsi" w:hAnsiTheme="minorHAnsi" w:cstheme="minorHAnsi"/>
+                <w:sz w:val="10"/>
+                <w:szCs w:val="10"/>
+                <w:lang w:val="en-US"/>
+              </w:rPr>
+              <w:t>,"age":</w:t>
+            </w:r>
+            <w:r>
+              <w:rPr>
+                <w:rStyle w:val="b"/>
+                <w:rFonts w:asciiTheme="minorHAnsi" w:hAnsiTheme="minorHAnsi" w:cstheme="minorHAnsi"/>
+                <w:sz w:val="10"/>
+                <w:szCs w:val="10"/>
+                <w:lang w:val="en-US"/>
+              </w:rPr>
+              <w:t>26</w:t>
+            </w:r>
+            <w:r>
+              <w:rPr>
+                <w:rFonts w:asciiTheme="minorHAnsi" w:hAnsiTheme="minorHAnsi" w:cstheme="minorHAnsi"/>
+                <w:sz w:val="10"/>
+                <w:szCs w:val="10"/>
+                <w:lang w:val="en-US"/>
+              </w:rPr>
+              <w:t>,"city":</w:t>
+            </w:r>
+            <w:r>
+              <w:rPr>
+                <w:rStyle w:val="c"/>
+                <w:rFonts w:asciiTheme="minorHAnsi" w:hAnsiTheme="minorHAnsi" w:cstheme="minorHAnsi"/>
+                <w:sz w:val="10"/>
+                <w:szCs w:val="10"/>
+                <w:lang w:val="en-US"/>
+              </w:rPr>
+              <w:t>"Victoria"</w:t>
+            </w:r>
+            <w:r>
+              <w:rPr>
+                <w:rFonts w:asciiTheme="minorHAnsi" w:hAnsiTheme="minorHAnsi" w:cstheme="minorHAnsi"/>
+                <w:sz w:val="10"/>
+                <w:szCs w:val="10"/>
+                <w:lang w:val="en-US"/>
+              </w:rPr>
+              <w:t>},</w:t>
+            </w:r>
+            <w:r>
+              <w:rPr>
+                <w:rFonts w:asciiTheme="minorHAnsi" w:hAnsiTheme="minorHAnsi" w:cstheme="minorHAnsi"/>
+                <w:sz w:val="10"/>
+                <w:szCs w:val="10"/>
+                <w:lang w:val="en-US"/>
+              </w:rPr>
+              <w:br/>
+              <w:t>{"id":</w:t>
+            </w:r>
+            <w:r>
+              <w:rPr>
+                <w:rStyle w:val="b"/>
+                <w:rFonts w:asciiTheme="minorHAnsi" w:hAnsiTheme="minorHAnsi" w:cstheme="minorHAnsi"/>
+                <w:sz w:val="10"/>
+                <w:szCs w:val="10"/>
+                <w:lang w:val="en-US"/>
+              </w:rPr>
+              <w:t>17</w:t>
+            </w:r>
+            <w:r>
+              <w:rPr>
+                <w:rFonts w:asciiTheme="minorHAnsi" w:hAnsiTheme="minorHAnsi" w:cstheme="minorHAnsi"/>
+                <w:sz w:val="10"/>
+                <w:szCs w:val="10"/>
+                <w:lang w:val="en-US"/>
+              </w:rPr>
+              <w:t>,"name":</w:t>
+            </w:r>
+            <w:r>
+              <w:rPr>
+                <w:rStyle w:val="c"/>
+                <w:rFonts w:asciiTheme="minorHAnsi" w:hAnsiTheme="minorHAnsi" w:cstheme="minorHAnsi"/>
+                <w:sz w:val="10"/>
+                <w:szCs w:val="10"/>
+                <w:lang w:val="en-US"/>
+              </w:rPr>
+              <w:t>"Rachel"</w:t>
+            </w:r>
+            <w:r>
+              <w:rPr>
+                <w:rFonts w:asciiTheme="minorHAnsi" w:hAnsiTheme="minorHAnsi" w:cstheme="minorHAnsi"/>
+                <w:sz w:val="10"/>
+                <w:szCs w:val="10"/>
+                <w:lang w:val="en-US"/>
+              </w:rPr>
+              <w:t>,"age":</w:t>
+            </w:r>
+            <w:r>
+              <w:rPr>
+                <w:rStyle w:val="b"/>
+                <w:rFonts w:asciiTheme="minorHAnsi" w:hAnsiTheme="minorHAnsi" w:cstheme="minorHAnsi"/>
+                <w:sz w:val="10"/>
+                <w:szCs w:val="10"/>
+                <w:lang w:val="en-US"/>
+              </w:rPr>
+              <w:t>27</w:t>
+            </w:r>
+            <w:r>
+              <w:rPr>
+                <w:rFonts w:asciiTheme="minorHAnsi" w:hAnsiTheme="minorHAnsi" w:cstheme="minorHAnsi"/>
+                <w:sz w:val="10"/>
+                <w:szCs w:val="10"/>
+                <w:lang w:val="en-US"/>
+              </w:rPr>
+              <w:t>,"city":</w:t>
+            </w:r>
+            <w:r>
+              <w:rPr>
+                <w:rStyle w:val="c"/>
+                <w:rFonts w:asciiTheme="minorHAnsi" w:hAnsiTheme="minorHAnsi" w:cstheme="minorHAnsi"/>
+                <w:sz w:val="10"/>
+                <w:szCs w:val="10"/>
+                <w:lang w:val="en-US"/>
+              </w:rPr>
+              <w:t>"Ottawa"</w:t>
+            </w:r>
+            <w:r>
+              <w:rPr>
+                <w:rFonts w:asciiTheme="minorHAnsi" w:hAnsiTheme="minorHAnsi" w:cstheme="minorHAnsi"/>
+                <w:sz w:val="10"/>
+                <w:szCs w:val="10"/>
+                <w:lang w:val="en-US"/>
+              </w:rPr>
+              <w:t>},</w:t>
+            </w:r>
+            <w:r>
+              <w:rPr>
+                <w:rFonts w:asciiTheme="minorHAnsi" w:hAnsiTheme="minorHAnsi" w:cstheme="minorHAnsi"/>
+                <w:sz w:val="10"/>
+                <w:szCs w:val="10"/>
+                <w:lang w:val="en-US"/>
+              </w:rPr>
+              <w:br/>
+              <w:t>{"id":</w:t>
+            </w:r>
+            <w:r>
+              <w:rPr>
+                <w:rStyle w:val="b"/>
+                <w:rFonts w:asciiTheme="minorHAnsi" w:hAnsiTheme="minorHAnsi" w:cstheme="minorHAnsi"/>
+                <w:sz w:val="10"/>
+                <w:szCs w:val="10"/>
+                <w:lang w:val="en-US"/>
+              </w:rPr>
+              <w:t>18</w:t>
+            </w:r>
+            <w:r>
+              <w:rPr>
+                <w:rFonts w:asciiTheme="minorHAnsi" w:hAnsiTheme="minorHAnsi" w:cstheme="minorHAnsi"/>
+                <w:sz w:val="10"/>
+                <w:szCs w:val="10"/>
+                <w:lang w:val="en-US"/>
+              </w:rPr>
+              <w:t>,"name":</w:t>
+            </w:r>
+            <w:r>
+              <w:rPr>
+                <w:rStyle w:val="c"/>
+                <w:rFonts w:asciiTheme="minorHAnsi" w:hAnsiTheme="minorHAnsi" w:cstheme="minorHAnsi"/>
+                <w:sz w:val="10"/>
+                <w:szCs w:val="10"/>
+                <w:lang w:val="en-US"/>
+              </w:rPr>
+              <w:t>"Cameron"</w:t>
+            </w:r>
+            <w:r>
+              <w:rPr>
+                <w:rFonts w:asciiTheme="minorHAnsi" w:hAnsiTheme="minorHAnsi" w:cstheme="minorHAnsi"/>
+                <w:sz w:val="10"/>
+                <w:szCs w:val="10"/>
+                <w:lang w:val="en-US"/>
+              </w:rPr>
+              <w:t>,"age":</w:t>
+            </w:r>
+            <w:r>
+              <w:rPr>
+                <w:rStyle w:val="b"/>
+                <w:rFonts w:asciiTheme="minorHAnsi" w:hAnsiTheme="minorHAnsi" w:cstheme="minorHAnsi"/>
+                <w:sz w:val="10"/>
+                <w:szCs w:val="10"/>
+                <w:lang w:val="en-US"/>
+              </w:rPr>
+              <w:t>27</w:t>
+            </w:r>
+            <w:r>
+              <w:rPr>
+                <w:rFonts w:asciiTheme="minorHAnsi" w:hAnsiTheme="minorHAnsi" w:cstheme="minorHAnsi"/>
+                <w:sz w:val="10"/>
+                <w:szCs w:val="10"/>
+                <w:lang w:val="en-US"/>
+              </w:rPr>
+              <w:t>,"city":</w:t>
+            </w:r>
+            <w:r>
+              <w:rPr>
+                <w:rStyle w:val="c"/>
+                <w:rFonts w:asciiTheme="minorHAnsi" w:hAnsiTheme="minorHAnsi" w:cstheme="minorHAnsi"/>
+                <w:sz w:val="10"/>
+                <w:szCs w:val="10"/>
+                <w:lang w:val="en-US"/>
+              </w:rPr>
+              <w:t>"Vancouver"</w:t>
+            </w:r>
+            <w:r>
+              <w:rPr>
+                <w:rFonts w:asciiTheme="minorHAnsi" w:hAnsiTheme="minorHAnsi" w:cstheme="minorHAnsi"/>
+                <w:sz w:val="10"/>
+                <w:szCs w:val="10"/>
+                <w:lang w:val="en-US"/>
+              </w:rPr>
+              <w:t>},</w:t>
+            </w:r>
+            <w:r>
+              <w:rPr>
+                <w:rFonts w:asciiTheme="minorHAnsi" w:hAnsiTheme="minorHAnsi" w:cstheme="minorHAnsi"/>
+                <w:sz w:val="10"/>
+                <w:szCs w:val="10"/>
+                <w:lang w:val="en-US"/>
+              </w:rPr>
+              <w:br/>
+              <w:t>{"id":</w:t>
+            </w:r>
+            <w:r>
+              <w:rPr>
+                <w:rStyle w:val="b"/>
+                <w:rFonts w:asciiTheme="minorHAnsi" w:hAnsiTheme="minorHAnsi" w:cstheme="minorHAnsi"/>
+                <w:sz w:val="10"/>
+                <w:szCs w:val="10"/>
+                <w:lang w:val="en-US"/>
+              </w:rPr>
+              <w:t>19</w:t>
+            </w:r>
+            <w:r>
+              <w:rPr>
+                <w:rFonts w:asciiTheme="minorHAnsi" w:hAnsiTheme="minorHAnsi" w:cstheme="minorHAnsi"/>
+                <w:sz w:val="10"/>
+                <w:szCs w:val="10"/>
+                <w:lang w:val="en-US"/>
+              </w:rPr>
+              <w:t>,"name":</w:t>
+            </w:r>
+            <w:r>
+              <w:rPr>
+                <w:rStyle w:val="c"/>
+                <w:rFonts w:asciiTheme="minorHAnsi" w:hAnsiTheme="minorHAnsi" w:cstheme="minorHAnsi"/>
+                <w:sz w:val="10"/>
+                <w:szCs w:val="10"/>
+                <w:lang w:val="en-US"/>
+              </w:rPr>
+              <w:t>"Steve"</w:t>
+            </w:r>
+            <w:r>
+              <w:rPr>
+                <w:rFonts w:asciiTheme="minorHAnsi" w:hAnsiTheme="minorHAnsi" w:cstheme="minorHAnsi"/>
+                <w:sz w:val="10"/>
+                <w:szCs w:val="10"/>
+                <w:lang w:val="en-US"/>
+              </w:rPr>
+              <w:t>,"age":</w:t>
+            </w:r>
+            <w:r>
+              <w:rPr>
+                <w:rStyle w:val="b"/>
+                <w:rFonts w:asciiTheme="minorHAnsi" w:hAnsiTheme="minorHAnsi" w:cstheme="minorHAnsi"/>
+                <w:sz w:val="10"/>
+                <w:szCs w:val="10"/>
+                <w:lang w:val="en-US"/>
+              </w:rPr>
+              <w:t>26</w:t>
+            </w:r>
+            <w:r>
+              <w:rPr>
+                <w:rFonts w:asciiTheme="minorHAnsi" w:hAnsiTheme="minorHAnsi" w:cstheme="minorHAnsi"/>
+                <w:sz w:val="10"/>
+                <w:szCs w:val="10"/>
+                <w:lang w:val="en-US"/>
+              </w:rPr>
+              <w:t>,"city":</w:t>
+            </w:r>
+            <w:r>
+              <w:rPr>
+                <w:rStyle w:val="c"/>
+                <w:rFonts w:asciiTheme="minorHAnsi" w:hAnsiTheme="minorHAnsi" w:cstheme="minorHAnsi"/>
+                <w:sz w:val="10"/>
+                <w:szCs w:val="10"/>
+                <w:lang w:val="en-US"/>
+              </w:rPr>
+              <w:t>"Edmonton"</w:t>
+            </w:r>
+            <w:r>
+              <w:rPr>
+                <w:rFonts w:asciiTheme="minorHAnsi" w:hAnsiTheme="minorHAnsi" w:cstheme="minorHAnsi"/>
+                <w:sz w:val="10"/>
+                <w:szCs w:val="10"/>
+                <w:lang w:val="en-US"/>
+              </w:rPr>
+              <w:t>},</w:t>
+            </w:r>
+            <w:r>
+              <w:rPr>
+                <w:rFonts w:asciiTheme="minorHAnsi" w:hAnsiTheme="minorHAnsi" w:cstheme="minorHAnsi"/>
+                <w:sz w:val="10"/>
+                <w:szCs w:val="10"/>
+                <w:lang w:val="en-US"/>
+              </w:rPr>
+              <w:br/>
+              <w:t>{"id":</w:t>
+            </w:r>
+            <w:r>
+              <w:rPr>
+                <w:rStyle w:val="b"/>
+                <w:rFonts w:asciiTheme="minorHAnsi" w:hAnsiTheme="minorHAnsi" w:cstheme="minorHAnsi"/>
+                <w:sz w:val="10"/>
+                <w:szCs w:val="10"/>
+                <w:lang w:val="en-US"/>
+              </w:rPr>
+              <w:t>20</w:t>
+            </w:r>
+            <w:r>
+              <w:rPr>
+                <w:rFonts w:asciiTheme="minorHAnsi" w:hAnsiTheme="minorHAnsi" w:cstheme="minorHAnsi"/>
+                <w:sz w:val="10"/>
+                <w:szCs w:val="10"/>
+                <w:lang w:val="en-US"/>
+              </w:rPr>
+              <w:t>,"name":</w:t>
+            </w:r>
+            <w:r>
+              <w:rPr>
+                <w:rStyle w:val="c"/>
+                <w:rFonts w:asciiTheme="minorHAnsi" w:hAnsiTheme="minorHAnsi" w:cstheme="minorHAnsi"/>
+                <w:sz w:val="10"/>
+                <w:szCs w:val="10"/>
+                <w:lang w:val="en-US"/>
+              </w:rPr>
+              <w:t>"Alice"</w:t>
+            </w:r>
+            <w:r>
+              <w:rPr>
+                <w:rFonts w:asciiTheme="minorHAnsi" w:hAnsiTheme="minorHAnsi" w:cstheme="minorHAnsi"/>
+                <w:sz w:val="10"/>
+                <w:szCs w:val="10"/>
+                <w:lang w:val="en-US"/>
+              </w:rPr>
+              <w:t>,"age":</w:t>
+            </w:r>
+            <w:r>
+              <w:rPr>
+                <w:rStyle w:val="b"/>
+                <w:rFonts w:asciiTheme="minorHAnsi" w:hAnsiTheme="minorHAnsi" w:cstheme="minorHAnsi"/>
+                <w:sz w:val="10"/>
+                <w:szCs w:val="10"/>
+                <w:lang w:val="en-US"/>
+              </w:rPr>
+              <w:t>25</w:t>
+            </w:r>
+            <w:r>
+              <w:rPr>
+                <w:rFonts w:asciiTheme="minorHAnsi" w:hAnsiTheme="minorHAnsi" w:cstheme="minorHAnsi"/>
+                <w:sz w:val="10"/>
+                <w:szCs w:val="10"/>
+                <w:lang w:val="en-US"/>
+              </w:rPr>
+              <w:t>,"city":</w:t>
+            </w:r>
+            <w:r>
+              <w:rPr>
+                <w:rStyle w:val="c"/>
+                <w:rFonts w:asciiTheme="minorHAnsi" w:hAnsiTheme="minorHAnsi" w:cstheme="minorHAnsi"/>
+                <w:sz w:val="10"/>
+                <w:szCs w:val="10"/>
+                <w:lang w:val="en-US"/>
+              </w:rPr>
+              <w:t>"Montreal"</w:t>
+            </w:r>
+            <w:r>
+              <w:rPr>
+                <w:rFonts w:asciiTheme="minorHAnsi" w:hAnsiTheme="minorHAnsi" w:cstheme="minorHAnsi"/>
+                <w:sz w:val="10"/>
+                <w:szCs w:val="10"/>
+                <w:lang w:val="en-US"/>
+              </w:rPr>
+              <w:t>},</w:t>
+            </w:r>
+            <w:r>
+              <w:rPr>
+                <w:rFonts w:asciiTheme="minorHAnsi" w:hAnsiTheme="minorHAnsi" w:cstheme="minorHAnsi"/>
+                <w:sz w:val="10"/>
+                <w:szCs w:val="10"/>
+                <w:lang w:val="en-US"/>
+              </w:rPr>
+              <w:br/>
+              <w:t>{"id":</w:t>
+            </w:r>
+            <w:r>
+              <w:rPr>
+                <w:rStyle w:val="b"/>
+                <w:rFonts w:asciiTheme="minorHAnsi" w:hAnsiTheme="minorHAnsi" w:cstheme="minorHAnsi"/>
+                <w:sz w:val="10"/>
+                <w:szCs w:val="10"/>
+                <w:lang w:val="en-US"/>
+              </w:rPr>
+              <w:t>21</w:t>
+            </w:r>
+            <w:r>
+              <w:rPr>
+                <w:rFonts w:asciiTheme="minorHAnsi" w:hAnsiTheme="minorHAnsi" w:cstheme="minorHAnsi"/>
+                <w:sz w:val="10"/>
+                <w:szCs w:val="10"/>
+                <w:lang w:val="en-US"/>
+              </w:rPr>
+              <w:t>,"name":</w:t>
+            </w:r>
+            <w:r>
+              <w:rPr>
+                <w:rStyle w:val="c"/>
+                <w:rFonts w:asciiTheme="minorHAnsi" w:hAnsiTheme="minorHAnsi" w:cstheme="minorHAnsi"/>
+                <w:sz w:val="10"/>
+                <w:szCs w:val="10"/>
+                <w:lang w:val="en-US"/>
+              </w:rPr>
+              <w:t>"Wendy"</w:t>
+            </w:r>
+            <w:r>
+              <w:rPr>
+                <w:rFonts w:asciiTheme="minorHAnsi" w:hAnsiTheme="minorHAnsi" w:cstheme="minorHAnsi"/>
+                <w:sz w:val="10"/>
+                <w:szCs w:val="10"/>
+                <w:lang w:val="en-US"/>
+              </w:rPr>
+              <w:t>,"age":</w:t>
+            </w:r>
+            <w:r>
+              <w:rPr>
+                <w:rStyle w:val="b"/>
+                <w:rFonts w:asciiTheme="minorHAnsi" w:hAnsiTheme="minorHAnsi" w:cstheme="minorHAnsi"/>
+                <w:sz w:val="10"/>
+                <w:szCs w:val="10"/>
+                <w:lang w:val="en-US"/>
+              </w:rPr>
+              <w:t>28</w:t>
+            </w:r>
+            <w:r>
+              <w:rPr>
+                <w:rFonts w:asciiTheme="minorHAnsi" w:hAnsiTheme="minorHAnsi" w:cstheme="minorHAnsi"/>
+                <w:sz w:val="10"/>
+                <w:szCs w:val="10"/>
+                <w:lang w:val="en-US"/>
+              </w:rPr>
+              <w:t>,"city":</w:t>
+            </w:r>
+            <w:r>
+              <w:rPr>
+                <w:rStyle w:val="c"/>
+                <w:rFonts w:asciiTheme="minorHAnsi" w:hAnsiTheme="minorHAnsi" w:cstheme="minorHAnsi"/>
+                <w:sz w:val="10"/>
+                <w:szCs w:val="10"/>
+                <w:lang w:val="en-US"/>
+              </w:rPr>
+              <w:t>"Victoria"</w:t>
+            </w:r>
+            <w:r>
+              <w:rPr>
+                <w:rFonts w:asciiTheme="minorHAnsi" w:hAnsiTheme="minorHAnsi" w:cstheme="minorHAnsi"/>
+                <w:sz w:val="10"/>
+                <w:szCs w:val="10"/>
+                <w:lang w:val="en-US"/>
+              </w:rPr>
+              <w:t>},</w:t>
+            </w:r>
+            <w:r>
+              <w:rPr>
+                <w:rFonts w:asciiTheme="minorHAnsi" w:hAnsiTheme="minorHAnsi" w:cstheme="minorHAnsi"/>
+                <w:sz w:val="10"/>
+                <w:szCs w:val="10"/>
+                <w:lang w:val="en-US"/>
+              </w:rPr>
+              <w:br/>
+              <w:t>{"id":</w:t>
+            </w:r>
+            <w:r>
+              <w:rPr>
+                <w:rStyle w:val="b"/>
+                <w:rFonts w:asciiTheme="minorHAnsi" w:hAnsiTheme="minorHAnsi" w:cstheme="minorHAnsi"/>
+                <w:sz w:val="10"/>
+                <w:szCs w:val="10"/>
+                <w:lang w:val="en-US"/>
+              </w:rPr>
+              <w:t>22</w:t>
+            </w:r>
+            <w:r>
+              <w:rPr>
+                <w:rFonts w:asciiTheme="minorHAnsi" w:hAnsiTheme="minorHAnsi" w:cstheme="minorHAnsi"/>
+                <w:sz w:val="10"/>
+                <w:szCs w:val="10"/>
+                <w:lang w:val="en-US"/>
+              </w:rPr>
+              <w:t>,"name":</w:t>
+            </w:r>
+            <w:r>
+              <w:rPr>
+                <w:rStyle w:val="c"/>
+                <w:rFonts w:asciiTheme="minorHAnsi" w:hAnsiTheme="minorHAnsi" w:cstheme="minorHAnsi"/>
+                <w:sz w:val="10"/>
+                <w:szCs w:val="10"/>
+                <w:lang w:val="en-US"/>
+              </w:rPr>
+              <w:t>"Tina"</w:t>
+            </w:r>
+            <w:r>
+              <w:rPr>
+                <w:rFonts w:asciiTheme="minorHAnsi" w:hAnsiTheme="minorHAnsi" w:cstheme="minorHAnsi"/>
+                <w:sz w:val="10"/>
+                <w:szCs w:val="10"/>
+                <w:lang w:val="en-US"/>
+              </w:rPr>
+              <w:t>,"age":</w:t>
+            </w:r>
+            <w:r>
+              <w:rPr>
+                <w:rStyle w:val="b"/>
+                <w:rFonts w:asciiTheme="minorHAnsi" w:hAnsiTheme="minorHAnsi" w:cstheme="minorHAnsi"/>
+                <w:sz w:val="10"/>
+                <w:szCs w:val="10"/>
+                <w:lang w:val="en-US"/>
+              </w:rPr>
+              <w:t>30</w:t>
+            </w:r>
+            <w:r>
+              <w:rPr>
+                <w:rFonts w:asciiTheme="minorHAnsi" w:hAnsiTheme="minorHAnsi" w:cstheme="minorHAnsi"/>
+                <w:sz w:val="10"/>
+                <w:szCs w:val="10"/>
+                <w:lang w:val="en-US"/>
+              </w:rPr>
+              <w:t>,"city":</w:t>
+            </w:r>
+            <w:r>
+              <w:rPr>
+                <w:rStyle w:val="c"/>
+                <w:rFonts w:asciiTheme="minorHAnsi" w:hAnsiTheme="minorHAnsi" w:cstheme="minorHAnsi"/>
+                <w:sz w:val="10"/>
+                <w:szCs w:val="10"/>
+                <w:lang w:val="en-US"/>
+              </w:rPr>
+              <w:t>"Winnipeg"</w:t>
+            </w:r>
+            <w:r>
+              <w:rPr>
+                <w:rFonts w:asciiTheme="minorHAnsi" w:hAnsiTheme="minorHAnsi" w:cstheme="minorHAnsi"/>
+                <w:sz w:val="10"/>
+                <w:szCs w:val="10"/>
+                <w:lang w:val="en-US"/>
+              </w:rPr>
+              <w:t>},</w:t>
+            </w:r>
+            <w:r>
+              <w:rPr>
+                <w:rFonts w:asciiTheme="minorHAnsi" w:hAnsiTheme="minorHAnsi" w:cstheme="minorHAnsi"/>
+                <w:sz w:val="10"/>
+                <w:szCs w:val="10"/>
+                <w:lang w:val="en-US"/>
+              </w:rPr>
+              <w:br/>
+              <w:t>{"id":</w:t>
+            </w:r>
+            <w:r>
+              <w:rPr>
+                <w:rStyle w:val="b"/>
+                <w:rFonts w:asciiTheme="minorHAnsi" w:hAnsiTheme="minorHAnsi" w:cstheme="minorHAnsi"/>
+                <w:sz w:val="10"/>
+                <w:szCs w:val="10"/>
+                <w:lang w:val="en-US"/>
+              </w:rPr>
+              <w:t>23</w:t>
+            </w:r>
+            <w:r>
+              <w:rPr>
+                <w:rFonts w:asciiTheme="minorHAnsi" w:hAnsiTheme="minorHAnsi" w:cstheme="minorHAnsi"/>
+                <w:sz w:val="10"/>
+                <w:szCs w:val="10"/>
+                <w:lang w:val="en-US"/>
+              </w:rPr>
+              <w:t>,"name":</w:t>
+            </w:r>
+            <w:r>
+              <w:rPr>
+                <w:rStyle w:val="c"/>
+                <w:rFonts w:asciiTheme="minorHAnsi" w:hAnsiTheme="minorHAnsi" w:cstheme="minorHAnsi"/>
+                <w:sz w:val="10"/>
+                <w:szCs w:val="10"/>
+                <w:lang w:val="en-US"/>
+              </w:rPr>
+              <w:t>"Bob"</w:t>
+            </w:r>
+            <w:r>
+              <w:rPr>
+                <w:rFonts w:asciiTheme="minorHAnsi" w:hAnsiTheme="minorHAnsi" w:cstheme="minorHAnsi"/>
+                <w:sz w:val="10"/>
+                <w:szCs w:val="10"/>
+                <w:lang w:val="en-US"/>
+              </w:rPr>
+              <w:t>,"age":</w:t>
+            </w:r>
+            <w:r>
+              <w:rPr>
+                <w:rStyle w:val="b"/>
+                <w:rFonts w:asciiTheme="minorHAnsi" w:hAnsiTheme="minorHAnsi" w:cstheme="minorHAnsi"/>
+                <w:sz w:val="10"/>
+                <w:szCs w:val="10"/>
+                <w:lang w:val="en-US"/>
+              </w:rPr>
+              <w:t>30</w:t>
+            </w:r>
+            <w:r>
+              <w:rPr>
+                <w:rFonts w:asciiTheme="minorHAnsi" w:hAnsiTheme="minorHAnsi" w:cstheme="minorHAnsi"/>
+                <w:sz w:val="10"/>
+                <w:szCs w:val="10"/>
+                <w:lang w:val="en-US"/>
+              </w:rPr>
+              <w:t>,"city":</w:t>
+            </w:r>
+            <w:r>
+              <w:rPr>
+                <w:rStyle w:val="c"/>
+                <w:rFonts w:asciiTheme="minorHAnsi" w:hAnsiTheme="minorHAnsi" w:cstheme="minorHAnsi"/>
+                <w:sz w:val="10"/>
+                <w:szCs w:val="10"/>
+                <w:lang w:val="en-US"/>
+              </w:rPr>
+              <w:t>"Toronto"</w:t>
+            </w:r>
+            <w:r>
+              <w:rPr>
+                <w:rFonts w:asciiTheme="minorHAnsi" w:hAnsiTheme="minorHAnsi" w:cstheme="minorHAnsi"/>
+                <w:sz w:val="10"/>
+                <w:szCs w:val="10"/>
+                <w:lang w:val="en-US"/>
+              </w:rPr>
+              <w:t>},</w:t>
+            </w:r>
+            <w:r>
+              <w:rPr>
+                <w:rFonts w:asciiTheme="minorHAnsi" w:hAnsiTheme="minorHAnsi" w:cstheme="minorHAnsi"/>
+                <w:sz w:val="10"/>
+                <w:szCs w:val="10"/>
+                <w:lang w:val="en-US"/>
+              </w:rPr>
+              <w:br/>
+              <w:t>{"id":</w:t>
+            </w:r>
+            <w:r>
+              <w:rPr>
+                <w:rStyle w:val="b"/>
+                <w:rFonts w:asciiTheme="minorHAnsi" w:hAnsiTheme="minorHAnsi" w:cstheme="minorHAnsi"/>
+                <w:sz w:val="10"/>
+                <w:szCs w:val="10"/>
+                <w:lang w:val="en-US"/>
+              </w:rPr>
+              <w:t>24</w:t>
+            </w:r>
+            <w:r>
+              <w:rPr>
+                <w:rFonts w:asciiTheme="minorHAnsi" w:hAnsiTheme="minorHAnsi" w:cstheme="minorHAnsi"/>
+                <w:sz w:val="10"/>
+                <w:szCs w:val="10"/>
+                <w:lang w:val="en-US"/>
+              </w:rPr>
+              <w:t>,"name":</w:t>
+            </w:r>
+            <w:r>
+              <w:rPr>
+                <w:rStyle w:val="c"/>
+                <w:rFonts w:asciiTheme="minorHAnsi" w:hAnsiTheme="minorHAnsi" w:cstheme="minorHAnsi"/>
+                <w:sz w:val="10"/>
+                <w:szCs w:val="10"/>
+                <w:lang w:val="en-US"/>
+              </w:rPr>
+              <w:t>"Isaac"</w:t>
+            </w:r>
+            <w:r>
+              <w:rPr>
+                <w:rFonts w:asciiTheme="minorHAnsi" w:hAnsiTheme="minorHAnsi" w:cstheme="minorHAnsi"/>
+                <w:sz w:val="10"/>
+                <w:szCs w:val="10"/>
+                <w:lang w:val="en-US"/>
+              </w:rPr>
+              <w:t>,"age":</w:t>
+            </w:r>
+            <w:r>
+              <w:rPr>
+                <w:rStyle w:val="b"/>
+                <w:rFonts w:asciiTheme="minorHAnsi" w:hAnsiTheme="minorHAnsi" w:cstheme="minorHAnsi"/>
+                <w:sz w:val="10"/>
+                <w:szCs w:val="10"/>
+                <w:lang w:val="en-US"/>
+              </w:rPr>
+              <w:t>31</w:t>
+            </w:r>
+            <w:r>
+              <w:rPr>
+                <w:rFonts w:asciiTheme="minorHAnsi" w:hAnsiTheme="minorHAnsi" w:cstheme="minorHAnsi"/>
+                <w:sz w:val="10"/>
+                <w:szCs w:val="10"/>
+                <w:lang w:val="en-US"/>
+              </w:rPr>
+              <w:t>,"city":</w:t>
+            </w:r>
+            <w:r>
+              <w:rPr>
+                <w:rStyle w:val="c"/>
+                <w:rFonts w:asciiTheme="minorHAnsi" w:hAnsiTheme="minorHAnsi" w:cstheme="minorHAnsi"/>
+                <w:sz w:val="10"/>
+                <w:szCs w:val="10"/>
+                <w:lang w:val="en-US"/>
+              </w:rPr>
+              <w:t>"Halifax"</w:t>
+            </w:r>
+            <w:r>
+              <w:rPr>
+                <w:rFonts w:asciiTheme="minorHAnsi" w:hAnsiTheme="minorHAnsi" w:cstheme="minorHAnsi"/>
+                <w:sz w:val="10"/>
+                <w:szCs w:val="10"/>
+                <w:lang w:val="en-US"/>
+              </w:rPr>
+              <w:t>},</w:t>
+            </w:r>
+            <w:r>
+              <w:rPr>
+                <w:rFonts w:asciiTheme="minorHAnsi" w:hAnsiTheme="minorHAnsi" w:cstheme="minorHAnsi"/>
+                <w:sz w:val="10"/>
+                <w:szCs w:val="10"/>
+                <w:lang w:val="en-US"/>
+              </w:rPr>
+              <w:br/>
+              <w:t>{"id":</w:t>
+            </w:r>
+            <w:r>
+              <w:rPr>
+                <w:rStyle w:val="b"/>
+                <w:rFonts w:asciiTheme="minorHAnsi" w:hAnsiTheme="minorHAnsi" w:cstheme="minorHAnsi"/>
+                <w:sz w:val="10"/>
+                <w:szCs w:val="10"/>
+                <w:lang w:val="en-US"/>
+              </w:rPr>
+              <w:t>25</w:t>
+            </w:r>
+            <w:r>
+              <w:rPr>
+                <w:rFonts w:asciiTheme="minorHAnsi" w:hAnsiTheme="minorHAnsi" w:cstheme="minorHAnsi"/>
+                <w:sz w:val="10"/>
+                <w:szCs w:val="10"/>
+                <w:lang w:val="en-US"/>
+              </w:rPr>
+              <w:t>,"name":</w:t>
+            </w:r>
+            <w:r>
+              <w:rPr>
+                <w:rStyle w:val="c"/>
+                <w:rFonts w:asciiTheme="minorHAnsi" w:hAnsiTheme="minorHAnsi" w:cstheme="minorHAnsi"/>
+                <w:sz w:val="10"/>
+                <w:szCs w:val="10"/>
+                <w:lang w:val="en-US"/>
+              </w:rPr>
+              <w:t>"David"</w:t>
+            </w:r>
+            <w:r>
+              <w:rPr>
+                <w:rFonts w:asciiTheme="minorHAnsi" w:hAnsiTheme="minorHAnsi" w:cstheme="minorHAnsi"/>
+                <w:sz w:val="10"/>
+                <w:szCs w:val="10"/>
+                <w:lang w:val="en-US"/>
+              </w:rPr>
+              <w:t>,"age":</w:t>
+            </w:r>
+            <w:r>
+              <w:rPr>
+                <w:rStyle w:val="b"/>
+                <w:rFonts w:asciiTheme="minorHAnsi" w:hAnsiTheme="minorHAnsi" w:cstheme="minorHAnsi"/>
+                <w:sz w:val="10"/>
+                <w:szCs w:val="10"/>
+                <w:lang w:val="en-US"/>
+              </w:rPr>
+              <w:t>28</w:t>
+            </w:r>
+            <w:r>
+              <w:rPr>
+                <w:rFonts w:asciiTheme="minorHAnsi" w:hAnsiTheme="minorHAnsi" w:cstheme="minorHAnsi"/>
+                <w:sz w:val="10"/>
+                <w:szCs w:val="10"/>
+                <w:lang w:val="en-US"/>
+              </w:rPr>
+              <w:t>,"city":</w:t>
+            </w:r>
+            <w:r>
+              <w:rPr>
+                <w:rStyle w:val="c"/>
+                <w:rFonts w:asciiTheme="minorHAnsi" w:hAnsiTheme="minorHAnsi" w:cstheme="minorHAnsi"/>
+                <w:sz w:val="10"/>
+                <w:szCs w:val="10"/>
+                <w:lang w:val="en-US"/>
+              </w:rPr>
+              <w:t>"Calgary"</w:t>
+            </w:r>
+            <w:r>
+              <w:rPr>
+                <w:rFonts w:asciiTheme="minorHAnsi" w:hAnsiTheme="minorHAnsi" w:cstheme="minorHAnsi"/>
+                <w:sz w:val="10"/>
+                <w:szCs w:val="10"/>
+                <w:lang w:val="en-US"/>
+              </w:rPr>
+              <w:t>},</w:t>
+            </w:r>
+            <w:r>
+              <w:rPr>
+                <w:rFonts w:asciiTheme="minorHAnsi" w:hAnsiTheme="minorHAnsi" w:cstheme="minorHAnsi"/>
+                <w:sz w:val="10"/>
+                <w:szCs w:val="10"/>
+                <w:lang w:val="en-US"/>
+              </w:rPr>
+              <w:br/>
+              <w:t>{"id":</w:t>
+            </w:r>
+            <w:r>
+              <w:rPr>
+                <w:rStyle w:val="b"/>
+                <w:rFonts w:asciiTheme="minorHAnsi" w:hAnsiTheme="minorHAnsi" w:cstheme="minorHAnsi"/>
+                <w:sz w:val="10"/>
+                <w:szCs w:val="10"/>
+                <w:lang w:val="en-US"/>
+              </w:rPr>
+              <w:t>26</w:t>
+            </w:r>
+            <w:r>
+              <w:rPr>
+                <w:rFonts w:asciiTheme="minorHAnsi" w:hAnsiTheme="minorHAnsi" w:cstheme="minorHAnsi"/>
+                <w:sz w:val="10"/>
+                <w:szCs w:val="10"/>
+                <w:lang w:val="en-US"/>
+              </w:rPr>
+              <w:t>,"name":</w:t>
+            </w:r>
+            <w:r>
+              <w:rPr>
+                <w:rStyle w:val="c"/>
+                <w:rFonts w:asciiTheme="minorHAnsi" w:hAnsiTheme="minorHAnsi" w:cstheme="minorHAnsi"/>
+                <w:sz w:val="10"/>
+                <w:szCs w:val="10"/>
+                <w:lang w:val="en-US"/>
+              </w:rPr>
+              <w:t>"Xena"</w:t>
+            </w:r>
+            <w:r>
+              <w:rPr>
+                <w:rFonts w:asciiTheme="minorHAnsi" w:hAnsiTheme="minorHAnsi" w:cstheme="minorHAnsi"/>
+                <w:sz w:val="10"/>
+                <w:szCs w:val="10"/>
+                <w:lang w:val="en-US"/>
+              </w:rPr>
+              <w:t>,"age":</w:t>
+            </w:r>
+            <w:r>
+              <w:rPr>
+                <w:rStyle w:val="b"/>
+                <w:rFonts w:asciiTheme="minorHAnsi" w:hAnsiTheme="minorHAnsi" w:cstheme="minorHAnsi"/>
+                <w:sz w:val="10"/>
+                <w:szCs w:val="10"/>
+                <w:lang w:val="en-US"/>
+              </w:rPr>
+              <w:t>25</w:t>
+            </w:r>
+            <w:r>
+              <w:rPr>
+                <w:rFonts w:asciiTheme="minorHAnsi" w:hAnsiTheme="minorHAnsi" w:cstheme="minorHAnsi"/>
+                <w:sz w:val="10"/>
+                <w:szCs w:val="10"/>
+                <w:lang w:val="en-US"/>
+              </w:rPr>
+              <w:t>,"city":</w:t>
+            </w:r>
+            <w:r>
+              <w:rPr>
+                <w:rStyle w:val="c"/>
+                <w:rFonts w:asciiTheme="minorHAnsi" w:hAnsiTheme="minorHAnsi" w:cstheme="minorHAnsi"/>
+                <w:sz w:val="10"/>
+                <w:szCs w:val="10"/>
+                <w:lang w:val="en-US"/>
+              </w:rPr>
+              <w:t>"Saskatoon"</w:t>
+            </w:r>
+            <w:r>
+              <w:rPr>
+                <w:rFonts w:asciiTheme="minorHAnsi" w:hAnsiTheme="minorHAnsi" w:cstheme="minorHAnsi"/>
+                <w:sz w:val="10"/>
+                <w:szCs w:val="10"/>
+                <w:lang w:val="en-US"/>
+              </w:rPr>
+              <w:t>},</w:t>
+            </w:r>
+            <w:bookmarkStart w:id="0" w:name="_GoBack"/>
+            <w:bookmarkEnd w:id="0"/>
+            <w:r>
+              <w:rPr>
+                <w:rFonts w:asciiTheme="minorHAnsi" w:hAnsiTheme="minorHAnsi" w:cstheme="minorHAnsi"/>
+                <w:sz w:val="10"/>
+                <w:szCs w:val="10"/>
+                <w:lang w:val="en-US"/>
+              </w:rPr>
+              <w:br/>
+              <w:t>{"id":</w:t>
+            </w:r>
+            <w:r>
+              <w:rPr>
+                <w:rStyle w:val="b"/>
+                <w:rFonts w:asciiTheme="minorHAnsi" w:hAnsiTheme="minorHAnsi" w:cstheme="minorHAnsi"/>
+                <w:sz w:val="10"/>
+                <w:szCs w:val="10"/>
+                <w:lang w:val="en-US"/>
+              </w:rPr>
+              <w:t>27</w:t>
+            </w:r>
+            <w:r>
+              <w:rPr>
+                <w:rFonts w:asciiTheme="minorHAnsi" w:hAnsiTheme="minorHAnsi" w:cstheme="minorHAnsi"/>
+                <w:sz w:val="10"/>
+                <w:szCs w:val="10"/>
+                <w:lang w:val="en-US"/>
+              </w:rPr>
+              <w:t>,"name":</w:t>
+            </w:r>
+            <w:r>
+              <w:rPr>
+                <w:rStyle w:val="c"/>
+                <w:rFonts w:asciiTheme="minorHAnsi" w:hAnsiTheme="minorHAnsi" w:cstheme="minorHAnsi"/>
+                <w:sz w:val="10"/>
+                <w:szCs w:val="10"/>
+                <w:lang w:val="en-US"/>
+              </w:rPr>
+              <w:t>"Nina"</w:t>
+            </w:r>
+            <w:r>
+              <w:rPr>
+                <w:rFonts w:asciiTheme="minorHAnsi" w:hAnsiTheme="minorHAnsi" w:cstheme="minorHAnsi"/>
+                <w:sz w:val="10"/>
+                <w:szCs w:val="10"/>
+                <w:lang w:val="en-US"/>
+              </w:rPr>
+              <w:t>,"age":</w:t>
+            </w:r>
+            <w:r>
+              <w:rPr>
+                <w:rStyle w:val="b"/>
+                <w:rFonts w:asciiTheme="minorHAnsi" w:hAnsiTheme="minorHAnsi" w:cstheme="minorHAnsi"/>
+                <w:sz w:val="10"/>
+                <w:szCs w:val="10"/>
+                <w:lang w:val="en-US"/>
+              </w:rPr>
+              <w:t>28</w:t>
+            </w:r>
+            <w:r>
+              <w:rPr>
+                <w:rFonts w:asciiTheme="minorHAnsi" w:hAnsiTheme="minorHAnsi" w:cstheme="minorHAnsi"/>
+                <w:sz w:val="10"/>
+                <w:szCs w:val="10"/>
+                <w:lang w:val="en-US"/>
+              </w:rPr>
+              <w:t>,"city":</w:t>
+            </w:r>
+            <w:r>
+              <w:rPr>
+                <w:rStyle w:val="c"/>
+                <w:rFonts w:asciiTheme="minorHAnsi" w:hAnsiTheme="minorHAnsi" w:cstheme="minorHAnsi"/>
+                <w:sz w:val="10"/>
+                <w:szCs w:val="10"/>
+                <w:lang w:val="en-US"/>
+              </w:rPr>
+              <w:t>"Toronto"</w:t>
+            </w:r>
+            <w:r>
+              <w:rPr>
+                <w:rFonts w:asciiTheme="minorHAnsi" w:hAnsiTheme="minorHAnsi" w:cstheme="minorHAnsi"/>
+                <w:sz w:val="10"/>
+                <w:szCs w:val="10"/>
+                <w:lang w:val="en-US"/>
+              </w:rPr>
+              <w:t>},</w:t>
+            </w:r>
+            <w:r>
+              <w:rPr>
+                <w:rFonts w:asciiTheme="minorHAnsi" w:hAnsiTheme="minorHAnsi" w:cstheme="minorHAnsi"/>
+                <w:sz w:val="10"/>
+                <w:szCs w:val="10"/>
+                <w:lang w:val="en-US"/>
+              </w:rPr>
+              <w:br/>
+              <w:t>{"id":</w:t>
+            </w:r>
+            <w:r>
+              <w:rPr>
+                <w:rStyle w:val="b"/>
+                <w:rFonts w:asciiTheme="minorHAnsi" w:hAnsiTheme="minorHAnsi" w:cstheme="minorHAnsi"/>
+                <w:sz w:val="10"/>
+                <w:szCs w:val="10"/>
+                <w:lang w:val="en-US"/>
+              </w:rPr>
+              <w:t>28</w:t>
+            </w:r>
+            <w:r>
+              <w:rPr>
+                <w:rFonts w:asciiTheme="minorHAnsi" w:hAnsiTheme="minorHAnsi" w:cstheme="minorHAnsi"/>
+                <w:sz w:val="10"/>
+                <w:szCs w:val="10"/>
+                <w:lang w:val="en-US"/>
+              </w:rPr>
+              <w:t>,"name":</w:t>
+            </w:r>
+            <w:r>
+              <w:rPr>
+                <w:rStyle w:val="c"/>
+                <w:rFonts w:asciiTheme="minorHAnsi" w:hAnsiTheme="minorHAnsi" w:cstheme="minorHAnsi"/>
+                <w:sz w:val="10"/>
+                <w:szCs w:val="10"/>
+                <w:lang w:val="en-US"/>
+              </w:rPr>
+              <w:t>"Oscar"</w:t>
+            </w:r>
+            <w:r>
+              <w:rPr>
+                <w:rFonts w:asciiTheme="minorHAnsi" w:hAnsiTheme="minorHAnsi" w:cstheme="minorHAnsi"/>
+                <w:sz w:val="10"/>
+                <w:szCs w:val="10"/>
+                <w:lang w:val="en-US"/>
+              </w:rPr>
+              <w:t>,"age":</w:t>
+            </w:r>
+            <w:r>
+              <w:rPr>
+                <w:rStyle w:val="b"/>
+                <w:rFonts w:asciiTheme="minorHAnsi" w:hAnsiTheme="minorHAnsi" w:cstheme="minorHAnsi"/>
+                <w:sz w:val="10"/>
+                <w:szCs w:val="10"/>
+                <w:lang w:val="en-US"/>
+              </w:rPr>
+              <w:t>32</w:t>
+            </w:r>
+            <w:r>
+              <w:rPr>
+                <w:rFonts w:asciiTheme="minorHAnsi" w:hAnsiTheme="minorHAnsi" w:cstheme="minorHAnsi"/>
+                <w:sz w:val="10"/>
+                <w:szCs w:val="10"/>
+                <w:lang w:val="en-US"/>
+              </w:rPr>
+              <w:t>,"city":</w:t>
+            </w:r>
+            <w:r>
+              <w:rPr>
+                <w:rStyle w:val="c"/>
+                <w:rFonts w:asciiTheme="minorHAnsi" w:hAnsiTheme="minorHAnsi" w:cstheme="minorHAnsi"/>
+                <w:sz w:val="10"/>
+                <w:szCs w:val="10"/>
+                <w:lang w:val="en-US"/>
+              </w:rPr>
+              <w:t>"Montreal"</w:t>
+            </w:r>
+            <w:r>
+              <w:rPr>
+                <w:rFonts w:asciiTheme="minorHAnsi" w:hAnsiTheme="minorHAnsi" w:cstheme="minorHAnsi"/>
+                <w:sz w:val="10"/>
+                <w:szCs w:val="10"/>
+                <w:lang w:val="en-US"/>
+              </w:rPr>
+              <w:t>},</w:t>
+            </w:r>
+            <w:r>
+              <w:rPr>
+                <w:rFonts w:asciiTheme="minorHAnsi" w:hAnsiTheme="minorHAnsi" w:cstheme="minorHAnsi"/>
+                <w:sz w:val="10"/>
+                <w:szCs w:val="10"/>
+                <w:lang w:val="en-US"/>
+              </w:rPr>
+              <w:br/>
+              <w:t>{"id":</w:t>
+            </w:r>
+            <w:r>
+              <w:rPr>
+                <w:rStyle w:val="b"/>
+                <w:rFonts w:asciiTheme="minorHAnsi" w:hAnsiTheme="minorHAnsi" w:cstheme="minorHAnsi"/>
+                <w:sz w:val="10"/>
+                <w:szCs w:val="10"/>
+                <w:lang w:val="en-US"/>
+              </w:rPr>
+              <w:t>29</w:t>
+            </w:r>
+            <w:r>
+              <w:rPr>
+                <w:rFonts w:asciiTheme="minorHAnsi" w:hAnsiTheme="minorHAnsi" w:cstheme="minorHAnsi"/>
+                <w:sz w:val="10"/>
+                <w:szCs w:val="10"/>
+                <w:lang w:val="en-US"/>
+              </w:rPr>
+              <w:t>,"name":</w:t>
+            </w:r>
+            <w:r>
+              <w:rPr>
+                <w:rStyle w:val="c"/>
+                <w:rFonts w:asciiTheme="minorHAnsi" w:hAnsiTheme="minorHAnsi" w:cstheme="minorHAnsi"/>
+                <w:sz w:val="10"/>
+                <w:szCs w:val="10"/>
+                <w:lang w:val="en-US"/>
+              </w:rPr>
+              <w:t>"Quinn"</w:t>
+            </w:r>
+            <w:r>
+              <w:rPr>
+                <w:rFonts w:asciiTheme="minorHAnsi" w:hAnsiTheme="minorHAnsi" w:cstheme="minorHAnsi"/>
+                <w:sz w:val="10"/>
+                <w:szCs w:val="10"/>
+                <w:lang w:val="en-US"/>
+              </w:rPr>
+              <w:t>,"age":</w:t>
+            </w:r>
+            <w:r>
+              <w:rPr>
+                <w:rStyle w:val="b"/>
+                <w:rFonts w:asciiTheme="minorHAnsi" w:hAnsiTheme="minorHAnsi" w:cstheme="minorHAnsi"/>
+                <w:sz w:val="10"/>
+                <w:szCs w:val="10"/>
+                <w:lang w:val="en-US"/>
+              </w:rPr>
+              <w:t>29</w:t>
+            </w:r>
+            <w:r>
+              <w:rPr>
+                <w:rFonts w:asciiTheme="minorHAnsi" w:hAnsiTheme="minorHAnsi" w:cstheme="minorHAnsi"/>
+                <w:sz w:val="10"/>
+                <w:szCs w:val="10"/>
+                <w:lang w:val="en-US"/>
+              </w:rPr>
+              <w:t>,"city":</w:t>
+            </w:r>
+            <w:r>
+              <w:rPr>
+                <w:rStyle w:val="c"/>
+                <w:rFonts w:asciiTheme="minorHAnsi" w:hAnsiTheme="minorHAnsi" w:cstheme="minorHAnsi"/>
+                <w:sz w:val="10"/>
+                <w:szCs w:val="10"/>
+                <w:lang w:val="en-US"/>
+              </w:rPr>
+              <w:t>"Calgary"</w:t>
+            </w:r>
+            <w:r>
+              <w:rPr>
+                <w:rFonts w:asciiTheme="minorHAnsi" w:hAnsiTheme="minorHAnsi" w:cstheme="minorHAnsi"/>
+                <w:sz w:val="10"/>
+                <w:szCs w:val="10"/>
+                <w:lang w:val="en-US"/>
+              </w:rPr>
+              <w:t>},</w:t>
+            </w:r>
+            <w:r>
+              <w:rPr>
+                <w:rFonts w:asciiTheme="minorHAnsi" w:hAnsiTheme="minorHAnsi" w:cstheme="minorHAnsi"/>
+                <w:sz w:val="10"/>
+                <w:szCs w:val="10"/>
+                <w:lang w:val="en-US"/>
+              </w:rPr>
+              <w:br/>
+              <w:t>{"id":</w:t>
+            </w:r>
+            <w:r>
+              <w:rPr>
+                <w:rStyle w:val="b"/>
+                <w:rFonts w:asciiTheme="minorHAnsi" w:hAnsiTheme="minorHAnsi" w:cstheme="minorHAnsi"/>
+                <w:sz w:val="10"/>
+                <w:szCs w:val="10"/>
+                <w:lang w:val="en-US"/>
+              </w:rPr>
+              <w:t>30</w:t>
+            </w:r>
+            <w:r>
+              <w:rPr>
+                <w:rFonts w:asciiTheme="minorHAnsi" w:hAnsiTheme="minorHAnsi" w:cstheme="minorHAnsi"/>
+                <w:sz w:val="10"/>
+                <w:szCs w:val="10"/>
+                <w:lang w:val="en-US"/>
+              </w:rPr>
+              <w:t>,"name":</w:t>
+            </w:r>
+            <w:r>
+              <w:rPr>
+                <w:rStyle w:val="c"/>
+                <w:rFonts w:asciiTheme="minorHAnsi" w:hAnsiTheme="minorHAnsi" w:cstheme="minorHAnsi"/>
+                <w:sz w:val="10"/>
+                <w:szCs w:val="10"/>
+                <w:lang w:val="en-US"/>
+              </w:rPr>
+              <w:t>"Lara"</w:t>
+            </w:r>
+            <w:r>
+              <w:rPr>
+                <w:rFonts w:asciiTheme="minorHAnsi" w:hAnsiTheme="minorHAnsi" w:cstheme="minorHAnsi"/>
+                <w:sz w:val="10"/>
+                <w:szCs w:val="10"/>
+                <w:lang w:val="en-US"/>
+              </w:rPr>
+              <w:t>,"age":</w:t>
+            </w:r>
+            <w:r>
+              <w:rPr>
+                <w:rStyle w:val="b"/>
+                <w:rFonts w:asciiTheme="minorHAnsi" w:hAnsiTheme="minorHAnsi" w:cstheme="minorHAnsi"/>
+                <w:sz w:val="10"/>
+                <w:szCs w:val="10"/>
+                <w:lang w:val="en-US"/>
+              </w:rPr>
+              <w:t>34</w:t>
+            </w:r>
+            <w:r>
+              <w:rPr>
+                <w:rFonts w:asciiTheme="minorHAnsi" w:hAnsiTheme="minorHAnsi" w:cstheme="minorHAnsi"/>
+                <w:sz w:val="10"/>
+                <w:szCs w:val="10"/>
+                <w:lang w:val="en-US"/>
+              </w:rPr>
+              <w:t>,"city":</w:t>
+            </w:r>
+            <w:r>
+              <w:rPr>
+                <w:rStyle w:val="c"/>
+                <w:rFonts w:asciiTheme="minorHAnsi" w:hAnsiTheme="minorHAnsi" w:cstheme="minorHAnsi"/>
+                <w:sz w:val="10"/>
+                <w:szCs w:val="10"/>
+                <w:lang w:val="en-US"/>
+              </w:rPr>
+              <w:t>"Regina"</w:t>
+            </w:r>
+            <w:r>
+              <w:rPr>
+                <w:rFonts w:asciiTheme="minorHAnsi" w:hAnsiTheme="minorHAnsi" w:cstheme="minorHAnsi"/>
+                <w:sz w:val="10"/>
+                <w:szCs w:val="10"/>
+                <w:lang w:val="en-US"/>
+              </w:rPr>
+              <w:t>},</w:t>
+            </w:r>
+            <w:r>
+              <w:rPr>
+                <w:rFonts w:asciiTheme="minorHAnsi" w:hAnsiTheme="minorHAnsi" w:cstheme="minorHAnsi"/>
+                <w:sz w:val="10"/>
+                <w:szCs w:val="10"/>
+                <w:lang w:val="en-US"/>
+              </w:rPr>
+              <w:br/>
+              <w:t>{"id":</w:t>
+            </w:r>
+            <w:r>
+              <w:rPr>
+                <w:rStyle w:val="b"/>
+                <w:rFonts w:asciiTheme="minorHAnsi" w:hAnsiTheme="minorHAnsi" w:cstheme="minorHAnsi"/>
+                <w:sz w:val="10"/>
+                <w:szCs w:val="10"/>
+                <w:lang w:val="en-US"/>
+              </w:rPr>
+              <w:t>31</w:t>
+            </w:r>
+            <w:r>
+              <w:rPr>
+                <w:rFonts w:asciiTheme="minorHAnsi" w:hAnsiTheme="minorHAnsi" w:cstheme="minorHAnsi"/>
+                <w:sz w:val="10"/>
+                <w:szCs w:val="10"/>
+                <w:lang w:val="en-US"/>
+              </w:rPr>
+              <w:t>,"name":</w:t>
+            </w:r>
+            <w:r>
+              <w:rPr>
+                <w:rStyle w:val="c"/>
+                <w:rFonts w:asciiTheme="minorHAnsi" w:hAnsiTheme="minorHAnsi" w:cstheme="minorHAnsi"/>
+                <w:sz w:val="10"/>
+                <w:szCs w:val="10"/>
+                <w:lang w:val="en-US"/>
+              </w:rPr>
+              <w:t>"Tracy"</w:t>
+            </w:r>
+            <w:r>
+              <w:rPr>
+                <w:rFonts w:asciiTheme="minorHAnsi" w:hAnsiTheme="minorHAnsi" w:cstheme="minorHAnsi"/>
+                <w:sz w:val="10"/>
+                <w:szCs w:val="10"/>
+                <w:lang w:val="en-US"/>
+              </w:rPr>
+              <w:t>,"age":</w:t>
+            </w:r>
+            <w:r>
+              <w:rPr>
+                <w:rStyle w:val="b"/>
+                <w:rFonts w:asciiTheme="minorHAnsi" w:hAnsiTheme="minorHAnsi" w:cstheme="minorHAnsi"/>
+                <w:sz w:val="10"/>
+                <w:szCs w:val="10"/>
+                <w:lang w:val="en-US"/>
+              </w:rPr>
+              <w:t>27</w:t>
+            </w:r>
+            <w:r>
+              <w:rPr>
+                <w:rFonts w:asciiTheme="minorHAnsi" w:hAnsiTheme="minorHAnsi" w:cstheme="minorHAnsi"/>
+                <w:sz w:val="10"/>
+                <w:szCs w:val="10"/>
+                <w:lang w:val="en-US"/>
+              </w:rPr>
+              <w:t>,"city":</w:t>
+            </w:r>
+            <w:r>
+              <w:rPr>
+                <w:rStyle w:val="c"/>
+                <w:rFonts w:asciiTheme="minorHAnsi" w:hAnsiTheme="minorHAnsi" w:cstheme="minorHAnsi"/>
+                <w:sz w:val="10"/>
+                <w:szCs w:val="10"/>
+                <w:lang w:val="en-US"/>
+              </w:rPr>
+              <w:t>"Winnipeg"</w:t>
+            </w:r>
+            <w:r>
+              <w:rPr>
+                <w:rFonts w:asciiTheme="minorHAnsi" w:hAnsiTheme="minorHAnsi" w:cstheme="minorHAnsi"/>
+                <w:sz w:val="10"/>
+                <w:szCs w:val="10"/>
+                <w:lang w:val="en-US"/>
+              </w:rPr>
+              <w:t>},</w:t>
+            </w:r>
+            <w:r>
+              <w:rPr>
+                <w:rFonts w:asciiTheme="minorHAnsi" w:hAnsiTheme="minorHAnsi" w:cstheme="minorHAnsi"/>
+                <w:sz w:val="10"/>
+                <w:szCs w:val="10"/>
+                <w:lang w:val="en-US"/>
+              </w:rPr>
+              <w:br/>
+              <w:t>{"id":</w:t>
+            </w:r>
+            <w:r>
+              <w:rPr>
+                <w:rStyle w:val="b"/>
+                <w:rFonts w:asciiTheme="minorHAnsi" w:hAnsiTheme="minorHAnsi" w:cstheme="minorHAnsi"/>
+                <w:sz w:val="10"/>
+                <w:szCs w:val="10"/>
+                <w:lang w:val="en-US"/>
+              </w:rPr>
+              <w:t>32</w:t>
+            </w:r>
+            <w:r>
+              <w:rPr>
+                <w:rFonts w:asciiTheme="minorHAnsi" w:hAnsiTheme="minorHAnsi" w:cstheme="minorHAnsi"/>
+                <w:sz w:val="10"/>
+                <w:szCs w:val="10"/>
+                <w:lang w:val="en-US"/>
+              </w:rPr>
+              <w:t>,"name":</w:t>
+            </w:r>
+            <w:r>
+              <w:rPr>
+                <w:rStyle w:val="c"/>
+                <w:rFonts w:asciiTheme="minorHAnsi" w:hAnsiTheme="minorHAnsi" w:cstheme="minorHAnsi"/>
+                <w:sz w:val="10"/>
+                <w:szCs w:val="10"/>
+                <w:lang w:val="en-US"/>
+              </w:rPr>
+              <w:t>"Peter"</w:t>
+            </w:r>
+            <w:r>
+              <w:rPr>
+                <w:rFonts w:asciiTheme="minorHAnsi" w:hAnsiTheme="minorHAnsi" w:cstheme="minorHAnsi"/>
+                <w:sz w:val="10"/>
+                <w:szCs w:val="10"/>
+                <w:lang w:val="en-US"/>
+              </w:rPr>
+              <w:t>,"age":</w:t>
+            </w:r>
+            <w:r>
+              <w:rPr>
+                <w:rStyle w:val="b"/>
+                <w:rFonts w:asciiTheme="minorHAnsi" w:hAnsiTheme="minorHAnsi" w:cstheme="minorHAnsi"/>
+                <w:sz w:val="10"/>
+                <w:szCs w:val="10"/>
+                <w:lang w:val="en-US"/>
+              </w:rPr>
+              <w:t>32</w:t>
+            </w:r>
+            <w:r>
+              <w:rPr>
+                <w:rFonts w:asciiTheme="minorHAnsi" w:hAnsiTheme="minorHAnsi" w:cstheme="minorHAnsi"/>
+                <w:sz w:val="10"/>
+                <w:szCs w:val="10"/>
+                <w:lang w:val="en-US"/>
+              </w:rPr>
+              <w:t>,"city":</w:t>
+            </w:r>
+            <w:r>
+              <w:rPr>
+                <w:rStyle w:val="c"/>
+                <w:rFonts w:asciiTheme="minorHAnsi" w:hAnsiTheme="minorHAnsi" w:cstheme="minorHAnsi"/>
+                <w:sz w:val="10"/>
+                <w:szCs w:val="10"/>
+                <w:lang w:val="en-US"/>
+              </w:rPr>
+              <w:t>"Vancouver"</w:t>
+            </w:r>
+            <w:r>
+              <w:rPr>
+                <w:rFonts w:asciiTheme="minorHAnsi" w:hAnsiTheme="minorHAnsi" w:cstheme="minorHAnsi"/>
+                <w:sz w:val="10"/>
+                <w:szCs w:val="10"/>
+                <w:lang w:val="en-US"/>
+              </w:rPr>
+              <w:t>},</w:t>
+            </w:r>
+            <w:r>
+              <w:rPr>
+                <w:rFonts w:asciiTheme="minorHAnsi" w:hAnsiTheme="minorHAnsi" w:cstheme="minorHAnsi"/>
+                <w:sz w:val="10"/>
+                <w:szCs w:val="10"/>
+                <w:lang w:val="en-US"/>
+              </w:rPr>
+              <w:br/>
+              <w:t>{"id":</w:t>
+            </w:r>
+            <w:r>
+              <w:rPr>
+                <w:rStyle w:val="b"/>
+                <w:rFonts w:asciiTheme="minorHAnsi" w:hAnsiTheme="minorHAnsi" w:cstheme="minorHAnsi"/>
+                <w:sz w:val="10"/>
+                <w:szCs w:val="10"/>
+                <w:lang w:val="en-US"/>
+              </w:rPr>
+              <w:t>33</w:t>
+            </w:r>
+            <w:r>
+              <w:rPr>
+                <w:rFonts w:asciiTheme="minorHAnsi" w:hAnsiTheme="minorHAnsi" w:cstheme="minorHAnsi"/>
+                <w:sz w:val="10"/>
+                <w:szCs w:val="10"/>
+                <w:lang w:val="en-US"/>
+              </w:rPr>
+              <w:t>,"name":</w:t>
+            </w:r>
+            <w:r>
+              <w:rPr>
+                <w:rStyle w:val="c"/>
+                <w:rFonts w:asciiTheme="minorHAnsi" w:hAnsiTheme="minorHAnsi" w:cstheme="minorHAnsi"/>
+                <w:sz w:val="10"/>
+                <w:szCs w:val="10"/>
+                <w:lang w:val="en-US"/>
+              </w:rPr>
+              <w:t>"Eve"</w:t>
+            </w:r>
+            <w:r>
+              <w:rPr>
+                <w:rFonts w:asciiTheme="minorHAnsi" w:hAnsiTheme="minorHAnsi" w:cstheme="minorHAnsi"/>
+                <w:sz w:val="10"/>
+                <w:szCs w:val="10"/>
+                <w:lang w:val="en-US"/>
+              </w:rPr>
+              <w:t>,"age":</w:t>
+            </w:r>
+            <w:r>
+              <w:rPr>
+                <w:rStyle w:val="b"/>
+                <w:rFonts w:asciiTheme="minorHAnsi" w:hAnsiTheme="minorHAnsi" w:cstheme="minorHAnsi"/>
+                <w:sz w:val="10"/>
+                <w:szCs w:val="10"/>
+                <w:lang w:val="en-US"/>
+              </w:rPr>
+              <w:t>35</w:t>
+            </w:r>
+            <w:r>
+              <w:rPr>
+                <w:rFonts w:asciiTheme="minorHAnsi" w:hAnsiTheme="minorHAnsi" w:cstheme="minorHAnsi"/>
+                <w:sz w:val="10"/>
+                <w:szCs w:val="10"/>
+                <w:lang w:val="en-US"/>
+              </w:rPr>
+              <w:t>,"city":</w:t>
+            </w:r>
+            <w:r>
+              <w:rPr>
+                <w:rStyle w:val="c"/>
+                <w:rFonts w:asciiTheme="minorHAnsi" w:hAnsiTheme="minorHAnsi" w:cstheme="minorHAnsi"/>
+                <w:sz w:val="10"/>
+                <w:szCs w:val="10"/>
+                <w:lang w:val="en-US"/>
+              </w:rPr>
+              <w:t>"Ottawa"</w:t>
+            </w:r>
+            <w:r>
+              <w:rPr>
+                <w:rFonts w:asciiTheme="minorHAnsi" w:hAnsiTheme="minorHAnsi" w:cstheme="minorHAnsi"/>
+                <w:sz w:val="10"/>
+                <w:szCs w:val="10"/>
+                <w:lang w:val="en-US"/>
+              </w:rPr>
+              <w:t>},</w:t>
+            </w:r>
+            <w:r>
+              <w:rPr>
+                <w:rFonts w:asciiTheme="minorHAnsi" w:hAnsiTheme="minorHAnsi" w:cstheme="minorHAnsi"/>
+                <w:sz w:val="10"/>
+                <w:szCs w:val="10"/>
+                <w:lang w:val="en-US"/>
+              </w:rPr>
+              <w:br/>
+              <w:t>{"id":</w:t>
+            </w:r>
+            <w:r>
+              <w:rPr>
+                <w:rStyle w:val="b"/>
+                <w:rFonts w:asciiTheme="minorHAnsi" w:hAnsiTheme="minorHAnsi" w:cstheme="minorHAnsi"/>
+                <w:sz w:val="10"/>
+                <w:szCs w:val="10"/>
+                <w:lang w:val="en-US"/>
+              </w:rPr>
+              <w:t>34</w:t>
+            </w:r>
+            <w:r>
+              <w:rPr>
+                <w:rFonts w:asciiTheme="minorHAnsi" w:hAnsiTheme="minorHAnsi" w:cstheme="minorHAnsi"/>
+                <w:sz w:val="10"/>
+                <w:szCs w:val="10"/>
+                <w:lang w:val="en-US"/>
+              </w:rPr>
+              <w:t>,"name":</w:t>
+            </w:r>
+            <w:r>
+              <w:rPr>
+                <w:rStyle w:val="c"/>
+                <w:rFonts w:asciiTheme="minorHAnsi" w:hAnsiTheme="minorHAnsi" w:cstheme="minorHAnsi"/>
+                <w:sz w:val="10"/>
+                <w:szCs w:val="10"/>
+                <w:lang w:val="en-US"/>
+              </w:rPr>
+              <w:t>"Ian"</w:t>
+            </w:r>
+            <w:r>
+              <w:rPr>
+                <w:rFonts w:asciiTheme="minorHAnsi" w:hAnsiTheme="minorHAnsi" w:cstheme="minorHAnsi"/>
+                <w:sz w:val="10"/>
+                <w:szCs w:val="10"/>
+                <w:lang w:val="en-US"/>
+              </w:rPr>
+              <w:t>,"age":</w:t>
+            </w:r>
+            <w:r>
+              <w:rPr>
+                <w:rStyle w:val="b"/>
+                <w:rFonts w:asciiTheme="minorHAnsi" w:hAnsiTheme="minorHAnsi" w:cstheme="minorHAnsi"/>
+                <w:sz w:val="10"/>
+                <w:szCs w:val="10"/>
+                <w:lang w:val="en-US"/>
+              </w:rPr>
+              <w:t>31</w:t>
+            </w:r>
+            <w:r>
+              <w:rPr>
+                <w:rFonts w:asciiTheme="minorHAnsi" w:hAnsiTheme="minorHAnsi" w:cstheme="minorHAnsi"/>
+                <w:sz w:val="10"/>
+                <w:szCs w:val="10"/>
+                <w:lang w:val="en-US"/>
+              </w:rPr>
+              <w:t>,"city":</w:t>
+            </w:r>
+            <w:r>
+              <w:rPr>
+                <w:rStyle w:val="c"/>
+                <w:rFonts w:asciiTheme="minorHAnsi" w:hAnsiTheme="minorHAnsi" w:cstheme="minorHAnsi"/>
+                <w:sz w:val="10"/>
+                <w:szCs w:val="10"/>
+                <w:lang w:val="en-US"/>
+              </w:rPr>
+              <w:t>"Halifax"</w:t>
+            </w:r>
+            <w:r>
+              <w:rPr>
+                <w:rFonts w:asciiTheme="minorHAnsi" w:hAnsiTheme="minorHAnsi" w:cstheme="minorHAnsi"/>
+                <w:sz w:val="10"/>
+                <w:szCs w:val="10"/>
+                <w:lang w:val="en-US"/>
+              </w:rPr>
+              <w:t>},</w:t>
+            </w:r>
+            <w:r>
+              <w:rPr>
+                <w:rFonts w:asciiTheme="minorHAnsi" w:hAnsiTheme="minorHAnsi" w:cstheme="minorHAnsi"/>
+                <w:sz w:val="10"/>
+                <w:szCs w:val="10"/>
+                <w:lang w:val="en-US"/>
+              </w:rPr>
+              <w:br/>
+              <w:t>{"id":</w:t>
+            </w:r>
+            <w:r>
+              <w:rPr>
+                <w:rStyle w:val="b"/>
+                <w:rFonts w:asciiTheme="minorHAnsi" w:hAnsiTheme="minorHAnsi" w:cstheme="minorHAnsi"/>
+                <w:sz w:val="10"/>
+                <w:szCs w:val="10"/>
+                <w:lang w:val="en-US"/>
+              </w:rPr>
+              <w:t>35</w:t>
+            </w:r>
+            <w:r>
+              <w:rPr>
+                <w:rFonts w:asciiTheme="minorHAnsi" w:hAnsiTheme="minorHAnsi" w:cstheme="minorHAnsi"/>
+                <w:sz w:val="10"/>
+                <w:szCs w:val="10"/>
+                <w:lang w:val="en-US"/>
+              </w:rPr>
+              <w:t>,"name":</w:t>
+            </w:r>
+            <w:r>
+              <w:rPr>
+                <w:rStyle w:val="c"/>
+                <w:rFonts w:asciiTheme="minorHAnsi" w:hAnsiTheme="minorHAnsi" w:cstheme="minorHAnsi"/>
+                <w:sz w:val="10"/>
+                <w:szCs w:val="10"/>
+                <w:lang w:val="en-US"/>
+              </w:rPr>
+              <w:t>"Frank"</w:t>
+            </w:r>
+            <w:r>
+              <w:rPr>
+                <w:rFonts w:asciiTheme="minorHAnsi" w:hAnsiTheme="minorHAnsi" w:cstheme="minorHAnsi"/>
+                <w:sz w:val="10"/>
+                <w:szCs w:val="10"/>
+                <w:lang w:val="en-US"/>
+              </w:rPr>
+              <w:t>,"age":</w:t>
+            </w:r>
+            <w:r>
+              <w:rPr>
+                <w:rStyle w:val="b"/>
+                <w:rFonts w:asciiTheme="minorHAnsi" w:hAnsiTheme="minorHAnsi" w:cstheme="minorHAnsi"/>
+                <w:sz w:val="10"/>
+                <w:szCs w:val="10"/>
+                <w:lang w:val="en-US"/>
+              </w:rPr>
+              <w:t>27</w:t>
+            </w:r>
+            <w:r>
+              <w:rPr>
+                <w:rFonts w:asciiTheme="minorHAnsi" w:hAnsiTheme="minorHAnsi" w:cstheme="minorHAnsi"/>
+                <w:sz w:val="10"/>
+                <w:szCs w:val="10"/>
+                <w:lang w:val="en-US"/>
+              </w:rPr>
+              <w:t>,"city":</w:t>
+            </w:r>
+            <w:r>
+              <w:rPr>
+                <w:rStyle w:val="c"/>
+                <w:rFonts w:asciiTheme="minorHAnsi" w:hAnsiTheme="minorHAnsi" w:cstheme="minorHAnsi"/>
+                <w:sz w:val="10"/>
+                <w:szCs w:val="10"/>
+                <w:lang w:val="en-US"/>
+              </w:rPr>
+              <w:t>"Edmonton"</w:t>
+            </w:r>
+            <w:r>
+              <w:rPr>
+                <w:rFonts w:asciiTheme="minorHAnsi" w:hAnsiTheme="minorHAnsi" w:cstheme="minorHAnsi"/>
+                <w:sz w:val="10"/>
+                <w:szCs w:val="10"/>
+                <w:lang w:val="en-US"/>
+              </w:rPr>
+              <w:t>},</w:t>
+            </w:r>
+            <w:r>
+              <w:rPr>
+                <w:rFonts w:asciiTheme="minorHAnsi" w:hAnsiTheme="minorHAnsi" w:cstheme="minorHAnsi"/>
+                <w:sz w:val="10"/>
+                <w:szCs w:val="10"/>
+                <w:lang w:val="en-US"/>
+              </w:rPr>
+              <w:br/>
+              <w:t>{"id":</w:t>
+            </w:r>
+            <w:r>
+              <w:rPr>
+                <w:rStyle w:val="b"/>
+                <w:rFonts w:asciiTheme="minorHAnsi" w:hAnsiTheme="minorHAnsi" w:cstheme="minorHAnsi"/>
+                <w:sz w:val="10"/>
+                <w:szCs w:val="10"/>
+                <w:lang w:val="en-US"/>
+              </w:rPr>
+              <w:t>36</w:t>
+            </w:r>
+            <w:r>
+              <w:rPr>
+                <w:rFonts w:asciiTheme="minorHAnsi" w:hAnsiTheme="minorHAnsi" w:cstheme="minorHAnsi"/>
+                <w:sz w:val="10"/>
+                <w:szCs w:val="10"/>
+                <w:lang w:val="en-US"/>
+              </w:rPr>
+              <w:t>,"name":</w:t>
+            </w:r>
+            <w:r>
+              <w:rPr>
+                <w:rStyle w:val="c"/>
+                <w:rFonts w:asciiTheme="minorHAnsi" w:hAnsiTheme="minorHAnsi" w:cstheme="minorHAnsi"/>
+                <w:sz w:val="10"/>
+                <w:szCs w:val="10"/>
+                <w:lang w:val="en-US"/>
+              </w:rPr>
+              <w:t>"Julia"</w:t>
+            </w:r>
+            <w:r>
+              <w:rPr>
+                <w:rFonts w:asciiTheme="minorHAnsi" w:hAnsiTheme="minorHAnsi" w:cstheme="minorHAnsi"/>
+                <w:sz w:val="10"/>
+                <w:szCs w:val="10"/>
+                <w:lang w:val="en-US"/>
+              </w:rPr>
+              <w:t>,"age":</w:t>
+            </w:r>
+            <w:r>
+              <w:rPr>
+                <w:rStyle w:val="b"/>
+                <w:rFonts w:asciiTheme="minorHAnsi" w:hAnsiTheme="minorHAnsi" w:cstheme="minorHAnsi"/>
+                <w:sz w:val="10"/>
+                <w:szCs w:val="10"/>
+                <w:lang w:val="en-US"/>
+              </w:rPr>
+              <w:t>29</w:t>
+            </w:r>
+            <w:r>
+              <w:rPr>
+                <w:rFonts w:asciiTheme="minorHAnsi" w:hAnsiTheme="minorHAnsi" w:cstheme="minorHAnsi"/>
+                <w:sz w:val="10"/>
+                <w:szCs w:val="10"/>
+                <w:lang w:val="en-US"/>
+              </w:rPr>
+              <w:t>,"city":</w:t>
+            </w:r>
+            <w:r>
+              <w:rPr>
+                <w:rStyle w:val="c"/>
+                <w:rFonts w:asciiTheme="minorHAnsi" w:hAnsiTheme="minorHAnsi" w:cstheme="minorHAnsi"/>
+                <w:sz w:val="10"/>
+                <w:szCs w:val="10"/>
+                <w:lang w:val="en-US"/>
+              </w:rPr>
+              <w:t>"Victoria"</w:t>
+            </w:r>
+            <w:r>
+              <w:rPr>
+                <w:rFonts w:asciiTheme="minorHAnsi" w:hAnsiTheme="minorHAnsi" w:cstheme="minorHAnsi"/>
+                <w:sz w:val="10"/>
+                <w:szCs w:val="10"/>
+                <w:lang w:val="en-US"/>
+              </w:rPr>
+              <w:t>},</w:t>
+            </w:r>
+            <w:r>
+              <w:rPr>
+                <w:rFonts w:asciiTheme="minorHAnsi" w:hAnsiTheme="minorHAnsi" w:cstheme="minorHAnsi"/>
+                <w:sz w:val="10"/>
+                <w:szCs w:val="10"/>
+                <w:lang w:val="en-US"/>
+              </w:rPr>
+              <w:br/>
+              <w:t>{"id":</w:t>
+            </w:r>
+            <w:r>
+              <w:rPr>
+                <w:rStyle w:val="b"/>
+                <w:rFonts w:asciiTheme="minorHAnsi" w:hAnsiTheme="minorHAnsi" w:cstheme="minorHAnsi"/>
+                <w:sz w:val="10"/>
+                <w:szCs w:val="10"/>
+                <w:lang w:val="en-US"/>
+              </w:rPr>
+              <w:t>37</w:t>
+            </w:r>
+            <w:r>
+              <w:rPr>
+                <w:rFonts w:asciiTheme="minorHAnsi" w:hAnsiTheme="minorHAnsi" w:cstheme="minorHAnsi"/>
+                <w:sz w:val="10"/>
+                <w:szCs w:val="10"/>
+                <w:lang w:val="en-US"/>
+              </w:rPr>
+              <w:t>,"name":</w:t>
+            </w:r>
+            <w:r>
+              <w:rPr>
+                <w:rStyle w:val="c"/>
+                <w:rFonts w:asciiTheme="minorHAnsi" w:hAnsiTheme="minorHAnsi" w:cstheme="minorHAnsi"/>
+                <w:sz w:val="10"/>
+                <w:szCs w:val="10"/>
+                <w:lang w:val="en-US"/>
+              </w:rPr>
+              <w:t>"Kathy"</w:t>
+            </w:r>
+            <w:r>
+              <w:rPr>
+                <w:rFonts w:asciiTheme="minorHAnsi" w:hAnsiTheme="minorHAnsi" w:cstheme="minorHAnsi"/>
+                <w:sz w:val="10"/>
+                <w:szCs w:val="10"/>
+                <w:lang w:val="en-US"/>
+              </w:rPr>
+              <w:t>,"age":</w:t>
+            </w:r>
+            <w:r>
+              <w:rPr>
+                <w:rStyle w:val="b"/>
+                <w:rFonts w:asciiTheme="minorHAnsi" w:hAnsiTheme="minorHAnsi" w:cstheme="minorHAnsi"/>
+                <w:sz w:val="10"/>
+                <w:szCs w:val="10"/>
+                <w:lang w:val="en-US"/>
+              </w:rPr>
+              <w:t>33</w:t>
+            </w:r>
+            <w:r>
+              <w:rPr>
+                <w:rFonts w:asciiTheme="minorHAnsi" w:hAnsiTheme="minorHAnsi" w:cstheme="minorHAnsi"/>
+                <w:sz w:val="10"/>
+                <w:szCs w:val="10"/>
+                <w:lang w:val="en-US"/>
+              </w:rPr>
+              <w:t>,"city":</w:t>
+            </w:r>
+            <w:r>
+              <w:rPr>
+                <w:rStyle w:val="c"/>
+                <w:rFonts w:asciiTheme="minorHAnsi" w:hAnsiTheme="minorHAnsi" w:cstheme="minorHAnsi"/>
+                <w:sz w:val="10"/>
+                <w:szCs w:val="10"/>
+                <w:lang w:val="en-US"/>
+              </w:rPr>
+              <w:t>"Saskatoon"</w:t>
+            </w:r>
+            <w:r>
+              <w:rPr>
+                <w:rFonts w:asciiTheme="minorHAnsi" w:hAnsiTheme="minorHAnsi" w:cstheme="minorHAnsi"/>
+                <w:sz w:val="10"/>
+                <w:szCs w:val="10"/>
+                <w:lang w:val="en-US"/>
+              </w:rPr>
+              <w:t>},</w:t>
+            </w:r>
+            <w:r>
+              <w:rPr>
+                <w:rFonts w:asciiTheme="minorHAnsi" w:hAnsiTheme="minorHAnsi" w:cstheme="minorHAnsi"/>
+                <w:sz w:val="10"/>
+                <w:szCs w:val="10"/>
+                <w:lang w:val="en-US"/>
+              </w:rPr>
+              <w:br/>
+              <w:t>{"id":</w:t>
+            </w:r>
+            <w:r>
+              <w:rPr>
+                <w:rStyle w:val="b"/>
+                <w:rFonts w:asciiTheme="minorHAnsi" w:hAnsiTheme="minorHAnsi" w:cstheme="minorHAnsi"/>
+                <w:sz w:val="10"/>
+                <w:szCs w:val="10"/>
+                <w:lang w:val="en-US"/>
+              </w:rPr>
+              <w:t>38</w:t>
+            </w:r>
+            <w:r>
+              <w:rPr>
+                <w:rFonts w:asciiTheme="minorHAnsi" w:hAnsiTheme="minorHAnsi" w:cstheme="minorHAnsi"/>
+                <w:sz w:val="10"/>
+                <w:szCs w:val="10"/>
+                <w:lang w:val="en-US"/>
+              </w:rPr>
+              <w:t>,"name":</w:t>
+            </w:r>
+            <w:r>
+              <w:rPr>
+                <w:rStyle w:val="c"/>
+                <w:rFonts w:asciiTheme="minorHAnsi" w:hAnsiTheme="minorHAnsi" w:cstheme="minorHAnsi"/>
+                <w:sz w:val="10"/>
+                <w:szCs w:val="10"/>
+                <w:lang w:val="en-US"/>
+              </w:rPr>
+              <w:t>"Mason"</w:t>
+            </w:r>
+            <w:r>
+              <w:rPr>
+                <w:rFonts w:asciiTheme="minorHAnsi" w:hAnsiTheme="minorHAnsi" w:cstheme="minorHAnsi"/>
+                <w:sz w:val="10"/>
+                <w:szCs w:val="10"/>
+                <w:lang w:val="en-US"/>
+              </w:rPr>
+              <w:t>,"age":</w:t>
+            </w:r>
+            <w:r>
+              <w:rPr>
+                <w:rStyle w:val="b"/>
+                <w:rFonts w:asciiTheme="minorHAnsi" w:hAnsiTheme="minorHAnsi" w:cstheme="minorHAnsi"/>
+                <w:sz w:val="10"/>
+                <w:szCs w:val="10"/>
+                <w:lang w:val="en-US"/>
+              </w:rPr>
+              <w:t>27</w:t>
+            </w:r>
+            <w:r>
+              <w:rPr>
+                <w:rFonts w:asciiTheme="minorHAnsi" w:hAnsiTheme="minorHAnsi" w:cstheme="minorHAnsi"/>
+                <w:sz w:val="10"/>
+                <w:szCs w:val="10"/>
+                <w:lang w:val="en-US"/>
+              </w:rPr>
+              <w:t>,"city":</w:t>
+            </w:r>
+            <w:r>
+              <w:rPr>
+                <w:rStyle w:val="c"/>
+                <w:rFonts w:asciiTheme="minorHAnsi" w:hAnsiTheme="minorHAnsi" w:cstheme="minorHAnsi"/>
+                <w:sz w:val="10"/>
+                <w:szCs w:val="10"/>
+                <w:lang w:val="en-US"/>
+              </w:rPr>
+              <w:t>"St. John's"</w:t>
+            </w:r>
+            <w:r>
+              <w:rPr>
+                <w:rFonts w:asciiTheme="minorHAnsi" w:hAnsiTheme="minorHAnsi" w:cstheme="minorHAnsi"/>
+                <w:sz w:val="10"/>
+                <w:szCs w:val="10"/>
+                <w:lang w:val="en-US"/>
+              </w:rPr>
+              <w:t>},</w:t>
+            </w:r>
+            <w:r>
+              <w:rPr>
+                <w:rFonts w:asciiTheme="minorHAnsi" w:hAnsiTheme="minorHAnsi" w:cstheme="minorHAnsi"/>
+                <w:sz w:val="10"/>
+                <w:szCs w:val="10"/>
+                <w:lang w:val="en-US"/>
+              </w:rPr>
+              <w:br/>
+              <w:t>{"id":</w:t>
+            </w:r>
+            <w:r>
+              <w:rPr>
+                <w:rStyle w:val="b"/>
+                <w:rFonts w:asciiTheme="minorHAnsi" w:hAnsiTheme="minorHAnsi" w:cstheme="minorHAnsi"/>
+                <w:sz w:val="10"/>
+                <w:szCs w:val="10"/>
+                <w:lang w:val="en-US"/>
+              </w:rPr>
+              <w:t>39</w:t>
+            </w:r>
+            <w:r>
+              <w:rPr>
+                <w:rFonts w:asciiTheme="minorHAnsi" w:hAnsiTheme="minorHAnsi" w:cstheme="minorHAnsi"/>
+                <w:sz w:val="10"/>
+                <w:szCs w:val="10"/>
+                <w:lang w:val="en-US"/>
+              </w:rPr>
+              <w:t>,"name":</w:t>
+            </w:r>
+            <w:r>
+              <w:rPr>
+                <w:rStyle w:val="c"/>
+                <w:rFonts w:asciiTheme="minorHAnsi" w:hAnsiTheme="minorHAnsi" w:cstheme="minorHAnsi"/>
+                <w:sz w:val="10"/>
+                <w:szCs w:val="10"/>
+                <w:lang w:val="en-US"/>
+              </w:rPr>
+              <w:t>"Uma"</w:t>
+            </w:r>
+            <w:r>
+              <w:rPr>
+                <w:rFonts w:asciiTheme="minorHAnsi" w:hAnsiTheme="minorHAnsi" w:cstheme="minorHAnsi"/>
+                <w:sz w:val="10"/>
+                <w:szCs w:val="10"/>
+                <w:lang w:val="en-US"/>
+              </w:rPr>
+              <w:t>,"age":</w:t>
+            </w:r>
+            <w:r>
+              <w:rPr>
+                <w:rStyle w:val="b"/>
+                <w:rFonts w:asciiTheme="minorHAnsi" w:hAnsiTheme="minorHAnsi" w:cstheme="minorHAnsi"/>
+                <w:sz w:val="10"/>
+                <w:szCs w:val="10"/>
+                <w:lang w:val="en-US"/>
+              </w:rPr>
+              <w:t>25</w:t>
+            </w:r>
+            <w:r>
+              <w:rPr>
+                <w:rFonts w:asciiTheme="minorHAnsi" w:hAnsiTheme="minorHAnsi" w:cstheme="minorHAnsi"/>
+                <w:sz w:val="10"/>
+                <w:szCs w:val="10"/>
+                <w:lang w:val="en-US"/>
+              </w:rPr>
+              <w:t>,"city":</w:t>
+            </w:r>
+            <w:r>
+              <w:rPr>
+                <w:rStyle w:val="c"/>
+                <w:rFonts w:asciiTheme="minorHAnsi" w:hAnsiTheme="minorHAnsi" w:cstheme="minorHAnsi"/>
+                <w:sz w:val="10"/>
+                <w:szCs w:val="10"/>
+                <w:lang w:val="en-US"/>
+              </w:rPr>
+              <w:t>"Quebec City"</w:t>
+            </w:r>
+            <w:r>
+              <w:rPr>
+                <w:rFonts w:asciiTheme="minorHAnsi" w:hAnsiTheme="minorHAnsi" w:cstheme="minorHAnsi"/>
+                <w:sz w:val="10"/>
+                <w:szCs w:val="10"/>
+                <w:lang w:val="en-US"/>
+              </w:rPr>
+              <w:t>}</w:t>
+            </w:r>
+            <w:r>
+              <w:rPr>
+                <w:rFonts w:asciiTheme="minorHAnsi" w:hAnsiTheme="minorHAnsi" w:cstheme="minorHAnsi"/>
+                <w:sz w:val="10"/>
+                <w:szCs w:val="10"/>
+                <w:lang w:val="en-US"/>
+              </w:rPr>
+              <w:br/>
               <w:t>]</w:t>
             </w:r>
           </w:p>
@@ -2042,7 +4334,6 @@
                 <w:rtl/>
                 <w:lang w:bidi="fa-IR"/>
               </w:rPr>
-              <w:lastRenderedPageBreak/>
               <w:t>گام چهارم</w:t>
             </w:r>
           </w:p>
@@ -2132,6 +4423,7 @@
                 <w:szCs w:val="10"/>
                 <w:lang w:val="en-US" w:bidi="fa-IR"/>
               </w:rPr>
+              <w:lastRenderedPageBreak/>
               <w:t xml:space="preserve">import React, { </w:t>
             </w:r>
             <w:proofErr w:type="spellStart"/>
@@ -2838,6 +5130,7 @@
                 <w:rtl/>
                 <w:lang w:bidi="fa-IR"/>
               </w:rPr>
+              <w:lastRenderedPageBreak/>
               <w:t>گام پنجم</w:t>
             </w:r>
           </w:p>
@@ -3328,40 +5621,25 @@
                 <w:rFonts w:cstheme="minorHAnsi"/>
                 <w:sz w:val="10"/>
                 <w:szCs w:val="10"/>
-              </w:rPr>
-            </w:pPr>
-            <w:r>
-              <w:rPr>
-                <w:rFonts w:cstheme="minorHAnsi"/>
-                <w:sz w:val="10"/>
-                <w:szCs w:val="10"/>
-              </w:rPr>
-              <w:t xml:space="preserve">} </w:t>
-            </w:r>
-            <w:proofErr w:type="spellStart"/>
-            <w:r>
-              <w:rPr>
-                <w:rFonts w:cstheme="minorHAnsi"/>
-                <w:sz w:val="10"/>
-                <w:szCs w:val="10"/>
-              </w:rPr>
-              <w:t>from</w:t>
-            </w:r>
-            <w:proofErr w:type="spellEnd"/>
-            <w:r>
-              <w:rPr>
-                <w:rFonts w:cstheme="minorHAnsi"/>
-                <w:sz w:val="10"/>
-                <w:szCs w:val="10"/>
-              </w:rPr>
-              <w:t xml:space="preserve"> "@</w:t>
-            </w:r>
-            <w:proofErr w:type="spellStart"/>
-            <w:r>
-              <w:rPr>
-                <w:rFonts w:cstheme="minorHAnsi"/>
-                <w:sz w:val="10"/>
-                <w:szCs w:val="10"/>
+                <w:lang w:val="en-US"/>
+              </w:rPr>
+            </w:pPr>
+            <w:r>
+              <w:rPr>
+                <w:rFonts w:cstheme="minorHAnsi"/>
+                <w:sz w:val="10"/>
+                <w:szCs w:val="10"/>
+                <w:lang w:val="en-US"/>
+              </w:rPr>
+              <w:t>} from "@</w:t>
+            </w:r>
+            <w:proofErr w:type="spellStart"/>
+            <w:r>
+              <w:rPr>
+                <w:rFonts w:cstheme="minorHAnsi"/>
+                <w:sz w:val="10"/>
+                <w:szCs w:val="10"/>
+                <w:lang w:val="en-US"/>
               </w:rPr>
               <w:t>mui</w:t>
             </w:r>
@@ -3371,34 +5649,18 @@
                 <w:rFonts w:cstheme="minorHAnsi"/>
                 <w:sz w:val="10"/>
                 <w:szCs w:val="10"/>
-              </w:rPr>
-              <w:t>/</w:t>
-            </w:r>
-            <w:proofErr w:type="spellStart"/>
-            <w:r>
-              <w:rPr>
-                <w:rFonts w:cstheme="minorHAnsi"/>
-                <w:sz w:val="10"/>
-                <w:szCs w:val="10"/>
-              </w:rPr>
-              <w:t>material</w:t>
-            </w:r>
-            <w:proofErr w:type="spellEnd"/>
-            <w:r>
-              <w:rPr>
-                <w:rFonts w:cstheme="minorHAnsi"/>
-                <w:sz w:val="10"/>
-                <w:szCs w:val="10"/>
-              </w:rPr>
-              <w:t>";</w:t>
-            </w:r>
-          </w:p>
-          <w:p>
-            <w:pPr>
-              <w:rPr>
-                <w:rFonts w:cstheme="minorHAnsi"/>
-                <w:sz w:val="10"/>
-                <w:szCs w:val="10"/>
+                <w:lang w:val="en-US"/>
+              </w:rPr>
+              <w:t>/material";</w:t>
+            </w:r>
+          </w:p>
+          <w:p>
+            <w:pPr>
+              <w:rPr>
+                <w:rFonts w:cstheme="minorHAnsi"/>
+                <w:sz w:val="10"/>
+                <w:szCs w:val="10"/>
+                <w:lang w:val="en-US"/>
               </w:rPr>
             </w:pPr>
           </w:p>
@@ -3917,6 +6179,45 @@
                 <w:rFonts w:cstheme="minorHAnsi"/>
                 <w:sz w:val="10"/>
                 <w:szCs w:val="10"/>
+                <w:lang w:val="en-US"/>
+              </w:rPr>
+            </w:pPr>
+            <w:r>
+              <w:rPr>
+                <w:rFonts w:cstheme="minorHAnsi"/>
+                <w:sz w:val="10"/>
+                <w:szCs w:val="10"/>
+                <w:lang w:val="en-US"/>
+              </w:rPr>
+              <w:t>        variant="outlined"</w:t>
+            </w:r>
+          </w:p>
+          <w:p>
+            <w:pPr>
+              <w:rPr>
+                <w:rFonts w:cstheme="minorHAnsi"/>
+                <w:sz w:val="10"/>
+                <w:szCs w:val="10"/>
+                <w:lang w:val="en-US"/>
+              </w:rPr>
+            </w:pPr>
+            <w:r>
+              <w:rPr>
+                <w:rFonts w:cstheme="minorHAnsi"/>
+                <w:sz w:val="10"/>
+                <w:szCs w:val="10"/>
+                <w:lang w:val="en-US"/>
+              </w:rPr>
+              <w:t>        value={search}</w:t>
+            </w:r>
+          </w:p>
+          <w:p>
+            <w:pPr>
+              <w:rPr>
+                <w:rFonts w:cstheme="minorHAnsi"/>
+                <w:sz w:val="10"/>
+                <w:szCs w:val="10"/>
+                <w:lang w:val="en-US"/>
               </w:rPr>
             </w:pPr>
             <w:r>
@@ -3928,78 +6229,6 @@
               </w:rPr>
               <w:t xml:space="preserve">        </w:t>
             </w:r>
-            <w:r>
-              <w:rPr>
-                <w:rFonts w:cstheme="minorHAnsi"/>
-                <w:sz w:val="10"/>
-                <w:szCs w:val="10"/>
-              </w:rPr>
-              <w:t>variant="</w:t>
-            </w:r>
-            <w:proofErr w:type="spellStart"/>
-            <w:r>
-              <w:rPr>
-                <w:rFonts w:cstheme="minorHAnsi"/>
-                <w:sz w:val="10"/>
-                <w:szCs w:val="10"/>
-              </w:rPr>
-              <w:t>outlined</w:t>
-            </w:r>
-            <w:proofErr w:type="spellEnd"/>
-            <w:r>
-              <w:rPr>
-                <w:rFonts w:cstheme="minorHAnsi"/>
-                <w:sz w:val="10"/>
-                <w:szCs w:val="10"/>
-              </w:rPr>
-              <w:t>"</w:t>
-            </w:r>
-          </w:p>
-          <w:p>
-            <w:pPr>
-              <w:rPr>
-                <w:rFonts w:cstheme="minorHAnsi"/>
-                <w:sz w:val="10"/>
-                <w:szCs w:val="10"/>
-                <w:lang w:val="en-US"/>
-              </w:rPr>
-            </w:pPr>
-            <w:r>
-              <w:rPr>
-                <w:rFonts w:cstheme="minorHAnsi"/>
-                <w:sz w:val="10"/>
-                <w:szCs w:val="10"/>
-              </w:rPr>
-              <w:t xml:space="preserve">        </w:t>
-            </w:r>
-            <w:r>
-              <w:rPr>
-                <w:rFonts w:cstheme="minorHAnsi"/>
-                <w:sz w:val="10"/>
-                <w:szCs w:val="10"/>
-                <w:lang w:val="en-US"/>
-              </w:rPr>
-              <w:t>value={search}</w:t>
-            </w:r>
-          </w:p>
-          <w:p>
-            <w:pPr>
-              <w:rPr>
-                <w:rFonts w:cstheme="minorHAnsi"/>
-                <w:sz w:val="10"/>
-                <w:szCs w:val="10"/>
-                <w:lang w:val="en-US"/>
-              </w:rPr>
-            </w:pPr>
-            <w:r>
-              <w:rPr>
-                <w:rFonts w:cstheme="minorHAnsi"/>
-                <w:sz w:val="10"/>
-                <w:szCs w:val="10"/>
-                <w:lang w:val="en-US"/>
-              </w:rPr>
-              <w:t xml:space="preserve">        </w:t>
-            </w:r>
             <w:proofErr w:type="spellStart"/>
             <w:r>
               <w:rPr>
@@ -4067,49 +6296,25 @@
                 <w:rFonts w:cstheme="minorHAnsi"/>
                 <w:sz w:val="10"/>
                 <w:szCs w:val="10"/>
-              </w:rPr>
-            </w:pPr>
-            <w:r>
-              <w:rPr>
-                <w:rFonts w:cstheme="minorHAnsi"/>
-                <w:sz w:val="10"/>
-                <w:szCs w:val="10"/>
-                <w:lang w:val="en-US"/>
-              </w:rPr>
-              <w:t xml:space="preserve">        </w:t>
-            </w:r>
-            <w:r>
-              <w:rPr>
-                <w:rFonts w:cstheme="minorHAnsi"/>
-                <w:sz w:val="10"/>
-                <w:szCs w:val="10"/>
-              </w:rPr>
-              <w:t>style</w:t>
-            </w:r>
-            <w:proofErr w:type="gramStart"/>
-            <w:r>
-              <w:rPr>
-                <w:rFonts w:cstheme="minorHAnsi"/>
-                <w:sz w:val="10"/>
-                <w:szCs w:val="10"/>
-              </w:rPr>
-              <w:t>={</w:t>
-            </w:r>
-            <w:proofErr w:type="gramEnd"/>
-            <w:r>
-              <w:rPr>
-                <w:rFonts w:cstheme="minorHAnsi"/>
-                <w:sz w:val="10"/>
-                <w:szCs w:val="10"/>
-              </w:rPr>
-              <w:t xml:space="preserve">{ </w:t>
-            </w:r>
-            <w:proofErr w:type="spellStart"/>
-            <w:r>
-              <w:rPr>
-                <w:rFonts w:cstheme="minorHAnsi"/>
-                <w:sz w:val="10"/>
-                <w:szCs w:val="10"/>
+                <w:lang w:val="en-US"/>
+              </w:rPr>
+            </w:pPr>
+            <w:r>
+              <w:rPr>
+                <w:rFonts w:cstheme="minorHAnsi"/>
+                <w:sz w:val="10"/>
+                <w:szCs w:val="10"/>
+                <w:lang w:val="en-US"/>
+              </w:rPr>
+              <w:t xml:space="preserve">        style={{ </w:t>
+            </w:r>
+            <w:proofErr w:type="spellStart"/>
+            <w:r>
+              <w:rPr>
+                <w:rFonts w:cstheme="minorHAnsi"/>
+                <w:sz w:val="10"/>
+                <w:szCs w:val="10"/>
+                <w:lang w:val="en-US"/>
               </w:rPr>
               <w:t>marginBottom</w:t>
             </w:r>
@@ -4119,6 +6324,7 @@
                 <w:rFonts w:cstheme="minorHAnsi"/>
                 <w:sz w:val="10"/>
                 <w:szCs w:val="10"/>
+                <w:lang w:val="en-US"/>
               </w:rPr>
               <w:t>: "20px" }}</w:t>
             </w:r>
@@ -4129,13 +6335,15 @@
                 <w:rFonts w:cstheme="minorHAnsi"/>
                 <w:sz w:val="10"/>
                 <w:szCs w:val="10"/>
-              </w:rPr>
-            </w:pPr>
-            <w:r>
-              <w:rPr>
-                <w:rFonts w:cstheme="minorHAnsi"/>
-                <w:sz w:val="10"/>
-                <w:szCs w:val="10"/>
+                <w:lang w:val="en-US"/>
+              </w:rPr>
+            </w:pPr>
+            <w:r>
+              <w:rPr>
+                <w:rFonts w:cstheme="minorHAnsi"/>
+                <w:sz w:val="10"/>
+                <w:szCs w:val="10"/>
+                <w:lang w:val="en-US"/>
               </w:rPr>
               <w:t>      /&gt;</w:t>
             </w:r>
@@ -4146,22 +6354,25 @@
                 <w:rFonts w:cstheme="minorHAnsi"/>
                 <w:sz w:val="10"/>
                 <w:szCs w:val="10"/>
-              </w:rPr>
-            </w:pPr>
-          </w:p>
-          <w:p>
-            <w:pPr>
-              <w:rPr>
-                <w:rFonts w:cstheme="minorHAnsi"/>
-                <w:sz w:val="10"/>
-                <w:szCs w:val="10"/>
-              </w:rPr>
-            </w:pPr>
-            <w:r>
-              <w:rPr>
-                <w:rFonts w:cstheme="minorHAnsi"/>
-                <w:sz w:val="10"/>
-                <w:szCs w:val="10"/>
+                <w:lang w:val="en-US"/>
+              </w:rPr>
+            </w:pPr>
+          </w:p>
+          <w:p>
+            <w:pPr>
+              <w:rPr>
+                <w:rFonts w:cstheme="minorHAnsi"/>
+                <w:sz w:val="10"/>
+                <w:szCs w:val="10"/>
+                <w:lang w:val="en-US"/>
+              </w:rPr>
+            </w:pPr>
+            <w:r>
+              <w:rPr>
+                <w:rFonts w:cstheme="minorHAnsi"/>
+                <w:sz w:val="10"/>
+                <w:szCs w:val="10"/>
+                <w:lang w:val="en-US"/>
               </w:rPr>
               <w:t>      &lt;</w:t>
             </w:r>
@@ -4171,6 +6382,7 @@
                 <w:rFonts w:cstheme="minorHAnsi"/>
                 <w:sz w:val="10"/>
                 <w:szCs w:val="10"/>
+                <w:lang w:val="en-US"/>
               </w:rPr>
               <w:t>TableContainer</w:t>
             </w:r>
@@ -4180,51 +6392,26 @@
                 <w:rFonts w:cstheme="minorHAnsi"/>
                 <w:sz w:val="10"/>
                 <w:szCs w:val="10"/>
-              </w:rPr>
-              <w:t xml:space="preserve"> component</w:t>
-            </w:r>
-            <w:proofErr w:type="gramStart"/>
-            <w:r>
-              <w:rPr>
-                <w:rFonts w:cstheme="minorHAnsi"/>
-                <w:sz w:val="10"/>
-                <w:szCs w:val="10"/>
-              </w:rPr>
-              <w:t>={</w:t>
-            </w:r>
-            <w:proofErr w:type="spellStart"/>
-            <w:proofErr w:type="gramEnd"/>
-            <w:r>
-              <w:rPr>
-                <w:rFonts w:cstheme="minorHAnsi"/>
-                <w:sz w:val="10"/>
-                <w:szCs w:val="10"/>
-              </w:rPr>
-              <w:t>Paper</w:t>
-            </w:r>
-            <w:proofErr w:type="spellEnd"/>
-            <w:r>
-              <w:rPr>
-                <w:rFonts w:cstheme="minorHAnsi"/>
-                <w:sz w:val="10"/>
-                <w:szCs w:val="10"/>
-              </w:rPr>
-              <w:t>}&gt;</w:t>
-            </w:r>
-          </w:p>
-          <w:p>
-            <w:pPr>
-              <w:rPr>
-                <w:rFonts w:cstheme="minorHAnsi"/>
-                <w:sz w:val="10"/>
-                <w:szCs w:val="10"/>
-              </w:rPr>
-            </w:pPr>
-            <w:r>
-              <w:rPr>
-                <w:rFonts w:cstheme="minorHAnsi"/>
-                <w:sz w:val="10"/>
-                <w:szCs w:val="10"/>
+                <w:lang w:val="en-US"/>
+              </w:rPr>
+              <w:t xml:space="preserve"> component={Paper}&gt;</w:t>
+            </w:r>
+          </w:p>
+          <w:p>
+            <w:pPr>
+              <w:rPr>
+                <w:rFonts w:cstheme="minorHAnsi"/>
+                <w:sz w:val="10"/>
+                <w:szCs w:val="10"/>
+                <w:lang w:val="en-US"/>
+              </w:rPr>
+            </w:pPr>
+            <w:r>
+              <w:rPr>
+                <w:rFonts w:cstheme="minorHAnsi"/>
+                <w:sz w:val="10"/>
+                <w:szCs w:val="10"/>
+                <w:lang w:val="en-US"/>
               </w:rPr>
               <w:t>        &lt;Table&gt;</w:t>
             </w:r>
@@ -4235,13 +6422,15 @@
                 <w:rFonts w:cstheme="minorHAnsi"/>
                 <w:sz w:val="10"/>
                 <w:szCs w:val="10"/>
-              </w:rPr>
-            </w:pPr>
-            <w:r>
-              <w:rPr>
-                <w:rFonts w:cstheme="minorHAnsi"/>
-                <w:sz w:val="10"/>
-                <w:szCs w:val="10"/>
+                <w:lang w:val="en-US"/>
+              </w:rPr>
+            </w:pPr>
+            <w:r>
+              <w:rPr>
+                <w:rFonts w:cstheme="minorHAnsi"/>
+                <w:sz w:val="10"/>
+                <w:szCs w:val="10"/>
+                <w:lang w:val="en-US"/>
               </w:rPr>
               <w:t>          &lt;</w:t>
             </w:r>
@@ -4251,6 +6440,7 @@
                 <w:rFonts w:cstheme="minorHAnsi"/>
                 <w:sz w:val="10"/>
                 <w:szCs w:val="10"/>
+                <w:lang w:val="en-US"/>
               </w:rPr>
               <w:t>TableHead</w:t>
             </w:r>
@@ -4260,6 +6450,7 @@
                 <w:rFonts w:cstheme="minorHAnsi"/>
                 <w:sz w:val="10"/>
                 <w:szCs w:val="10"/>
+                <w:lang w:val="en-US"/>
               </w:rPr>
               <w:t>&gt;</w:t>
             </w:r>
@@ -4278,17 +6469,9 @@
                 <w:rFonts w:cstheme="minorHAnsi"/>
                 <w:sz w:val="10"/>
                 <w:szCs w:val="10"/>
-              </w:rPr>
-              <w:t xml:space="preserve">            </w:t>
-            </w:r>
-            <w:r>
-              <w:rPr>
-                <w:rFonts w:cstheme="minorHAnsi"/>
-                <w:sz w:val="10"/>
-                <w:szCs w:val="10"/>
-                <w:lang w:val="en-US"/>
-              </w:rPr>
-              <w:t>&lt;</w:t>
+                <w:lang w:val="en-US"/>
+              </w:rPr>
+              <w:t>            &lt;</w:t>
             </w:r>
             <w:proofErr w:type="spellStart"/>
             <w:r>
@@ -4573,31 +6756,25 @@
                 <w:rFonts w:cstheme="minorHAnsi"/>
                 <w:sz w:val="10"/>
                 <w:szCs w:val="10"/>
-              </w:rPr>
-            </w:pPr>
-            <w:r>
-              <w:rPr>
-                <w:rFonts w:cstheme="minorHAnsi"/>
-                <w:sz w:val="10"/>
-                <w:szCs w:val="10"/>
-                <w:lang w:val="en-US"/>
-              </w:rPr>
-              <w:t xml:space="preserve">            </w:t>
-            </w:r>
-            <w:r>
-              <w:rPr>
-                <w:rFonts w:cstheme="minorHAnsi"/>
-                <w:sz w:val="10"/>
-                <w:szCs w:val="10"/>
-              </w:rPr>
-              <w:t>&lt;/</w:t>
-            </w:r>
-            <w:proofErr w:type="spellStart"/>
-            <w:r>
-              <w:rPr>
-                <w:rFonts w:cstheme="minorHAnsi"/>
-                <w:sz w:val="10"/>
-                <w:szCs w:val="10"/>
+                <w:lang w:val="en-US"/>
+              </w:rPr>
+            </w:pPr>
+            <w:r>
+              <w:rPr>
+                <w:rFonts w:cstheme="minorHAnsi"/>
+                <w:sz w:val="10"/>
+                <w:szCs w:val="10"/>
+                <w:lang w:val="en-US"/>
+              </w:rPr>
+              <w:t>            &lt;/</w:t>
+            </w:r>
+            <w:proofErr w:type="spellStart"/>
+            <w:r>
+              <w:rPr>
+                <w:rFonts w:cstheme="minorHAnsi"/>
+                <w:sz w:val="10"/>
+                <w:szCs w:val="10"/>
+                <w:lang w:val="en-US"/>
               </w:rPr>
               <w:t>TableRow</w:t>
             </w:r>
@@ -4607,6 +6784,7 @@
                 <w:rFonts w:cstheme="minorHAnsi"/>
                 <w:sz w:val="10"/>
                 <w:szCs w:val="10"/>
+                <w:lang w:val="en-US"/>
               </w:rPr>
               <w:t>&gt;</w:t>
             </w:r>
@@ -4617,13 +6795,15 @@
                 <w:rFonts w:cstheme="minorHAnsi"/>
                 <w:sz w:val="10"/>
                 <w:szCs w:val="10"/>
-              </w:rPr>
-            </w:pPr>
-            <w:r>
-              <w:rPr>
-                <w:rFonts w:cstheme="minorHAnsi"/>
-                <w:sz w:val="10"/>
-                <w:szCs w:val="10"/>
+                <w:lang w:val="en-US"/>
+              </w:rPr>
+            </w:pPr>
+            <w:r>
+              <w:rPr>
+                <w:rFonts w:cstheme="minorHAnsi"/>
+                <w:sz w:val="10"/>
+                <w:szCs w:val="10"/>
+                <w:lang w:val="en-US"/>
               </w:rPr>
               <w:t>          &lt;/</w:t>
             </w:r>
@@ -4633,6 +6813,7 @@
                 <w:rFonts w:cstheme="minorHAnsi"/>
                 <w:sz w:val="10"/>
                 <w:szCs w:val="10"/>
+                <w:lang w:val="en-US"/>
               </w:rPr>
               <w:t>TableHead</w:t>
             </w:r>
@@ -4642,6 +6823,7 @@
                 <w:rFonts w:cstheme="minorHAnsi"/>
                 <w:sz w:val="10"/>
                 <w:szCs w:val="10"/>
+                <w:lang w:val="en-US"/>
               </w:rPr>
               <w:t>&gt;</w:t>
             </w:r>
@@ -4652,22 +6834,25 @@
                 <w:rFonts w:cstheme="minorHAnsi"/>
                 <w:sz w:val="10"/>
                 <w:szCs w:val="10"/>
-              </w:rPr>
-            </w:pPr>
-          </w:p>
-          <w:p>
-            <w:pPr>
-              <w:rPr>
-                <w:rFonts w:cstheme="minorHAnsi"/>
-                <w:sz w:val="10"/>
-                <w:szCs w:val="10"/>
-              </w:rPr>
-            </w:pPr>
-            <w:r>
-              <w:rPr>
-                <w:rFonts w:cstheme="minorHAnsi"/>
-                <w:sz w:val="10"/>
-                <w:szCs w:val="10"/>
+                <w:lang w:val="en-US"/>
+              </w:rPr>
+            </w:pPr>
+          </w:p>
+          <w:p>
+            <w:pPr>
+              <w:rPr>
+                <w:rFonts w:cstheme="minorHAnsi"/>
+                <w:sz w:val="10"/>
+                <w:szCs w:val="10"/>
+                <w:lang w:val="en-US"/>
+              </w:rPr>
+            </w:pPr>
+            <w:r>
+              <w:rPr>
+                <w:rFonts w:cstheme="minorHAnsi"/>
+                <w:sz w:val="10"/>
+                <w:szCs w:val="10"/>
+                <w:lang w:val="en-US"/>
               </w:rPr>
               <w:t>          &lt;</w:t>
             </w:r>
@@ -4677,6 +6862,7 @@
                 <w:rFonts w:cstheme="minorHAnsi"/>
                 <w:sz w:val="10"/>
                 <w:szCs w:val="10"/>
+                <w:lang w:val="en-US"/>
               </w:rPr>
               <w:t>TableBody</w:t>
             </w:r>
@@ -4686,6 +6872,7 @@
                 <w:rFonts w:cstheme="minorHAnsi"/>
                 <w:sz w:val="10"/>
                 <w:szCs w:val="10"/>
+                <w:lang w:val="en-US"/>
               </w:rPr>
               <w:t>&gt;</w:t>
             </w:r>
@@ -4704,17 +6891,9 @@
                 <w:rFonts w:cstheme="minorHAnsi"/>
                 <w:sz w:val="10"/>
                 <w:szCs w:val="10"/>
-              </w:rPr>
-              <w:t xml:space="preserve">            </w:t>
-            </w:r>
-            <w:r>
-              <w:rPr>
-                <w:rFonts w:cstheme="minorHAnsi"/>
-                <w:sz w:val="10"/>
-                <w:szCs w:val="10"/>
-                <w:lang w:val="en-US"/>
-              </w:rPr>
-              <w:t>{</w:t>
+                <w:lang w:val="en-US"/>
+              </w:rPr>
+              <w:t>            {</w:t>
             </w:r>
             <w:proofErr w:type="spellStart"/>
             <w:r>
@@ -4792,481 +6971,476 @@
                 <w:szCs w:val="10"/>
                 <w:lang w:val="en-US"/>
               </w:rPr>
+              <w:t>                &lt;</w:t>
+            </w:r>
+            <w:proofErr w:type="spellStart"/>
+            <w:r>
+              <w:rPr>
+                <w:rFonts w:cstheme="minorHAnsi"/>
+                <w:sz w:val="10"/>
+                <w:szCs w:val="10"/>
+                <w:lang w:val="en-US"/>
+              </w:rPr>
+              <w:t>TableCell</w:t>
+            </w:r>
+            <w:proofErr w:type="spellEnd"/>
+            <w:r>
+              <w:rPr>
+                <w:rFonts w:cstheme="minorHAnsi"/>
+                <w:sz w:val="10"/>
+                <w:szCs w:val="10"/>
+                <w:lang w:val="en-US"/>
+              </w:rPr>
+              <w:t>&gt;{user.id}&lt;/</w:t>
+            </w:r>
+            <w:proofErr w:type="spellStart"/>
+            <w:r>
+              <w:rPr>
+                <w:rFonts w:cstheme="minorHAnsi"/>
+                <w:sz w:val="10"/>
+                <w:szCs w:val="10"/>
+                <w:lang w:val="en-US"/>
+              </w:rPr>
+              <w:t>TableCell</w:t>
+            </w:r>
+            <w:proofErr w:type="spellEnd"/>
+            <w:r>
+              <w:rPr>
+                <w:rFonts w:cstheme="minorHAnsi"/>
+                <w:sz w:val="10"/>
+                <w:szCs w:val="10"/>
+                <w:lang w:val="en-US"/>
+              </w:rPr>
+              <w:t>&gt;</w:t>
+            </w:r>
+          </w:p>
+          <w:p>
+            <w:pPr>
+              <w:rPr>
+                <w:rFonts w:cstheme="minorHAnsi"/>
+                <w:sz w:val="10"/>
+                <w:szCs w:val="10"/>
+                <w:lang w:val="en-US"/>
+              </w:rPr>
+            </w:pPr>
+            <w:r>
+              <w:rPr>
+                <w:rFonts w:cstheme="minorHAnsi"/>
+                <w:sz w:val="10"/>
+                <w:szCs w:val="10"/>
+                <w:lang w:val="en-US"/>
+              </w:rPr>
+              <w:t>                &lt;</w:t>
+            </w:r>
+            <w:proofErr w:type="spellStart"/>
+            <w:r>
+              <w:rPr>
+                <w:rFonts w:cstheme="minorHAnsi"/>
+                <w:sz w:val="10"/>
+                <w:szCs w:val="10"/>
+                <w:lang w:val="en-US"/>
+              </w:rPr>
+              <w:t>TableCell</w:t>
+            </w:r>
+            <w:proofErr w:type="spellEnd"/>
+            <w:r>
+              <w:rPr>
+                <w:rFonts w:cstheme="minorHAnsi"/>
+                <w:sz w:val="10"/>
+                <w:szCs w:val="10"/>
+                <w:lang w:val="en-US"/>
+              </w:rPr>
+              <w:t>&gt;{user.name}&lt;/</w:t>
+            </w:r>
+            <w:proofErr w:type="spellStart"/>
+            <w:r>
+              <w:rPr>
+                <w:rFonts w:cstheme="minorHAnsi"/>
+                <w:sz w:val="10"/>
+                <w:szCs w:val="10"/>
+                <w:lang w:val="en-US"/>
+              </w:rPr>
+              <w:t>TableCell</w:t>
+            </w:r>
+            <w:proofErr w:type="spellEnd"/>
+            <w:r>
+              <w:rPr>
+                <w:rFonts w:cstheme="minorHAnsi"/>
+                <w:sz w:val="10"/>
+                <w:szCs w:val="10"/>
+                <w:lang w:val="en-US"/>
+              </w:rPr>
+              <w:t>&gt;</w:t>
+            </w:r>
+          </w:p>
+          <w:p>
+            <w:pPr>
+              <w:rPr>
+                <w:rFonts w:cstheme="minorHAnsi"/>
+                <w:sz w:val="10"/>
+                <w:szCs w:val="10"/>
+                <w:lang w:val="en-US"/>
+              </w:rPr>
+            </w:pPr>
+            <w:r>
+              <w:rPr>
+                <w:rFonts w:cstheme="minorHAnsi"/>
+                <w:sz w:val="10"/>
+                <w:szCs w:val="10"/>
+                <w:lang w:val="en-US"/>
+              </w:rPr>
+              <w:t>                &lt;</w:t>
+            </w:r>
+            <w:proofErr w:type="spellStart"/>
+            <w:r>
+              <w:rPr>
+                <w:rFonts w:cstheme="minorHAnsi"/>
+                <w:sz w:val="10"/>
+                <w:szCs w:val="10"/>
+                <w:lang w:val="en-US"/>
+              </w:rPr>
+              <w:t>TableCell</w:t>
+            </w:r>
+            <w:proofErr w:type="spellEnd"/>
+            <w:r>
+              <w:rPr>
+                <w:rFonts w:cstheme="minorHAnsi"/>
+                <w:sz w:val="10"/>
+                <w:szCs w:val="10"/>
+                <w:lang w:val="en-US"/>
+              </w:rPr>
+              <w:t>&gt;{</w:t>
+            </w:r>
+            <w:proofErr w:type="spellStart"/>
+            <w:r>
+              <w:rPr>
+                <w:rFonts w:cstheme="minorHAnsi"/>
+                <w:sz w:val="10"/>
+                <w:szCs w:val="10"/>
+                <w:lang w:val="en-US"/>
+              </w:rPr>
+              <w:t>user.age</w:t>
+            </w:r>
+            <w:proofErr w:type="spellEnd"/>
+            <w:r>
+              <w:rPr>
+                <w:rFonts w:cstheme="minorHAnsi"/>
+                <w:sz w:val="10"/>
+                <w:szCs w:val="10"/>
+                <w:lang w:val="en-US"/>
+              </w:rPr>
+              <w:t>}&lt;/</w:t>
+            </w:r>
+            <w:proofErr w:type="spellStart"/>
+            <w:r>
+              <w:rPr>
+                <w:rFonts w:cstheme="minorHAnsi"/>
+                <w:sz w:val="10"/>
+                <w:szCs w:val="10"/>
+                <w:lang w:val="en-US"/>
+              </w:rPr>
+              <w:t>TableCell</w:t>
+            </w:r>
+            <w:proofErr w:type="spellEnd"/>
+            <w:r>
+              <w:rPr>
+                <w:rFonts w:cstheme="minorHAnsi"/>
+                <w:sz w:val="10"/>
+                <w:szCs w:val="10"/>
+                <w:lang w:val="en-US"/>
+              </w:rPr>
+              <w:t>&gt;</w:t>
+            </w:r>
+          </w:p>
+          <w:p>
+            <w:pPr>
+              <w:rPr>
+                <w:rFonts w:cstheme="minorHAnsi"/>
+                <w:sz w:val="10"/>
+                <w:szCs w:val="10"/>
+                <w:lang w:val="en-US"/>
+              </w:rPr>
+            </w:pPr>
+            <w:r>
+              <w:rPr>
+                <w:rFonts w:cstheme="minorHAnsi"/>
+                <w:sz w:val="10"/>
+                <w:szCs w:val="10"/>
+                <w:lang w:val="en-US"/>
+              </w:rPr>
+              <w:t>                &lt;</w:t>
+            </w:r>
+            <w:proofErr w:type="spellStart"/>
+            <w:r>
+              <w:rPr>
+                <w:rFonts w:cstheme="minorHAnsi"/>
+                <w:sz w:val="10"/>
+                <w:szCs w:val="10"/>
+                <w:lang w:val="en-US"/>
+              </w:rPr>
+              <w:t>TableCell</w:t>
+            </w:r>
+            <w:proofErr w:type="spellEnd"/>
+            <w:r>
+              <w:rPr>
+                <w:rFonts w:cstheme="minorHAnsi"/>
+                <w:sz w:val="10"/>
+                <w:szCs w:val="10"/>
+                <w:lang w:val="en-US"/>
+              </w:rPr>
+              <w:t>&gt;{</w:t>
+            </w:r>
+            <w:proofErr w:type="spellStart"/>
+            <w:r>
+              <w:rPr>
+                <w:rFonts w:cstheme="minorHAnsi"/>
+                <w:sz w:val="10"/>
+                <w:szCs w:val="10"/>
+                <w:lang w:val="en-US"/>
+              </w:rPr>
+              <w:t>user.city</w:t>
+            </w:r>
+            <w:proofErr w:type="spellEnd"/>
+            <w:r>
+              <w:rPr>
+                <w:rFonts w:cstheme="minorHAnsi"/>
+                <w:sz w:val="10"/>
+                <w:szCs w:val="10"/>
+                <w:lang w:val="en-US"/>
+              </w:rPr>
+              <w:t>}&lt;/</w:t>
+            </w:r>
+            <w:proofErr w:type="spellStart"/>
+            <w:r>
+              <w:rPr>
+                <w:rFonts w:cstheme="minorHAnsi"/>
+                <w:sz w:val="10"/>
+                <w:szCs w:val="10"/>
+                <w:lang w:val="en-US"/>
+              </w:rPr>
+              <w:t>TableCell</w:t>
+            </w:r>
+            <w:proofErr w:type="spellEnd"/>
+            <w:r>
+              <w:rPr>
+                <w:rFonts w:cstheme="minorHAnsi"/>
+                <w:sz w:val="10"/>
+                <w:szCs w:val="10"/>
+                <w:lang w:val="en-US"/>
+              </w:rPr>
+              <w:t>&gt;</w:t>
+            </w:r>
+          </w:p>
+          <w:p>
+            <w:pPr>
+              <w:rPr>
+                <w:rFonts w:cstheme="minorHAnsi"/>
+                <w:sz w:val="10"/>
+                <w:szCs w:val="10"/>
+                <w:lang w:val="en-US"/>
+              </w:rPr>
+            </w:pPr>
+            <w:r>
+              <w:rPr>
+                <w:rFonts w:cstheme="minorHAnsi"/>
+                <w:sz w:val="10"/>
+                <w:szCs w:val="10"/>
+                <w:lang w:val="en-US"/>
+              </w:rPr>
+              <w:t>              &lt;/</w:t>
+            </w:r>
+            <w:proofErr w:type="spellStart"/>
+            <w:r>
+              <w:rPr>
+                <w:rFonts w:cstheme="minorHAnsi"/>
+                <w:sz w:val="10"/>
+                <w:szCs w:val="10"/>
+                <w:lang w:val="en-US"/>
+              </w:rPr>
+              <w:t>TableRow</w:t>
+            </w:r>
+            <w:proofErr w:type="spellEnd"/>
+            <w:r>
+              <w:rPr>
+                <w:rFonts w:cstheme="minorHAnsi"/>
+                <w:sz w:val="10"/>
+                <w:szCs w:val="10"/>
+                <w:lang w:val="en-US"/>
+              </w:rPr>
+              <w:t>&gt;</w:t>
+            </w:r>
+          </w:p>
+          <w:p>
+            <w:pPr>
+              <w:rPr>
+                <w:rFonts w:cstheme="minorHAnsi"/>
+                <w:sz w:val="10"/>
+                <w:szCs w:val="10"/>
+                <w:lang w:val="en-US"/>
+              </w:rPr>
+            </w:pPr>
+            <w:r>
+              <w:rPr>
+                <w:rFonts w:cstheme="minorHAnsi"/>
+                <w:sz w:val="10"/>
+                <w:szCs w:val="10"/>
+                <w:lang w:val="en-US"/>
+              </w:rPr>
+              <w:t>            ))}</w:t>
+            </w:r>
+          </w:p>
+          <w:p>
+            <w:pPr>
+              <w:rPr>
+                <w:rFonts w:cstheme="minorHAnsi"/>
+                <w:sz w:val="10"/>
+                <w:szCs w:val="10"/>
+                <w:lang w:val="en-US"/>
+              </w:rPr>
+            </w:pPr>
+            <w:r>
+              <w:rPr>
+                <w:rFonts w:cstheme="minorHAnsi"/>
+                <w:sz w:val="10"/>
+                <w:szCs w:val="10"/>
+                <w:lang w:val="en-US"/>
+              </w:rPr>
+              <w:t>          &lt;/</w:t>
+            </w:r>
+            <w:proofErr w:type="spellStart"/>
+            <w:r>
+              <w:rPr>
+                <w:rFonts w:cstheme="minorHAnsi"/>
+                <w:sz w:val="10"/>
+                <w:szCs w:val="10"/>
+                <w:lang w:val="en-US"/>
+              </w:rPr>
+              <w:t>TableBody</w:t>
+            </w:r>
+            <w:proofErr w:type="spellEnd"/>
+            <w:r>
+              <w:rPr>
+                <w:rFonts w:cstheme="minorHAnsi"/>
+                <w:sz w:val="10"/>
+                <w:szCs w:val="10"/>
+                <w:lang w:val="en-US"/>
+              </w:rPr>
+              <w:t>&gt;</w:t>
+            </w:r>
+          </w:p>
+          <w:p>
+            <w:pPr>
+              <w:rPr>
+                <w:rFonts w:cstheme="minorHAnsi"/>
+                <w:sz w:val="10"/>
+                <w:szCs w:val="10"/>
+                <w:lang w:val="en-US"/>
+              </w:rPr>
+            </w:pPr>
+            <w:r>
+              <w:rPr>
+                <w:rFonts w:cstheme="minorHAnsi"/>
+                <w:sz w:val="10"/>
+                <w:szCs w:val="10"/>
+                <w:lang w:val="en-US"/>
+              </w:rPr>
+              <w:t>        &lt;/Table&gt;</w:t>
+            </w:r>
+          </w:p>
+          <w:p>
+            <w:pPr>
+              <w:rPr>
+                <w:rFonts w:cstheme="minorHAnsi"/>
+                <w:sz w:val="10"/>
+                <w:szCs w:val="10"/>
+                <w:lang w:val="en-US"/>
+              </w:rPr>
+            </w:pPr>
+            <w:r>
+              <w:rPr>
+                <w:rFonts w:cstheme="minorHAnsi"/>
+                <w:sz w:val="10"/>
+                <w:szCs w:val="10"/>
+                <w:lang w:val="en-US"/>
+              </w:rPr>
+              <w:t>      &lt;/</w:t>
+            </w:r>
+            <w:proofErr w:type="spellStart"/>
+            <w:r>
+              <w:rPr>
+                <w:rFonts w:cstheme="minorHAnsi"/>
+                <w:sz w:val="10"/>
+                <w:szCs w:val="10"/>
+                <w:lang w:val="en-US"/>
+              </w:rPr>
+              <w:t>TableContainer</w:t>
+            </w:r>
+            <w:proofErr w:type="spellEnd"/>
+            <w:r>
+              <w:rPr>
+                <w:rFonts w:cstheme="minorHAnsi"/>
+                <w:sz w:val="10"/>
+                <w:szCs w:val="10"/>
+                <w:lang w:val="en-US"/>
+              </w:rPr>
+              <w:t>&gt;</w:t>
+            </w:r>
+          </w:p>
+          <w:p>
+            <w:pPr>
+              <w:rPr>
+                <w:rFonts w:cstheme="minorHAnsi"/>
+                <w:sz w:val="10"/>
+                <w:szCs w:val="10"/>
+                <w:lang w:val="en-US"/>
+              </w:rPr>
+            </w:pPr>
+            <w:r>
+              <w:rPr>
+                <w:rFonts w:cstheme="minorHAnsi"/>
+                <w:sz w:val="10"/>
+                <w:szCs w:val="10"/>
+                <w:lang w:val="en-US"/>
+              </w:rPr>
+              <w:t>    &lt;/div&gt;</w:t>
+            </w:r>
+          </w:p>
+          <w:p>
+            <w:pPr>
+              <w:rPr>
+                <w:rFonts w:cstheme="minorHAnsi"/>
+                <w:sz w:val="10"/>
+                <w:szCs w:val="10"/>
+                <w:lang w:val="en-US"/>
+              </w:rPr>
+            </w:pPr>
+            <w:r>
+              <w:rPr>
+                <w:rFonts w:cstheme="minorHAnsi"/>
+                <w:sz w:val="10"/>
+                <w:szCs w:val="10"/>
+                <w:lang w:val="en-US"/>
+              </w:rPr>
+              <w:t>  );</w:t>
+            </w:r>
+          </w:p>
+          <w:p>
+            <w:pPr>
+              <w:rPr>
+                <w:rFonts w:cstheme="minorHAnsi"/>
+                <w:sz w:val="10"/>
+                <w:szCs w:val="10"/>
+                <w:lang w:val="en-US"/>
+              </w:rPr>
+            </w:pPr>
+            <w:r>
+              <w:rPr>
+                <w:rFonts w:cstheme="minorHAnsi"/>
+                <w:sz w:val="10"/>
+                <w:szCs w:val="10"/>
+                <w:lang w:val="en-US"/>
+              </w:rPr>
               <w:lastRenderedPageBreak/>
-              <w:t>                &lt;</w:t>
-            </w:r>
-            <w:proofErr w:type="spellStart"/>
-            <w:r>
-              <w:rPr>
-                <w:rFonts w:cstheme="minorHAnsi"/>
-                <w:sz w:val="10"/>
-                <w:szCs w:val="10"/>
-                <w:lang w:val="en-US"/>
-              </w:rPr>
-              <w:t>TableCell</w:t>
-            </w:r>
-            <w:proofErr w:type="spellEnd"/>
-            <w:r>
-              <w:rPr>
-                <w:rFonts w:cstheme="minorHAnsi"/>
-                <w:sz w:val="10"/>
-                <w:szCs w:val="10"/>
-                <w:lang w:val="en-US"/>
-              </w:rPr>
-              <w:t>&gt;{user.id}&lt;/</w:t>
-            </w:r>
-            <w:proofErr w:type="spellStart"/>
-            <w:r>
-              <w:rPr>
-                <w:rFonts w:cstheme="minorHAnsi"/>
-                <w:sz w:val="10"/>
-                <w:szCs w:val="10"/>
-                <w:lang w:val="en-US"/>
-              </w:rPr>
-              <w:t>TableCell</w:t>
-            </w:r>
-            <w:proofErr w:type="spellEnd"/>
-            <w:r>
-              <w:rPr>
-                <w:rFonts w:cstheme="minorHAnsi"/>
-                <w:sz w:val="10"/>
-                <w:szCs w:val="10"/>
-                <w:lang w:val="en-US"/>
-              </w:rPr>
-              <w:t>&gt;</w:t>
-            </w:r>
-          </w:p>
-          <w:p>
-            <w:pPr>
-              <w:rPr>
-                <w:rFonts w:cstheme="minorHAnsi"/>
-                <w:sz w:val="10"/>
-                <w:szCs w:val="10"/>
-                <w:lang w:val="en-US"/>
-              </w:rPr>
-            </w:pPr>
-            <w:r>
-              <w:rPr>
-                <w:rFonts w:cstheme="minorHAnsi"/>
-                <w:sz w:val="10"/>
-                <w:szCs w:val="10"/>
-                <w:lang w:val="en-US"/>
-              </w:rPr>
-              <w:t>                &lt;</w:t>
-            </w:r>
-            <w:proofErr w:type="spellStart"/>
-            <w:r>
-              <w:rPr>
-                <w:rFonts w:cstheme="minorHAnsi"/>
-                <w:sz w:val="10"/>
-                <w:szCs w:val="10"/>
-                <w:lang w:val="en-US"/>
-              </w:rPr>
-              <w:t>TableCell</w:t>
-            </w:r>
-            <w:proofErr w:type="spellEnd"/>
-            <w:r>
-              <w:rPr>
-                <w:rFonts w:cstheme="minorHAnsi"/>
-                <w:sz w:val="10"/>
-                <w:szCs w:val="10"/>
-                <w:lang w:val="en-US"/>
-              </w:rPr>
-              <w:t>&gt;{user.name}&lt;/</w:t>
-            </w:r>
-            <w:proofErr w:type="spellStart"/>
-            <w:r>
-              <w:rPr>
-                <w:rFonts w:cstheme="minorHAnsi"/>
-                <w:sz w:val="10"/>
-                <w:szCs w:val="10"/>
-                <w:lang w:val="en-US"/>
-              </w:rPr>
-              <w:t>TableCell</w:t>
-            </w:r>
-            <w:proofErr w:type="spellEnd"/>
-            <w:r>
-              <w:rPr>
-                <w:rFonts w:cstheme="minorHAnsi"/>
-                <w:sz w:val="10"/>
-                <w:szCs w:val="10"/>
-                <w:lang w:val="en-US"/>
-              </w:rPr>
-              <w:t>&gt;</w:t>
-            </w:r>
-          </w:p>
-          <w:p>
-            <w:pPr>
-              <w:rPr>
-                <w:rFonts w:cstheme="minorHAnsi"/>
-                <w:sz w:val="10"/>
-                <w:szCs w:val="10"/>
-                <w:lang w:val="en-US"/>
-              </w:rPr>
-            </w:pPr>
-            <w:r>
-              <w:rPr>
-                <w:rFonts w:cstheme="minorHAnsi"/>
-                <w:sz w:val="10"/>
-                <w:szCs w:val="10"/>
-                <w:lang w:val="en-US"/>
-              </w:rPr>
-              <w:t>                &lt;</w:t>
-            </w:r>
-            <w:proofErr w:type="spellStart"/>
-            <w:r>
-              <w:rPr>
-                <w:rFonts w:cstheme="minorHAnsi"/>
-                <w:sz w:val="10"/>
-                <w:szCs w:val="10"/>
-                <w:lang w:val="en-US"/>
-              </w:rPr>
-              <w:t>TableCell</w:t>
-            </w:r>
-            <w:proofErr w:type="spellEnd"/>
-            <w:r>
-              <w:rPr>
-                <w:rFonts w:cstheme="minorHAnsi"/>
-                <w:sz w:val="10"/>
-                <w:szCs w:val="10"/>
-                <w:lang w:val="en-US"/>
-              </w:rPr>
-              <w:t>&gt;{</w:t>
-            </w:r>
-            <w:proofErr w:type="spellStart"/>
-            <w:r>
-              <w:rPr>
-                <w:rFonts w:cstheme="minorHAnsi"/>
-                <w:sz w:val="10"/>
-                <w:szCs w:val="10"/>
-                <w:lang w:val="en-US"/>
-              </w:rPr>
-              <w:t>user.age</w:t>
-            </w:r>
-            <w:proofErr w:type="spellEnd"/>
-            <w:r>
-              <w:rPr>
-                <w:rFonts w:cstheme="minorHAnsi"/>
-                <w:sz w:val="10"/>
-                <w:szCs w:val="10"/>
-                <w:lang w:val="en-US"/>
-              </w:rPr>
-              <w:t>}&lt;/</w:t>
-            </w:r>
-            <w:proofErr w:type="spellStart"/>
-            <w:r>
-              <w:rPr>
-                <w:rFonts w:cstheme="minorHAnsi"/>
-                <w:sz w:val="10"/>
-                <w:szCs w:val="10"/>
-                <w:lang w:val="en-US"/>
-              </w:rPr>
-              <w:t>TableCell</w:t>
-            </w:r>
-            <w:proofErr w:type="spellEnd"/>
-            <w:r>
-              <w:rPr>
-                <w:rFonts w:cstheme="minorHAnsi"/>
-                <w:sz w:val="10"/>
-                <w:szCs w:val="10"/>
-                <w:lang w:val="en-US"/>
-              </w:rPr>
-              <w:t>&gt;</w:t>
-            </w:r>
-          </w:p>
-          <w:p>
-            <w:pPr>
-              <w:rPr>
-                <w:rFonts w:cstheme="minorHAnsi"/>
-                <w:sz w:val="10"/>
-                <w:szCs w:val="10"/>
-                <w:lang w:val="en-US"/>
-              </w:rPr>
-            </w:pPr>
-            <w:r>
-              <w:rPr>
-                <w:rFonts w:cstheme="minorHAnsi"/>
-                <w:sz w:val="10"/>
-                <w:szCs w:val="10"/>
-                <w:lang w:val="en-US"/>
-              </w:rPr>
-              <w:t>                &lt;</w:t>
-            </w:r>
-            <w:proofErr w:type="spellStart"/>
-            <w:r>
-              <w:rPr>
-                <w:rFonts w:cstheme="minorHAnsi"/>
-                <w:sz w:val="10"/>
-                <w:szCs w:val="10"/>
-                <w:lang w:val="en-US"/>
-              </w:rPr>
-              <w:t>TableCell</w:t>
-            </w:r>
-            <w:proofErr w:type="spellEnd"/>
-            <w:r>
-              <w:rPr>
-                <w:rFonts w:cstheme="minorHAnsi"/>
-                <w:sz w:val="10"/>
-                <w:szCs w:val="10"/>
-                <w:lang w:val="en-US"/>
-              </w:rPr>
-              <w:t>&gt;{</w:t>
-            </w:r>
-            <w:proofErr w:type="spellStart"/>
-            <w:r>
-              <w:rPr>
-                <w:rFonts w:cstheme="minorHAnsi"/>
-                <w:sz w:val="10"/>
-                <w:szCs w:val="10"/>
-                <w:lang w:val="en-US"/>
-              </w:rPr>
-              <w:t>user.city</w:t>
-            </w:r>
-            <w:proofErr w:type="spellEnd"/>
-            <w:r>
-              <w:rPr>
-                <w:rFonts w:cstheme="minorHAnsi"/>
-                <w:sz w:val="10"/>
-                <w:szCs w:val="10"/>
-                <w:lang w:val="en-US"/>
-              </w:rPr>
-              <w:t>}&lt;/</w:t>
-            </w:r>
-            <w:proofErr w:type="spellStart"/>
-            <w:r>
-              <w:rPr>
-                <w:rFonts w:cstheme="minorHAnsi"/>
-                <w:sz w:val="10"/>
-                <w:szCs w:val="10"/>
-                <w:lang w:val="en-US"/>
-              </w:rPr>
-              <w:t>TableCell</w:t>
-            </w:r>
-            <w:proofErr w:type="spellEnd"/>
-            <w:r>
-              <w:rPr>
-                <w:rFonts w:cstheme="minorHAnsi"/>
-                <w:sz w:val="10"/>
-                <w:szCs w:val="10"/>
-                <w:lang w:val="en-US"/>
-              </w:rPr>
-              <w:t>&gt;</w:t>
-            </w:r>
-          </w:p>
-          <w:p>
-            <w:pPr>
-              <w:rPr>
-                <w:rFonts w:cstheme="minorHAnsi"/>
-                <w:sz w:val="10"/>
-                <w:szCs w:val="10"/>
-                <w:lang w:val="en-US"/>
-              </w:rPr>
-            </w:pPr>
-            <w:r>
-              <w:rPr>
-                <w:rFonts w:cstheme="minorHAnsi"/>
-                <w:sz w:val="10"/>
-                <w:szCs w:val="10"/>
-                <w:lang w:val="en-US"/>
-              </w:rPr>
-              <w:t>              &lt;/</w:t>
-            </w:r>
-            <w:proofErr w:type="spellStart"/>
-            <w:r>
-              <w:rPr>
-                <w:rFonts w:cstheme="minorHAnsi"/>
-                <w:sz w:val="10"/>
-                <w:szCs w:val="10"/>
-                <w:lang w:val="en-US"/>
-              </w:rPr>
-              <w:t>TableRow</w:t>
-            </w:r>
-            <w:proofErr w:type="spellEnd"/>
-            <w:r>
-              <w:rPr>
-                <w:rFonts w:cstheme="minorHAnsi"/>
-                <w:sz w:val="10"/>
-                <w:szCs w:val="10"/>
-                <w:lang w:val="en-US"/>
-              </w:rPr>
-              <w:t>&gt;</w:t>
-            </w:r>
-          </w:p>
-          <w:p>
-            <w:pPr>
-              <w:rPr>
-                <w:rFonts w:cstheme="minorHAnsi"/>
-                <w:sz w:val="10"/>
-                <w:szCs w:val="10"/>
-                <w:lang w:val="en-US"/>
-              </w:rPr>
-            </w:pPr>
-            <w:r>
-              <w:rPr>
-                <w:rFonts w:cstheme="minorHAnsi"/>
-                <w:sz w:val="10"/>
-                <w:szCs w:val="10"/>
-                <w:lang w:val="en-US"/>
-              </w:rPr>
-              <w:t>            ))}</w:t>
-            </w:r>
-          </w:p>
-          <w:p>
-            <w:pPr>
-              <w:rPr>
-                <w:rFonts w:cstheme="minorHAnsi"/>
-                <w:sz w:val="10"/>
-                <w:szCs w:val="10"/>
-                <w:lang w:val="en-US"/>
-              </w:rPr>
-            </w:pPr>
-            <w:r>
-              <w:rPr>
-                <w:rFonts w:cstheme="minorHAnsi"/>
-                <w:sz w:val="10"/>
-                <w:szCs w:val="10"/>
-                <w:lang w:val="en-US"/>
-              </w:rPr>
-              <w:t>          &lt;/</w:t>
-            </w:r>
-            <w:proofErr w:type="spellStart"/>
-            <w:r>
-              <w:rPr>
-                <w:rFonts w:cstheme="minorHAnsi"/>
-                <w:sz w:val="10"/>
-                <w:szCs w:val="10"/>
-                <w:lang w:val="en-US"/>
-              </w:rPr>
-              <w:t>TableBody</w:t>
-            </w:r>
-            <w:proofErr w:type="spellEnd"/>
-            <w:r>
-              <w:rPr>
-                <w:rFonts w:cstheme="minorHAnsi"/>
-                <w:sz w:val="10"/>
-                <w:szCs w:val="10"/>
-                <w:lang w:val="en-US"/>
-              </w:rPr>
-              <w:t>&gt;</w:t>
-            </w:r>
-          </w:p>
-          <w:p>
-            <w:pPr>
-              <w:rPr>
-                <w:rFonts w:cstheme="minorHAnsi"/>
-                <w:sz w:val="10"/>
-                <w:szCs w:val="10"/>
-                <w:lang w:val="en-US"/>
-              </w:rPr>
-            </w:pPr>
-            <w:r>
-              <w:rPr>
-                <w:rFonts w:cstheme="minorHAnsi"/>
-                <w:sz w:val="10"/>
-                <w:szCs w:val="10"/>
-                <w:lang w:val="en-US"/>
-              </w:rPr>
-              <w:t>        &lt;/Table&gt;</w:t>
-            </w:r>
-          </w:p>
-          <w:p>
-            <w:pPr>
-              <w:rPr>
-                <w:rFonts w:cstheme="minorHAnsi"/>
-                <w:sz w:val="10"/>
-                <w:szCs w:val="10"/>
-                <w:lang w:val="en-US"/>
-              </w:rPr>
-            </w:pPr>
-            <w:r>
-              <w:rPr>
-                <w:rFonts w:cstheme="minorHAnsi"/>
-                <w:sz w:val="10"/>
-                <w:szCs w:val="10"/>
-                <w:lang w:val="en-US"/>
-              </w:rPr>
-              <w:t>      &lt;/</w:t>
-            </w:r>
-            <w:proofErr w:type="spellStart"/>
-            <w:r>
-              <w:rPr>
-                <w:rFonts w:cstheme="minorHAnsi"/>
-                <w:sz w:val="10"/>
-                <w:szCs w:val="10"/>
-                <w:lang w:val="en-US"/>
-              </w:rPr>
-              <w:t>TableContainer</w:t>
-            </w:r>
-            <w:proofErr w:type="spellEnd"/>
-            <w:r>
-              <w:rPr>
-                <w:rFonts w:cstheme="minorHAnsi"/>
-                <w:sz w:val="10"/>
-                <w:szCs w:val="10"/>
-                <w:lang w:val="en-US"/>
-              </w:rPr>
-              <w:t>&gt;</w:t>
-            </w:r>
-          </w:p>
-          <w:p>
-            <w:pPr>
-              <w:rPr>
-                <w:rFonts w:cstheme="minorHAnsi"/>
-                <w:sz w:val="10"/>
-                <w:szCs w:val="10"/>
-                <w:lang w:val="en-US"/>
-              </w:rPr>
-            </w:pPr>
-            <w:r>
-              <w:rPr>
-                <w:rFonts w:cstheme="minorHAnsi"/>
-                <w:sz w:val="10"/>
-                <w:szCs w:val="10"/>
-                <w:lang w:val="en-US"/>
-              </w:rPr>
-              <w:t>    &lt;/div&gt;</w:t>
-            </w:r>
-          </w:p>
-          <w:p>
-            <w:pPr>
-              <w:rPr>
-                <w:rFonts w:cstheme="minorHAnsi"/>
-                <w:sz w:val="10"/>
-                <w:szCs w:val="10"/>
-              </w:rPr>
-            </w:pPr>
-            <w:r>
-              <w:rPr>
-                <w:rFonts w:cstheme="minorHAnsi"/>
-                <w:sz w:val="10"/>
-                <w:szCs w:val="10"/>
-                <w:lang w:val="en-US"/>
-              </w:rPr>
-              <w:t xml:space="preserve">  </w:t>
-            </w:r>
-            <w:r>
-              <w:rPr>
-                <w:rFonts w:cstheme="minorHAnsi"/>
-                <w:sz w:val="10"/>
-                <w:szCs w:val="10"/>
-              </w:rPr>
-              <w:t>);</w:t>
-            </w:r>
-          </w:p>
-          <w:p>
-            <w:pPr>
-              <w:rPr>
-                <w:rFonts w:cstheme="minorHAnsi"/>
-                <w:sz w:val="10"/>
-                <w:szCs w:val="10"/>
-              </w:rPr>
-            </w:pPr>
-            <w:r>
-              <w:rPr>
-                <w:rFonts w:cstheme="minorHAnsi"/>
-                <w:sz w:val="10"/>
-                <w:szCs w:val="10"/>
-              </w:rPr>
               <w:t>}</w:t>
             </w:r>
           </w:p>
@@ -5276,22 +7450,25 @@
                 <w:rFonts w:cstheme="minorHAnsi"/>
                 <w:sz w:val="10"/>
                 <w:szCs w:val="10"/>
-              </w:rPr>
-            </w:pPr>
-          </w:p>
-          <w:p>
-            <w:pPr>
-              <w:rPr>
-                <w:rFonts w:cstheme="minorHAnsi"/>
-                <w:sz w:val="10"/>
-                <w:szCs w:val="10"/>
-              </w:rPr>
-            </w:pPr>
-            <w:r>
-              <w:rPr>
-                <w:rFonts w:cstheme="minorHAnsi"/>
-                <w:sz w:val="10"/>
-                <w:szCs w:val="10"/>
+                <w:lang w:val="en-US"/>
+              </w:rPr>
+            </w:pPr>
+          </w:p>
+          <w:p>
+            <w:pPr>
+              <w:rPr>
+                <w:rFonts w:cstheme="minorHAnsi"/>
+                <w:sz w:val="10"/>
+                <w:szCs w:val="10"/>
+                <w:lang w:val="en-US"/>
+              </w:rPr>
+            </w:pPr>
+            <w:r>
+              <w:rPr>
+                <w:rFonts w:cstheme="minorHAnsi"/>
+                <w:sz w:val="10"/>
+                <w:szCs w:val="10"/>
+                <w:lang w:val="en-US"/>
               </w:rPr>
               <w:t>export default App;</w:t>
             </w:r>
@@ -5627,40 +7804,25 @@
                 <w:rFonts w:cstheme="minorHAnsi"/>
                 <w:sz w:val="10"/>
                 <w:szCs w:val="10"/>
-              </w:rPr>
-            </w:pPr>
-            <w:r>
-              <w:rPr>
-                <w:rFonts w:cstheme="minorHAnsi"/>
-                <w:sz w:val="10"/>
-                <w:szCs w:val="10"/>
-              </w:rPr>
-              <w:t xml:space="preserve">} </w:t>
-            </w:r>
-            <w:proofErr w:type="spellStart"/>
-            <w:r>
-              <w:rPr>
-                <w:rFonts w:cstheme="minorHAnsi"/>
-                <w:sz w:val="10"/>
-                <w:szCs w:val="10"/>
-              </w:rPr>
-              <w:t>from</w:t>
-            </w:r>
-            <w:proofErr w:type="spellEnd"/>
-            <w:r>
-              <w:rPr>
-                <w:rFonts w:cstheme="minorHAnsi"/>
-                <w:sz w:val="10"/>
-                <w:szCs w:val="10"/>
-              </w:rPr>
-              <w:t xml:space="preserve"> "@</w:t>
-            </w:r>
-            <w:proofErr w:type="spellStart"/>
-            <w:r>
-              <w:rPr>
-                <w:rFonts w:cstheme="minorHAnsi"/>
-                <w:sz w:val="10"/>
-                <w:szCs w:val="10"/>
+                <w:lang w:val="en-US"/>
+              </w:rPr>
+            </w:pPr>
+            <w:r>
+              <w:rPr>
+                <w:rFonts w:cstheme="minorHAnsi"/>
+                <w:sz w:val="10"/>
+                <w:szCs w:val="10"/>
+                <w:lang w:val="en-US"/>
+              </w:rPr>
+              <w:t>} from "@</w:t>
+            </w:r>
+            <w:proofErr w:type="spellStart"/>
+            <w:r>
+              <w:rPr>
+                <w:rFonts w:cstheme="minorHAnsi"/>
+                <w:sz w:val="10"/>
+                <w:szCs w:val="10"/>
+                <w:lang w:val="en-US"/>
               </w:rPr>
               <w:t>mui</w:t>
             </w:r>
@@ -5670,26 +7832,9 @@
                 <w:rFonts w:cstheme="minorHAnsi"/>
                 <w:sz w:val="10"/>
                 <w:szCs w:val="10"/>
-              </w:rPr>
-              <w:t>/</w:t>
-            </w:r>
-            <w:proofErr w:type="spellStart"/>
-            <w:r>
-              <w:rPr>
-                <w:rFonts w:cstheme="minorHAnsi"/>
-                <w:sz w:val="10"/>
-                <w:szCs w:val="10"/>
-              </w:rPr>
-              <w:t>material</w:t>
-            </w:r>
-            <w:proofErr w:type="spellEnd"/>
-            <w:r>
-              <w:rPr>
-                <w:rFonts w:cstheme="minorHAnsi"/>
-                <w:sz w:val="10"/>
-                <w:szCs w:val="10"/>
-              </w:rPr>
-              <w:t>";</w:t>
+                <w:lang w:val="en-US"/>
+              </w:rPr>
+              <w:t>/material";</w:t>
             </w:r>
           </w:p>
           <w:p>
@@ -6035,58 +8180,34 @@
                 <w:rFonts w:cstheme="minorHAnsi"/>
                 <w:sz w:val="10"/>
                 <w:szCs w:val="10"/>
-              </w:rPr>
-            </w:pPr>
-            <w:r>
-              <w:rPr>
-                <w:rFonts w:cstheme="minorHAnsi"/>
-                <w:sz w:val="10"/>
-                <w:szCs w:val="10"/>
-                <w:lang w:val="en-US"/>
-              </w:rPr>
-              <w:t xml:space="preserve">  </w:t>
-            </w:r>
-            <w:r>
-              <w:rPr>
-                <w:rFonts w:cstheme="minorHAnsi"/>
-                <w:sz w:val="10"/>
-                <w:szCs w:val="10"/>
-              </w:rPr>
-              <w:t xml:space="preserve">// </w:t>
-            </w:r>
-            <w:proofErr w:type="spellStart"/>
-            <w:r>
-              <w:rPr>
-                <w:rFonts w:cstheme="minorHAnsi"/>
-                <w:sz w:val="10"/>
-                <w:szCs w:val="10"/>
-              </w:rPr>
-              <w:t>Search</w:t>
-            </w:r>
-            <w:proofErr w:type="spellEnd"/>
-            <w:r>
-              <w:rPr>
-                <w:rFonts w:cstheme="minorHAnsi"/>
-                <w:sz w:val="10"/>
-                <w:szCs w:val="10"/>
-              </w:rPr>
-              <w:t xml:space="preserve"> by Name</w:t>
-            </w:r>
-          </w:p>
-          <w:p>
-            <w:pPr>
-              <w:rPr>
-                <w:rFonts w:cstheme="minorHAnsi"/>
-                <w:sz w:val="10"/>
-                <w:szCs w:val="10"/>
-                <w:lang w:val="en-US"/>
-              </w:rPr>
-            </w:pPr>
-            <w:r>
-              <w:rPr>
-                <w:rFonts w:cstheme="minorHAnsi"/>
-                <w:sz w:val="10"/>
-                <w:szCs w:val="10"/>
+                <w:lang w:val="en-US"/>
+              </w:rPr>
+            </w:pPr>
+            <w:r>
+              <w:rPr>
+                <w:rFonts w:cstheme="minorHAnsi"/>
+                <w:sz w:val="10"/>
+                <w:szCs w:val="10"/>
+                <w:lang w:val="en-US"/>
+              </w:rPr>
+              <w:t>  // Search by Name</w:t>
+            </w:r>
+          </w:p>
+          <w:p>
+            <w:pPr>
+              <w:rPr>
+                <w:rFonts w:cstheme="minorHAnsi"/>
+                <w:sz w:val="10"/>
+                <w:szCs w:val="10"/>
+                <w:lang w:val="en-US"/>
+              </w:rPr>
+            </w:pPr>
+            <w:r>
+              <w:rPr>
+                <w:rFonts w:cstheme="minorHAnsi"/>
+                <w:sz w:val="10"/>
+                <w:szCs w:val="10"/>
+                <w:lang w:val="en-US"/>
               </w:rPr>
               <w:t xml:space="preserve">  </w:t>
             </w:r>
